--- a/public/service-contract-shell.docx
+++ b/public/service-contract-shell.docx
@@ -21,195 +21,1304 @@
     </w:p>
     <w:p>
       <w:pPr>
+        <w:spacing w:after="60" w:line="240" w:lineRule="auto"/>
+        <w:jc w:val="center"/>
+      </w:pPr>
+    </w:p>
+    <w:p>
+      <w:pPr>
+        <w:spacing w:after="60" w:line="240" w:lineRule="auto"/>
+        <w:jc w:val="both"/>
+      </w:pPr>
+      <w:proofErr w:type="spellStart"/>
+      <w:r>
+        <w:t>Në</w:t>
+      </w:r>
+      <w:proofErr w:type="spellEnd"/>
+      <w:r>
+        <w:t xml:space="preserve"> </w:t>
+      </w:r>
+      <w:proofErr w:type="spellStart"/>
+      <w:r>
+        <w:t>bazë</w:t>
+      </w:r>
+      <w:proofErr w:type="spellEnd"/>
+      <w:r>
+        <w:t xml:space="preserve"> </w:t>
+      </w:r>
+      <w:proofErr w:type="spellStart"/>
+      <w:r>
+        <w:t>të</w:t>
+      </w:r>
+      <w:proofErr w:type="spellEnd"/>
+      <w:r>
+        <w:t xml:space="preserve"> </w:t>
+      </w:r>
+      <w:proofErr w:type="spellStart"/>
+      <w:r>
+        <w:t>nenit</w:t>
+      </w:r>
+      <w:proofErr w:type="spellEnd"/>
+      <w:r>
+        <w:t xml:space="preserve"> 615 </w:t>
+      </w:r>
+      <w:proofErr w:type="spellStart"/>
+      <w:r>
+        <w:t>të</w:t>
+      </w:r>
+      <w:proofErr w:type="spellEnd"/>
+      <w:r>
+        <w:t xml:space="preserve"> </w:t>
+      </w:r>
+      <w:proofErr w:type="spellStart"/>
+      <w:r>
+        <w:t>Ligjit</w:t>
+      </w:r>
+      <w:proofErr w:type="spellEnd"/>
+      <w:r>
+        <w:t xml:space="preserve"> Nr. 04/L-077 </w:t>
+      </w:r>
+      <w:proofErr w:type="spellStart"/>
+      <w:r>
+        <w:t>Për</w:t>
+      </w:r>
+      <w:proofErr w:type="spellEnd"/>
+      <w:r>
+        <w:t xml:space="preserve"> </w:t>
+      </w:r>
+      <w:proofErr w:type="spellStart"/>
+      <w:r>
+        <w:t>Marrëdhëniet</w:t>
+      </w:r>
+      <w:proofErr w:type="spellEnd"/>
+      <w:r>
+        <w:t xml:space="preserve"> e </w:t>
+      </w:r>
+      <w:proofErr w:type="spellStart"/>
+      <w:r>
+        <w:t>Detyrimeve</w:t>
+      </w:r>
+      <w:proofErr w:type="spellEnd"/>
+      <w:r>
+        <w:t xml:space="preserve">, me </w:t>
+      </w:r>
+      <w:proofErr w:type="spellStart"/>
+      <w:r>
+        <w:t>datë</w:t>
+      </w:r>
+      <w:proofErr w:type="spellEnd"/>
+      <w:r>
+        <w:t xml:space="preserve"> {{</w:t>
+      </w:r>
+      <w:proofErr w:type="spellStart"/>
+      <w:r>
+        <w:t>contract_date</w:t>
+      </w:r>
+      <w:proofErr w:type="spellEnd"/>
+      <w:r>
+        <w:t xml:space="preserve">}}, </w:t>
+      </w:r>
+      <w:proofErr w:type="spellStart"/>
+      <w:r>
+        <w:t>lidhet</w:t>
+      </w:r>
+      <w:proofErr w:type="spellEnd"/>
+      <w:r>
+        <w:t xml:space="preserve"> </w:t>
+      </w:r>
+      <w:proofErr w:type="spellStart"/>
+      <w:r>
+        <w:t>kjo</w:t>
+      </w:r>
+      <w:proofErr w:type="spellEnd"/>
+      <w:r>
+        <w:t xml:space="preserve"> </w:t>
+      </w:r>
+      <w:proofErr w:type="spellStart"/>
+      <w:r>
+        <w:t>kontratë</w:t>
+      </w:r>
+      <w:proofErr w:type="spellEnd"/>
+      <w:r>
+        <w:t xml:space="preserve"> </w:t>
+      </w:r>
+      <w:proofErr w:type="spellStart"/>
+      <w:r>
+        <w:t>ndërmjet</w:t>
+      </w:r>
+      <w:proofErr w:type="spellEnd"/>
+      <w:r>
+        <w:t xml:space="preserve"> </w:t>
+      </w:r>
+      <w:proofErr w:type="spellStart"/>
+      <w:r>
+        <w:t>palëve</w:t>
+      </w:r>
+      <w:proofErr w:type="spellEnd"/>
+      <w:r>
+        <w:t xml:space="preserve"> </w:t>
+      </w:r>
+      <w:proofErr w:type="spellStart"/>
+      <w:r>
+        <w:t>vijuese</w:t>
+      </w:r>
+      <w:proofErr w:type="spellEnd"/>
+      <w:r>
+        <w:t>:</w:t>
+      </w:r>
+    </w:p>
+    <w:p>
+      <w:pPr>
+        <w:spacing w:after="60" w:line="240" w:lineRule="auto"/>
+        <w:jc w:val="both"/>
+      </w:pPr>
+    </w:p>
+    <w:p>
+      <w:pPr>
+        <w:spacing w:after="60" w:line="240" w:lineRule="auto"/>
+        <w:jc w:val="both"/>
+        <w:rPr>
+          <w:highlight w:val="white"/>
+        </w:rPr>
+      </w:pPr>
+      <w:r>
+        <w:rPr>
+          <w:b/>
+          <w:bCs/>
+        </w:rPr>
+        <w:t>A: EWWWOLUTION L.L.C.,</w:t>
+      </w:r>
+      <w:r>
+        <w:t xml:space="preserve"> me </w:t>
+      </w:r>
+      <w:proofErr w:type="spellStart"/>
+      <w:r>
+        <w:t>emër</w:t>
+      </w:r>
+      <w:proofErr w:type="spellEnd"/>
+      <w:r>
+        <w:t xml:space="preserve"> </w:t>
+      </w:r>
+      <w:proofErr w:type="spellStart"/>
+      <w:r>
+        <w:t>tregtar</w:t>
+      </w:r>
+      <w:proofErr w:type="spellEnd"/>
+      <w:r>
+        <w:t xml:space="preserve">: </w:t>
+      </w:r>
+      <w:r>
+        <w:rPr>
+          <w:b/>
+          <w:bCs/>
+          <w:highlight w:val="white"/>
+        </w:rPr>
+        <w:t>NACEW</w:t>
+      </w:r>
+      <w:r>
+        <w:rPr>
+          <w:highlight w:val="white"/>
+        </w:rPr>
+        <w:t xml:space="preserve"> </w:t>
+      </w:r>
+      <w:proofErr w:type="spellStart"/>
+      <w:r>
+        <w:rPr>
+          <w:b/>
+          <w:bCs/>
+          <w:highlight w:val="white"/>
+        </w:rPr>
+        <w:t>inc</w:t>
+      </w:r>
+      <w:proofErr w:type="spellEnd"/>
+      <w:r>
+        <w:rPr>
+          <w:highlight w:val="white"/>
+        </w:rPr>
+        <w:t xml:space="preserve">, me NUI: </w:t>
+      </w:r>
+      <w:r>
+        <w:rPr>
+          <w:b/>
+          <w:bCs/>
+          <w:highlight w:val="white"/>
+        </w:rPr>
+        <w:t>811360081</w:t>
+      </w:r>
+      <w:r>
+        <w:rPr>
+          <w:highlight w:val="white"/>
+        </w:rPr>
+        <w:t xml:space="preserve">, me </w:t>
+      </w:r>
+      <w:proofErr w:type="spellStart"/>
+      <w:r>
+        <w:rPr>
+          <w:highlight w:val="white"/>
+        </w:rPr>
+        <w:t>adresë</w:t>
+      </w:r>
+      <w:proofErr w:type="spellEnd"/>
+      <w:r>
+        <w:rPr>
+          <w:highlight w:val="white"/>
+        </w:rPr>
+        <w:t xml:space="preserve">: </w:t>
+      </w:r>
+      <w:proofErr w:type="spellStart"/>
+      <w:r>
+        <w:rPr>
+          <w:highlight w:val="white"/>
+        </w:rPr>
+        <w:t>Rruga</w:t>
+      </w:r>
+      <w:proofErr w:type="spellEnd"/>
+      <w:r>
+        <w:rPr>
+          <w:highlight w:val="white"/>
+        </w:rPr>
+        <w:t xml:space="preserve"> </w:t>
+      </w:r>
+      <w:proofErr w:type="spellStart"/>
+      <w:r>
+        <w:rPr>
+          <w:highlight w:val="white"/>
+        </w:rPr>
+        <w:t>Mërgimtarë</w:t>
+      </w:r>
+      <w:proofErr w:type="spellEnd"/>
+      <w:r>
+        <w:rPr>
+          <w:highlight w:val="white"/>
+        </w:rPr>
+        <w:t xml:space="preserve"> e </w:t>
+      </w:r>
+      <w:proofErr w:type="spellStart"/>
+      <w:r>
+        <w:rPr>
+          <w:highlight w:val="white"/>
+        </w:rPr>
+        <w:t>Gjilanit</w:t>
+      </w:r>
+      <w:proofErr w:type="spellEnd"/>
+      <w:r>
+        <w:rPr>
+          <w:highlight w:val="white"/>
+        </w:rPr>
+        <w:t xml:space="preserve"> 59, </w:t>
+      </w:r>
+      <w:proofErr w:type="spellStart"/>
+      <w:r>
+        <w:rPr>
+          <w:highlight w:val="white"/>
+        </w:rPr>
+        <w:t>Gjilan</w:t>
+      </w:r>
+      <w:proofErr w:type="spellEnd"/>
+      <w:r>
+        <w:rPr>
+          <w:highlight w:val="white"/>
+        </w:rPr>
+        <w:t xml:space="preserve"> 60000, </w:t>
+      </w:r>
+      <w:proofErr w:type="spellStart"/>
+      <w:r>
+        <w:rPr>
+          <w:highlight w:val="white"/>
+        </w:rPr>
+        <w:t>përfaqësuar</w:t>
+      </w:r>
+      <w:proofErr w:type="spellEnd"/>
+      <w:r>
+        <w:rPr>
+          <w:highlight w:val="white"/>
+        </w:rPr>
+        <w:t xml:space="preserve"> </w:t>
+      </w:r>
+      <w:proofErr w:type="spellStart"/>
+      <w:r>
+        <w:rPr>
+          <w:highlight w:val="white"/>
+        </w:rPr>
+        <w:t>nga</w:t>
+      </w:r>
+      <w:proofErr w:type="spellEnd"/>
+      <w:r>
+        <w:rPr>
+          <w:highlight w:val="white"/>
+        </w:rPr>
+        <w:t xml:space="preserve"> Albert Salihu </w:t>
+      </w:r>
+      <w:proofErr w:type="gramStart"/>
+      <w:r>
+        <w:rPr>
+          <w:highlight w:val="white"/>
+        </w:rPr>
+        <w:t xml:space="preserve">-  </w:t>
+      </w:r>
+      <w:proofErr w:type="spellStart"/>
+      <w:r>
+        <w:rPr>
+          <w:highlight w:val="white"/>
+        </w:rPr>
+        <w:t>Drejtor</w:t>
+      </w:r>
+      <w:proofErr w:type="spellEnd"/>
+      <w:proofErr w:type="gramEnd"/>
+      <w:r>
+        <w:rPr>
+          <w:highlight w:val="white"/>
+        </w:rPr>
+        <w:t xml:space="preserve"> (</w:t>
+      </w:r>
+      <w:proofErr w:type="spellStart"/>
+      <w:r>
+        <w:rPr>
+          <w:highlight w:val="white"/>
+        </w:rPr>
+        <w:t>në</w:t>
+      </w:r>
+      <w:proofErr w:type="spellEnd"/>
+      <w:r>
+        <w:rPr>
+          <w:highlight w:val="white"/>
+        </w:rPr>
+        <w:t xml:space="preserve"> </w:t>
+      </w:r>
+      <w:proofErr w:type="spellStart"/>
+      <w:r>
+        <w:rPr>
+          <w:highlight w:val="white"/>
+        </w:rPr>
+        <w:t>tekstin</w:t>
+      </w:r>
+      <w:proofErr w:type="spellEnd"/>
+      <w:r>
+        <w:rPr>
+          <w:highlight w:val="white"/>
+        </w:rPr>
+        <w:t xml:space="preserve"> e </w:t>
+      </w:r>
+      <w:proofErr w:type="spellStart"/>
+      <w:r>
+        <w:rPr>
+          <w:highlight w:val="white"/>
+        </w:rPr>
+        <w:t>mëtejmë</w:t>
+      </w:r>
+      <w:proofErr w:type="spellEnd"/>
+      <w:r>
+        <w:rPr>
+          <w:highlight w:val="white"/>
+        </w:rPr>
+        <w:t xml:space="preserve"> </w:t>
+      </w:r>
+      <w:proofErr w:type="spellStart"/>
+      <w:r>
+        <w:rPr>
+          <w:highlight w:val="white"/>
+        </w:rPr>
+        <w:t>referuar</w:t>
+      </w:r>
+      <w:proofErr w:type="spellEnd"/>
+      <w:r>
+        <w:rPr>
+          <w:highlight w:val="white"/>
+        </w:rPr>
+        <w:t xml:space="preserve"> </w:t>
+      </w:r>
+      <w:proofErr w:type="spellStart"/>
+      <w:r>
+        <w:rPr>
+          <w:highlight w:val="white"/>
+        </w:rPr>
+        <w:t>si</w:t>
+      </w:r>
+      <w:proofErr w:type="spellEnd"/>
+      <w:r>
+        <w:rPr>
+          <w:highlight w:val="white"/>
+        </w:rPr>
+        <w:t xml:space="preserve">: </w:t>
+      </w:r>
+      <w:proofErr w:type="spellStart"/>
+      <w:r>
+        <w:rPr>
+          <w:highlight w:val="white"/>
+        </w:rPr>
+        <w:t>Klienti</w:t>
+      </w:r>
+      <w:proofErr w:type="spellEnd"/>
+      <w:r>
+        <w:rPr>
+          <w:highlight w:val="white"/>
+        </w:rPr>
+        <w:t xml:space="preserve">) </w:t>
+      </w:r>
+      <w:proofErr w:type="spellStart"/>
+      <w:r>
+        <w:rPr>
+          <w:highlight w:val="white"/>
+        </w:rPr>
+        <w:t>në</w:t>
+      </w:r>
+      <w:proofErr w:type="spellEnd"/>
+      <w:r>
+        <w:rPr>
+          <w:highlight w:val="white"/>
+        </w:rPr>
+        <w:t xml:space="preserve"> </w:t>
+      </w:r>
+      <w:proofErr w:type="spellStart"/>
+      <w:r>
+        <w:rPr>
+          <w:highlight w:val="white"/>
+        </w:rPr>
+        <w:t>njërën</w:t>
+      </w:r>
+      <w:proofErr w:type="spellEnd"/>
+      <w:r>
+        <w:rPr>
+          <w:highlight w:val="white"/>
+        </w:rPr>
+        <w:t xml:space="preserve"> </w:t>
+      </w:r>
+      <w:proofErr w:type="spellStart"/>
+      <w:r>
+        <w:rPr>
+          <w:highlight w:val="white"/>
+        </w:rPr>
+        <w:t>anë</w:t>
+      </w:r>
+      <w:proofErr w:type="spellEnd"/>
+    </w:p>
+    <w:p>
+      <w:pPr>
+        <w:spacing w:after="60" w:line="240" w:lineRule="auto"/>
+        <w:jc w:val="both"/>
+        <w:rPr>
+          <w:highlight w:val="white"/>
+        </w:rPr>
+      </w:pPr>
+      <w:proofErr w:type="spellStart"/>
+      <w:r>
+        <w:rPr>
+          <w:highlight w:val="white"/>
+        </w:rPr>
+        <w:t>Dhe</w:t>
+      </w:r>
+      <w:proofErr w:type="spellEnd"/>
+    </w:p>
+    <w:p>
+      <w:pPr>
+        <w:spacing w:after="60" w:line="240" w:lineRule="auto"/>
+        <w:jc w:val="both"/>
+        <w:rPr>
+          <w:highlight w:val="white"/>
+        </w:rPr>
+      </w:pPr>
+      <w:r>
+        <w:rPr>
+          <w:highlight w:val="white"/>
+        </w:rPr>
+        <w:t xml:space="preserve">B: </w:t>
+      </w:r>
+      <w:r>
+        <w:rPr>
+          <w:b/>
+          <w:bCs/>
+        </w:rPr>
+        <w:t>{{</w:t>
+      </w:r>
+      <w:proofErr w:type="spellStart"/>
+      <w:r>
+        <w:rPr>
+          <w:b/>
+          <w:bCs/>
+        </w:rPr>
+        <w:t>contractor_name</w:t>
+      </w:r>
+      <w:proofErr w:type="spellEnd"/>
+      <w:r>
+        <w:rPr>
+          <w:b/>
+          <w:bCs/>
+        </w:rPr>
+        <w:t>}},</w:t>
+      </w:r>
+      <w:r>
+        <w:rPr>
+          <w:highlight w:val="white"/>
+        </w:rPr>
+        <w:t xml:space="preserve"> me </w:t>
+      </w:r>
+      <w:proofErr w:type="spellStart"/>
+      <w:r>
+        <w:rPr>
+          <w:highlight w:val="white"/>
+        </w:rPr>
+        <w:t>numër</w:t>
+      </w:r>
+      <w:proofErr w:type="spellEnd"/>
+      <w:r>
+        <w:rPr>
+          <w:highlight w:val="white"/>
+        </w:rPr>
+        <w:t xml:space="preserve"> personal </w:t>
+      </w:r>
+      <w:proofErr w:type="spellStart"/>
+      <w:r>
+        <w:rPr>
+          <w:highlight w:val="white"/>
+        </w:rPr>
+        <w:t>të</w:t>
+      </w:r>
+      <w:proofErr w:type="spellEnd"/>
+      <w:r>
+        <w:rPr>
+          <w:highlight w:val="white"/>
+        </w:rPr>
+        <w:t xml:space="preserve"> </w:t>
+      </w:r>
+      <w:proofErr w:type="spellStart"/>
+      <w:r>
+        <w:rPr>
+          <w:highlight w:val="white"/>
+        </w:rPr>
+        <w:t>identifikimit</w:t>
+      </w:r>
+      <w:proofErr w:type="spellEnd"/>
+      <w:r>
+        <w:rPr>
+          <w:highlight w:val="white"/>
+        </w:rPr>
+        <w:t xml:space="preserve">: </w:t>
+      </w:r>
+      <w:r>
+        <w:rPr>
+          <w:b/>
+          <w:bCs/>
+        </w:rPr>
+        <w:t>{{</w:t>
+      </w:r>
+      <w:proofErr w:type="spellStart"/>
+      <w:r>
+        <w:rPr>
+          <w:b/>
+          <w:bCs/>
+        </w:rPr>
+        <w:t>personal_id</w:t>
+      </w:r>
+      <w:proofErr w:type="spellEnd"/>
+      <w:r>
+        <w:rPr>
+          <w:b/>
+          <w:bCs/>
+        </w:rPr>
+        <w:t>}}</w:t>
+      </w:r>
+      <w:r>
+        <w:rPr>
+          <w:highlight w:val="white"/>
+        </w:rPr>
+        <w:t xml:space="preserve"> (</w:t>
+      </w:r>
+      <w:proofErr w:type="spellStart"/>
+      <w:r>
+        <w:rPr>
+          <w:highlight w:val="white"/>
+        </w:rPr>
+        <w:t>Identifikuar</w:t>
+      </w:r>
+      <w:proofErr w:type="spellEnd"/>
+      <w:r>
+        <w:rPr>
+          <w:highlight w:val="white"/>
+        </w:rPr>
+        <w:t xml:space="preserve"> </w:t>
+      </w:r>
+      <w:proofErr w:type="spellStart"/>
+      <w:r>
+        <w:rPr>
+          <w:highlight w:val="white"/>
+        </w:rPr>
+        <w:t>sipas</w:t>
+      </w:r>
+      <w:proofErr w:type="spellEnd"/>
+      <w:r>
+        <w:rPr>
+          <w:highlight w:val="white"/>
+        </w:rPr>
+        <w:t xml:space="preserve"> </w:t>
+      </w:r>
+      <w:proofErr w:type="spellStart"/>
+      <w:r>
+        <w:rPr>
+          <w:highlight w:val="white"/>
+        </w:rPr>
+        <w:t>letërnjoftimit</w:t>
+      </w:r>
+      <w:proofErr w:type="spellEnd"/>
+      <w:r>
+        <w:rPr>
+          <w:highlight w:val="white"/>
+        </w:rPr>
+        <w:t xml:space="preserve"> </w:t>
+      </w:r>
+      <w:proofErr w:type="spellStart"/>
+      <w:r>
+        <w:rPr>
+          <w:highlight w:val="white"/>
+        </w:rPr>
+        <w:t>të</w:t>
+      </w:r>
+      <w:proofErr w:type="spellEnd"/>
+      <w:r>
+        <w:rPr>
+          <w:highlight w:val="white"/>
+        </w:rPr>
+        <w:t xml:space="preserve"> </w:t>
+      </w:r>
+      <w:proofErr w:type="spellStart"/>
+      <w:r>
+        <w:rPr>
+          <w:highlight w:val="white"/>
+        </w:rPr>
+        <w:t>lëshuar</w:t>
+      </w:r>
+      <w:proofErr w:type="spellEnd"/>
+      <w:r>
+        <w:rPr>
+          <w:highlight w:val="white"/>
+        </w:rPr>
+        <w:t xml:space="preserve"> </w:t>
+      </w:r>
+      <w:proofErr w:type="spellStart"/>
+      <w:r>
+        <w:rPr>
+          <w:highlight w:val="white"/>
+        </w:rPr>
+        <w:t>nga</w:t>
+      </w:r>
+      <w:proofErr w:type="spellEnd"/>
+      <w:r>
+        <w:rPr>
+          <w:highlight w:val="white"/>
+        </w:rPr>
+        <w:t xml:space="preserve"> MPB </w:t>
+      </w:r>
+      <w:proofErr w:type="spellStart"/>
+      <w:r>
+        <w:rPr>
+          <w:highlight w:val="white"/>
+        </w:rPr>
+        <w:t>të</w:t>
+      </w:r>
+      <w:proofErr w:type="spellEnd"/>
+      <w:r>
+        <w:rPr>
+          <w:highlight w:val="white"/>
+        </w:rPr>
+        <w:t xml:space="preserve"> </w:t>
+      </w:r>
+      <w:proofErr w:type="spellStart"/>
+      <w:r>
+        <w:rPr>
+          <w:highlight w:val="white"/>
+        </w:rPr>
+        <w:t>Kosovës</w:t>
+      </w:r>
+      <w:proofErr w:type="spellEnd"/>
+      <w:r>
+        <w:rPr>
+          <w:highlight w:val="white"/>
+        </w:rPr>
+        <w:t xml:space="preserve">), me </w:t>
+      </w:r>
+      <w:proofErr w:type="spellStart"/>
+      <w:r>
+        <w:rPr>
+          <w:highlight w:val="white"/>
+        </w:rPr>
+        <w:t>vendbanim</w:t>
+      </w:r>
+      <w:proofErr w:type="spellEnd"/>
+      <w:r>
+        <w:rPr>
+          <w:highlight w:val="white"/>
+        </w:rPr>
+        <w:t xml:space="preserve"> </w:t>
+      </w:r>
+      <w:proofErr w:type="spellStart"/>
+      <w:r>
+        <w:rPr>
+          <w:highlight w:val="white"/>
+        </w:rPr>
+        <w:t>në</w:t>
+      </w:r>
+      <w:proofErr w:type="spellEnd"/>
+      <w:r>
+        <w:rPr>
+          <w:highlight w:val="white"/>
+        </w:rPr>
+        <w:t xml:space="preserve"> </w:t>
+      </w:r>
+      <w:proofErr w:type="spellStart"/>
+      <w:r>
+        <w:rPr>
+          <w:highlight w:val="white"/>
+        </w:rPr>
+        <w:t>adresën</w:t>
+      </w:r>
+      <w:proofErr w:type="spellEnd"/>
+      <w:r>
+        <w:rPr>
+          <w:highlight w:val="white"/>
+        </w:rPr>
+        <w:t>: {{</w:t>
+      </w:r>
+      <w:proofErr w:type="spellStart"/>
+      <w:r>
+        <w:rPr>
+          <w:highlight w:val="white"/>
+        </w:rPr>
+        <w:t>street_address</w:t>
+      </w:r>
+      <w:proofErr w:type="spellEnd"/>
+      <w:r>
+        <w:rPr>
+          <w:highlight w:val="white"/>
+        </w:rPr>
+        <w:t xml:space="preserve">}}, {{municipality}}, </w:t>
+      </w:r>
+      <w:proofErr w:type="spellStart"/>
+      <w:r>
+        <w:rPr>
+          <w:highlight w:val="white"/>
+        </w:rPr>
+        <w:t>Kosovë</w:t>
+      </w:r>
+      <w:proofErr w:type="spellEnd"/>
+      <w:r>
+        <w:rPr>
+          <w:highlight w:val="white"/>
+        </w:rPr>
+        <w:t xml:space="preserve"> (</w:t>
+      </w:r>
+      <w:proofErr w:type="spellStart"/>
+      <w:r>
+        <w:rPr>
+          <w:highlight w:val="white"/>
+        </w:rPr>
+        <w:t>Në</w:t>
+      </w:r>
+      <w:proofErr w:type="spellEnd"/>
+      <w:r>
+        <w:rPr>
+          <w:highlight w:val="white"/>
+        </w:rPr>
+        <w:t xml:space="preserve"> </w:t>
+      </w:r>
+      <w:proofErr w:type="spellStart"/>
+      <w:r>
+        <w:rPr>
+          <w:highlight w:val="white"/>
+        </w:rPr>
+        <w:t>tekstin</w:t>
+      </w:r>
+      <w:proofErr w:type="spellEnd"/>
+      <w:r>
+        <w:rPr>
+          <w:highlight w:val="white"/>
+        </w:rPr>
+        <w:t xml:space="preserve"> e </w:t>
+      </w:r>
+      <w:proofErr w:type="spellStart"/>
+      <w:r>
+        <w:rPr>
+          <w:highlight w:val="white"/>
+        </w:rPr>
+        <w:t>mëtejmë</w:t>
+      </w:r>
+      <w:proofErr w:type="spellEnd"/>
+      <w:r>
+        <w:rPr>
+          <w:highlight w:val="white"/>
+        </w:rPr>
+        <w:t xml:space="preserve">: I </w:t>
+      </w:r>
+      <w:proofErr w:type="spellStart"/>
+      <w:r>
+        <w:rPr>
+          <w:highlight w:val="white"/>
+        </w:rPr>
+        <w:t>Kontraktuari</w:t>
+      </w:r>
+      <w:proofErr w:type="spellEnd"/>
+      <w:r>
+        <w:rPr>
+          <w:highlight w:val="white"/>
+        </w:rPr>
+        <w:t>/</w:t>
+      </w:r>
+      <w:proofErr w:type="spellStart"/>
+      <w:r>
+        <w:rPr>
+          <w:highlight w:val="white"/>
+        </w:rPr>
+        <w:t>ofruesi</w:t>
+      </w:r>
+      <w:proofErr w:type="spellEnd"/>
+      <w:r>
+        <w:rPr>
+          <w:highlight w:val="white"/>
+        </w:rPr>
+        <w:t xml:space="preserve"> </w:t>
+      </w:r>
+      <w:proofErr w:type="spellStart"/>
+      <w:r>
+        <w:rPr>
+          <w:highlight w:val="white"/>
+        </w:rPr>
+        <w:t>i</w:t>
+      </w:r>
+      <w:proofErr w:type="spellEnd"/>
+      <w:r>
+        <w:rPr>
+          <w:highlight w:val="white"/>
+        </w:rPr>
+        <w:t xml:space="preserve"> </w:t>
+      </w:r>
+      <w:proofErr w:type="spellStart"/>
+      <w:r>
+        <w:rPr>
+          <w:highlight w:val="white"/>
+        </w:rPr>
+        <w:t>shërbimeve</w:t>
+      </w:r>
+      <w:proofErr w:type="spellEnd"/>
+      <w:r>
+        <w:rPr>
+          <w:highlight w:val="white"/>
+        </w:rPr>
+        <w:t xml:space="preserve">), </w:t>
+      </w:r>
+      <w:proofErr w:type="spellStart"/>
+      <w:r>
+        <w:rPr>
+          <w:highlight w:val="white"/>
+        </w:rPr>
+        <w:t>në</w:t>
+      </w:r>
+      <w:proofErr w:type="spellEnd"/>
+      <w:r>
+        <w:rPr>
+          <w:highlight w:val="white"/>
+        </w:rPr>
+        <w:t xml:space="preserve"> </w:t>
+      </w:r>
+      <w:proofErr w:type="spellStart"/>
+      <w:r>
+        <w:rPr>
+          <w:highlight w:val="white"/>
+        </w:rPr>
+        <w:t>anën</w:t>
+      </w:r>
+      <w:proofErr w:type="spellEnd"/>
+      <w:r>
+        <w:rPr>
+          <w:highlight w:val="white"/>
+        </w:rPr>
+        <w:t xml:space="preserve"> </w:t>
+      </w:r>
+      <w:proofErr w:type="spellStart"/>
+      <w:r>
+        <w:rPr>
+          <w:highlight w:val="white"/>
+        </w:rPr>
+        <w:t>tjetër</w:t>
+      </w:r>
+      <w:proofErr w:type="spellEnd"/>
+      <w:r>
+        <w:rPr>
+          <w:highlight w:val="white"/>
+        </w:rPr>
+        <w:t>:</w:t>
+      </w:r>
+    </w:p>
+    <w:p>
+      <w:pPr>
+        <w:spacing w:after="60" w:line="254" w:lineRule="auto"/>
+        <w:rPr>
+          <w:b/>
+          <w:bCs/>
+        </w:rPr>
+      </w:pPr>
+      <w:proofErr w:type="spellStart"/>
+      <w:r>
+        <w:t>Tutje</w:t>
+      </w:r>
+      <w:proofErr w:type="spellEnd"/>
+      <w:r>
+        <w:t xml:space="preserve"> </w:t>
+      </w:r>
+      <w:proofErr w:type="spellStart"/>
+      <w:r>
+        <w:t>referuar</w:t>
+      </w:r>
+      <w:proofErr w:type="spellEnd"/>
+      <w:r>
+        <w:t xml:space="preserve"> </w:t>
+      </w:r>
+      <w:proofErr w:type="spellStart"/>
+      <w:r>
+        <w:t>si</w:t>
+      </w:r>
+      <w:proofErr w:type="spellEnd"/>
+      <w:r>
+        <w:t>: "</w:t>
+      </w:r>
+      <w:proofErr w:type="spellStart"/>
+      <w:r>
+        <w:t>Palët</w:t>
+      </w:r>
+      <w:proofErr w:type="spellEnd"/>
+      <w:r>
+        <w:t xml:space="preserve">", </w:t>
+      </w:r>
+      <w:proofErr w:type="spellStart"/>
+      <w:r>
+        <w:t>dekordohen</w:t>
+      </w:r>
+      <w:proofErr w:type="spellEnd"/>
+      <w:r>
+        <w:t xml:space="preserve"> </w:t>
+      </w:r>
+      <w:proofErr w:type="spellStart"/>
+      <w:r>
+        <w:t>si</w:t>
+      </w:r>
+      <w:proofErr w:type="spellEnd"/>
+      <w:r>
+        <w:t xml:space="preserve"> </w:t>
+      </w:r>
+      <w:proofErr w:type="spellStart"/>
+      <w:r>
+        <w:t>më</w:t>
+      </w:r>
+      <w:proofErr w:type="spellEnd"/>
+      <w:r>
+        <w:t xml:space="preserve"> </w:t>
+      </w:r>
+      <w:proofErr w:type="spellStart"/>
+      <w:r>
+        <w:t>poshtë</w:t>
+      </w:r>
+      <w:proofErr w:type="spellEnd"/>
+      <w:r>
+        <w:rPr>
+          <w:b/>
+          <w:bCs/>
+        </w:rPr>
+        <w:t>:</w:t>
+      </w:r>
+    </w:p>
+    <w:p>
+      <w:pPr>
+        <w:spacing w:after="60" w:line="240" w:lineRule="auto"/>
+        <w:jc w:val="center"/>
+      </w:pPr>
+    </w:p>
+    <w:p>
+      <w:pPr>
+        <w:spacing w:after="60" w:line="254" w:lineRule="auto"/>
+        <w:jc w:val="center"/>
+        <w:rPr>
+          <w:b/>
+          <w:bCs/>
+        </w:rPr>
+      </w:pPr>
+      <w:r>
+        <w:rPr>
+          <w:b/>
+          <w:bCs/>
+        </w:rPr>
+        <w:t>Neni 1</w:t>
+      </w:r>
+      <w:r>
+        <w:rPr>
+          <w:b/>
+          <w:bCs/>
+        </w:rPr>
+        <w:br/>
+      </w:r>
+      <w:proofErr w:type="spellStart"/>
+      <w:r>
+        <w:rPr>
+          <w:b/>
+          <w:bCs/>
+        </w:rPr>
+        <w:t>Lënda</w:t>
+      </w:r>
+      <w:proofErr w:type="spellEnd"/>
+      <w:r>
+        <w:rPr>
+          <w:b/>
+          <w:bCs/>
+        </w:rPr>
+        <w:t xml:space="preserve"> e </w:t>
+      </w:r>
+      <w:proofErr w:type="spellStart"/>
+      <w:r>
+        <w:rPr>
+          <w:b/>
+          <w:bCs/>
+        </w:rPr>
+        <w:t>kontratës</w:t>
+      </w:r>
+      <w:proofErr w:type="spellEnd"/>
+    </w:p>
+    <w:p>
+      <w:pPr>
+        <w:spacing w:after="60" w:line="240" w:lineRule="auto"/>
+        <w:jc w:val="center"/>
+      </w:pPr>
+    </w:p>
+    <w:p>
+      <w:pPr>
         <w:spacing w:after="60" w:line="254" w:lineRule="auto"/>
         <w:jc w:val="both"/>
-        <w:rPr>
-          <w:b/>
-          <w:bCs/>
-        </w:rPr>
-      </w:pPr>
+      </w:pPr>
+      <w:r>
+        <w:t xml:space="preserve">Me </w:t>
+      </w:r>
+      <w:proofErr w:type="spellStart"/>
+      <w:r>
+        <w:t>këtë</w:t>
+      </w:r>
+      <w:proofErr w:type="spellEnd"/>
+      <w:r>
+        <w:t xml:space="preserve"> </w:t>
+      </w:r>
+      <w:proofErr w:type="spellStart"/>
+      <w:r>
+        <w:t>kontratë</w:t>
+      </w:r>
+      <w:proofErr w:type="spellEnd"/>
+      <w:r>
+        <w:t xml:space="preserve"> </w:t>
+      </w:r>
+      <w:proofErr w:type="spellStart"/>
+      <w:r>
+        <w:t>Klienti</w:t>
+      </w:r>
+      <w:proofErr w:type="spellEnd"/>
+      <w:r>
+        <w:t xml:space="preserve"> </w:t>
+      </w:r>
+      <w:proofErr w:type="spellStart"/>
+      <w:r>
+        <w:t>angazhon</w:t>
+      </w:r>
+      <w:proofErr w:type="spellEnd"/>
+      <w:r>
+        <w:t xml:space="preserve"> </w:t>
+      </w:r>
+      <w:r>
+        <w:rPr>
+          <w:b/>
+          <w:bCs/>
+        </w:rPr>
+        <w:t>{{</w:t>
+      </w:r>
+      <w:proofErr w:type="spellStart"/>
+      <w:r>
+        <w:rPr>
+          <w:b/>
+          <w:bCs/>
+        </w:rPr>
+        <w:t>contractor_name</w:t>
+      </w:r>
+      <w:proofErr w:type="spellEnd"/>
+      <w:r>
+        <w:rPr>
+          <w:b/>
+          <w:bCs/>
+        </w:rPr>
+        <w:t>}}</w:t>
+      </w:r>
+      <w:r>
+        <w:t xml:space="preserve">, </w:t>
+      </w:r>
+      <w:proofErr w:type="spellStart"/>
+      <w:r>
+        <w:t>në</w:t>
+      </w:r>
+      <w:proofErr w:type="spellEnd"/>
+      <w:r>
+        <w:t xml:space="preserve"> </w:t>
+      </w:r>
+      <w:proofErr w:type="spellStart"/>
+      <w:r>
+        <w:t>cilësinë</w:t>
+      </w:r>
+      <w:proofErr w:type="spellEnd"/>
+      <w:r>
+        <w:t xml:space="preserve"> e </w:t>
+      </w:r>
+      <w:r>
+        <w:rPr>
+          <w:b/>
+          <w:bCs/>
+        </w:rPr>
+        <w:t>{{position}}</w:t>
+      </w:r>
+      <w:r>
+        <w:t xml:space="preserve"> (</w:t>
+      </w:r>
+      <w:proofErr w:type="spellStart"/>
+      <w:r>
+        <w:t>Kontraktor</w:t>
+      </w:r>
+      <w:proofErr w:type="spellEnd"/>
+      <w:r>
+        <w:t xml:space="preserve"> </w:t>
+      </w:r>
+      <w:proofErr w:type="spellStart"/>
+      <w:r>
+        <w:t>i</w:t>
+      </w:r>
+      <w:proofErr w:type="spellEnd"/>
+      <w:r>
+        <w:t xml:space="preserve"> </w:t>
+      </w:r>
+      <w:proofErr w:type="spellStart"/>
+      <w:r>
+        <w:t>Pavarur</w:t>
+      </w:r>
+      <w:proofErr w:type="spellEnd"/>
+      <w:r>
+        <w:t xml:space="preserve">), </w:t>
+      </w:r>
+      <w:proofErr w:type="spellStart"/>
+      <w:r>
+        <w:t>për</w:t>
+      </w:r>
+      <w:proofErr w:type="spellEnd"/>
+      <w:r>
+        <w:t xml:space="preserve"> </w:t>
+      </w:r>
+      <w:proofErr w:type="spellStart"/>
+      <w:r>
+        <w:t>të</w:t>
+      </w:r>
+      <w:proofErr w:type="spellEnd"/>
+      <w:r>
+        <w:t xml:space="preserve"> </w:t>
+      </w:r>
+      <w:proofErr w:type="spellStart"/>
+      <w:r>
+        <w:t>ofruar</w:t>
+      </w:r>
+      <w:proofErr w:type="spellEnd"/>
+      <w:r>
+        <w:t xml:space="preserve"> </w:t>
+      </w:r>
+      <w:proofErr w:type="spellStart"/>
+      <w:r>
+        <w:t>shërbime</w:t>
+      </w:r>
+      <w:proofErr w:type="spellEnd"/>
+      <w:r>
+        <w:t xml:space="preserve"> </w:t>
+      </w:r>
+      <w:proofErr w:type="spellStart"/>
+      <w:r>
+        <w:t>profesionale</w:t>
+      </w:r>
+      <w:proofErr w:type="spellEnd"/>
+      <w:r>
+        <w:t xml:space="preserve"> </w:t>
+      </w:r>
+      <w:r>
+        <w:rPr>
+          <w:b/>
+          <w:bCs/>
+        </w:rPr>
+        <w:t>{{</w:t>
+      </w:r>
+      <w:proofErr w:type="spellStart"/>
+      <w:r>
+        <w:rPr>
+          <w:b/>
+          <w:bCs/>
+        </w:rPr>
+        <w:t>service_category</w:t>
+      </w:r>
+      <w:proofErr w:type="spellEnd"/>
+      <w:r>
+        <w:rPr>
+          <w:b/>
+          <w:bCs/>
+        </w:rPr>
+        <w:t>}}</w:t>
+      </w:r>
+      <w:r>
+        <w:t xml:space="preserve">, </w:t>
+      </w:r>
+      <w:proofErr w:type="spellStart"/>
+      <w:r>
+        <w:t>për</w:t>
+      </w:r>
+      <w:proofErr w:type="spellEnd"/>
+      <w:r>
+        <w:t xml:space="preserve"> </w:t>
+      </w:r>
+      <w:proofErr w:type="spellStart"/>
+      <w:r>
+        <w:t>periudhën</w:t>
+      </w:r>
+      <w:proofErr w:type="spellEnd"/>
+      <w:r>
+        <w:t xml:space="preserve"> e </w:t>
+      </w:r>
+      <w:proofErr w:type="spellStart"/>
+      <w:r>
+        <w:t>përcaktuar</w:t>
+      </w:r>
+      <w:proofErr w:type="spellEnd"/>
+      <w:r>
+        <w:t xml:space="preserve"> </w:t>
+      </w:r>
+      <w:proofErr w:type="spellStart"/>
+      <w:r>
+        <w:t>në</w:t>
+      </w:r>
+      <w:proofErr w:type="spellEnd"/>
+      <w:r>
+        <w:t xml:space="preserve"> </w:t>
+      </w:r>
+      <w:proofErr w:type="spellStart"/>
+      <w:r>
+        <w:t>këtë</w:t>
+      </w:r>
+      <w:proofErr w:type="spellEnd"/>
+      <w:r>
+        <w:t xml:space="preserve"> </w:t>
+      </w:r>
+      <w:proofErr w:type="spellStart"/>
+      <w:r>
+        <w:t>kontratë</w:t>
+      </w:r>
+      <w:proofErr w:type="spellEnd"/>
+      <w:r>
+        <w:t>.</w:t>
+      </w:r>
     </w:p>
     <w:p>
       <w:pPr>
         <w:spacing w:after="60" w:line="240" w:lineRule="auto"/>
-        <w:jc w:val="both"/>
-      </w:pPr>
-      <w:r>
-        <w:t>Në bazë të nenit 615 të Ligjit Nr. 04/L-077 Për Marrëdhëniet e Detyrimeve, me datë {{contract_date}}, lidhet kjo kontratë ndërmjet palëve vijuese:</w:t>
-      </w:r>
-    </w:p>
-    <w:p>
-      <w:pPr>
-        <w:spacing w:after="60" w:line="240" w:lineRule="auto"/>
-        <w:jc w:val="both"/>
-      </w:pPr>
-    </w:p>
-    <w:p>
-      <w:pPr>
-        <w:spacing w:after="60" w:line="240" w:lineRule="auto"/>
-        <w:jc w:val="both"/>
-        <w:rPr>
-          <w:highlight w:val="white"/>
-        </w:rPr>
-      </w:pPr>
-      <w:r>
-        <w:rPr>
-          <w:b/>
-          <w:bCs/>
-        </w:rPr>
-        <w:t>A: EWWWOLUTION L.L.C.,</w:t>
-      </w:r>
-      <w:r>
-        <w:t xml:space="preserve"> me emër tregtar: </w:t>
-      </w:r>
-      <w:r>
-        <w:rPr>
-          <w:b/>
-          <w:bCs/>
-          <w:highlight w:val="white"/>
-        </w:rPr>
-        <w:t>NACEW</w:t>
-      </w:r>
-      <w:r>
-        <w:rPr>
-          <w:highlight w:val="white"/>
-        </w:rPr>
-        <w:t xml:space="preserve"> </w:t>
-      </w:r>
-      <w:r>
-        <w:rPr>
-          <w:b/>
-          <w:bCs/>
-          <w:highlight w:val="white"/>
-        </w:rPr>
-        <w:t>inc</w:t>
-      </w:r>
-      <w:r>
-        <w:rPr>
-          <w:highlight w:val="white"/>
-        </w:rPr>
-        <w:t xml:space="preserve">, me NUI: </w:t>
-      </w:r>
-      <w:r>
-        <w:rPr>
-          <w:b/>
-          <w:bCs/>
-          <w:highlight w:val="white"/>
-        </w:rPr>
-        <w:t>811360081</w:t>
-      </w:r>
-      <w:r>
-        <w:rPr>
-          <w:highlight w:val="white"/>
-        </w:rPr>
-        <w:t xml:space="preserve">, me adresë: Rruga Mërgimtarë e Gjilanit 59, Gjilan 60000, përfaqësuar nga Albert Salihu -  Drejtor (në tekstin e mëtejmë referuar si: Klienti) në njërën anë </w:t>
-      </w:r>
-    </w:p>
-    <w:p>
-      <w:pPr>
-        <w:spacing w:after="60" w:line="240" w:lineRule="auto"/>
-        <w:jc w:val="both"/>
-        <w:rPr>
-          <w:highlight w:val="white"/>
-        </w:rPr>
-      </w:pPr>
-    </w:p>
-    <w:p>
-      <w:pPr>
-        <w:spacing w:after="60" w:line="240" w:lineRule="auto"/>
-        <w:jc w:val="both"/>
-        <w:rPr>
-          <w:highlight w:val="white"/>
-        </w:rPr>
-      </w:pPr>
-      <w:r>
-        <w:rPr>
-          <w:highlight w:val="white"/>
-        </w:rPr>
-        <w:t>Dhe</w:t>
-      </w:r>
-    </w:p>
-    <w:p>
-      <w:pPr>
-        <w:spacing w:after="60" w:line="240" w:lineRule="auto"/>
-        <w:jc w:val="both"/>
-        <w:rPr>
-          <w:highlight w:val="white"/>
-        </w:rPr>
-      </w:pPr>
-    </w:p>
-    <w:p>
-      <w:pPr>
-        <w:spacing w:after="60" w:line="240" w:lineRule="auto"/>
-        <w:jc w:val="both"/>
-        <w:rPr>
-          <w:highlight w:val="white"/>
-        </w:rPr>
-      </w:pPr>
-      <w:r>
-        <w:rPr>
-          <w:highlight w:val="white"/>
-        </w:rPr>
-        <w:t xml:space="preserve">B: </w:t>
-      </w:r>
-      <w:r>
-        <w:rPr>
-          <w:b/>
-          <w:bCs/>
-        </w:rPr>
-        <w:t>{{contractor_name}},</w:t>
-      </w:r>
-      <w:r>
-        <w:rPr>
-          <w:highlight w:val="white"/>
-        </w:rPr>
-        <w:t xml:space="preserve"> me numër personal të identifikimit: </w:t>
-      </w:r>
-      <w:r>
-        <w:rPr>
-          <w:b/>
-          <w:bCs/>
-        </w:rPr>
-        <w:t>{{personal_id}}</w:t>
-      </w:r>
-      <w:r>
-        <w:rPr>
-          <w:highlight w:val="white"/>
-        </w:rPr>
-        <w:t xml:space="preserve"> (Identifikuar sipas letërnjoftimit të lëshuar nga MPB të Kosovës), me vendbanim në adresën: {{street_address}}, {{municipality}}, Kosovë (Në tekstin e mëtejmë: I Kontraktuari/ofruesi i shërbimeve), në anën tjetër:</w:t>
-      </w:r>
-    </w:p>
-    <w:p>
-      <w:pPr>
-        <w:spacing w:after="60" w:line="254" w:lineRule="auto"/>
-      </w:pPr>
-    </w:p>
-    <w:p>
-      <w:pPr>
-        <w:spacing w:after="60" w:line="254" w:lineRule="auto"/>
-        <w:rPr>
-          <w:b/>
-          <w:bCs/>
-        </w:rPr>
-      </w:pPr>
-      <w:r>
-        <w:t>Tutje referuar si: "Palët", dekordohen si më poshtë</w:t>
-      </w:r>
-      <w:r>
-        <w:rPr>
-          <w:b/>
-          <w:bCs/>
-        </w:rPr>
-        <w:t>:</w:t>
-      </w:r>
-    </w:p>
-    <w:p>
-      <w:pPr>
-        <w:spacing w:after="60" w:line="254" w:lineRule="auto"/>
-        <w:rPr>
-          <w:b/>
-          <w:bCs/>
-        </w:rPr>
+        <w:jc w:val="center"/>
       </w:pPr>
     </w:p>
     <w:p>
@@ -221,6 +1330,13 @@
           <w:bCs/>
         </w:rPr>
       </w:pPr>
+      <w:r>
+        <w:rPr>
+          <w:b/>
+          <w:bCs/>
+        </w:rPr>
+        <w:t>Neni 2</w:t>
+      </w:r>
     </w:p>
     <w:p>
       <w:pPr>
@@ -231,122 +1347,68 @@
           <w:bCs/>
         </w:rPr>
       </w:pPr>
-      <w:r>
-        <w:rPr>
-          <w:b/>
-          <w:bCs/>
-        </w:rPr>
-        <w:t>Neni 1</w:t>
-      </w:r>
-      <w:r>
-        <w:rPr>
-          <w:b/>
-          <w:bCs/>
-        </w:rPr>
-        <w:br/>
-        <w:t>Lënda e kontratës</w:t>
-      </w:r>
-    </w:p>
-    <w:p>
-      <w:pPr>
-        <w:spacing w:after="60" w:line="254" w:lineRule="auto"/>
+      <w:proofErr w:type="spellStart"/>
+      <w:r>
+        <w:rPr>
+          <w:b/>
+          <w:bCs/>
+        </w:rPr>
+        <w:t>Përgjegjësitë</w:t>
+      </w:r>
+      <w:proofErr w:type="spellEnd"/>
+      <w:r>
+        <w:rPr>
+          <w:b/>
+          <w:bCs/>
+        </w:rPr>
+        <w:t xml:space="preserve"> e </w:t>
+      </w:r>
+      <w:proofErr w:type="spellStart"/>
+      <w:r>
+        <w:rPr>
+          <w:b/>
+          <w:bCs/>
+        </w:rPr>
+        <w:t>ofruesit</w:t>
+      </w:r>
+      <w:proofErr w:type="spellEnd"/>
+      <w:r>
+        <w:rPr>
+          <w:b/>
+          <w:bCs/>
+        </w:rPr>
+        <w:t xml:space="preserve"> </w:t>
+      </w:r>
+      <w:proofErr w:type="spellStart"/>
+      <w:r>
+        <w:rPr>
+          <w:b/>
+          <w:bCs/>
+        </w:rPr>
+        <w:t>të</w:t>
+      </w:r>
+      <w:proofErr w:type="spellEnd"/>
+      <w:r>
+        <w:rPr>
+          <w:b/>
+          <w:bCs/>
+        </w:rPr>
+        <w:t xml:space="preserve"> </w:t>
+      </w:r>
+      <w:proofErr w:type="spellStart"/>
+      <w:r>
+        <w:rPr>
+          <w:b/>
+          <w:bCs/>
+        </w:rPr>
+        <w:t>shërbimeve</w:t>
+      </w:r>
+      <w:proofErr w:type="spellEnd"/>
+    </w:p>
+    <w:p>
+      <w:pPr>
+        <w:spacing w:after="60" w:line="240" w:lineRule="auto"/>
         <w:jc w:val="center"/>
-        <w:rPr>
-          <w:b/>
-          <w:bCs/>
-        </w:rPr>
-      </w:pPr>
-    </w:p>
-    <w:p>
-      <w:pPr>
-        <w:spacing w:after="60" w:line="254" w:lineRule="auto"/>
-        <w:jc w:val="both"/>
-      </w:pPr>
-      <w:r>
-        <w:t xml:space="preserve">Me këtë kontratë Klienti angazhon </w:t>
-      </w:r>
-      <w:r>
-        <w:rPr>
-          <w:b/>
-          <w:bCs/>
-        </w:rPr>
-        <w:t>{{contractor_name}}</w:t>
-      </w:r>
-      <w:r>
-        <w:t xml:space="preserve">, në cilësinë e </w:t>
-      </w:r>
-      <w:r>
-        <w:rPr>
-          <w:b/>
-          <w:bCs/>
-        </w:rPr>
-        <w:t>{{position}}</w:t>
-      </w:r>
-      <w:r>
-        <w:t xml:space="preserve"> (Kontraktor i Pavarur), për të ofruar shërbime profesionale </w:t>
-      </w:r>
-      <w:r>
-        <w:rPr>
-          <w:b/>
-          <w:bCs/>
-        </w:rPr>
-        <w:t>{{service_category}}</w:t>
-      </w:r>
-      <w:r>
-        <w:t>, për periudhën e përcaktuar në këtë kontratë.</w:t>
-      </w:r>
-    </w:p>
-    <w:p>
-      <w:pPr>
-        <w:spacing w:after="60" w:line="254" w:lineRule="auto"/>
-        <w:jc w:val="both"/>
-      </w:pPr>
-      <w:r>
-        <w:t xml:space="preserve"> </w:t>
-      </w:r>
-    </w:p>
-    <w:p>
-      <w:pPr>
-        <w:spacing w:after="60" w:line="254" w:lineRule="auto"/>
-        <w:jc w:val="center"/>
-        <w:rPr>
-          <w:b/>
-          <w:bCs/>
-        </w:rPr>
-      </w:pPr>
-      <w:r>
-        <w:rPr>
-          <w:b/>
-          <w:bCs/>
-        </w:rPr>
-        <w:t>Neni 2</w:t>
-      </w:r>
-    </w:p>
-    <w:p>
-      <w:pPr>
-        <w:spacing w:after="60" w:line="254" w:lineRule="auto"/>
-        <w:jc w:val="center"/>
-        <w:rPr>
-          <w:b/>
-          <w:bCs/>
-        </w:rPr>
-      </w:pPr>
-      <w:r>
-        <w:rPr>
-          <w:b/>
-          <w:bCs/>
-        </w:rPr>
-        <w:t>Përgjegjësitë e ofruesit të shërbimeve</w:t>
-      </w:r>
-    </w:p>
-    <w:p>
-      <w:pPr>
-        <w:spacing w:after="60" w:line="254" w:lineRule="auto"/>
-        <w:jc w:val="center"/>
-        <w:rPr>
-          <w:b/>
-          <w:bCs/>
-        </w:rPr>
       </w:pPr>
     </w:p>
     <w:p>
@@ -357,8 +1419,173 @@
         </w:numPr>
         <w:spacing w:after="60" w:line="254" w:lineRule="auto"/>
       </w:pPr>
-      <w:r>
-        <w:t>Ofruesi i Shërbimeve kryen detyrat e pozicionit {{position}}, të cilat përcaktohen nga Klienti në bazë të nevojave të projektit, duke përfshirë por pa u kufizuar në:</w:t>
+      <w:proofErr w:type="spellStart"/>
+      <w:r>
+        <w:t>Ofruesi</w:t>
+      </w:r>
+      <w:proofErr w:type="spellEnd"/>
+      <w:r>
+        <w:t xml:space="preserve"> </w:t>
+      </w:r>
+      <w:proofErr w:type="spellStart"/>
+      <w:r>
+        <w:t>i</w:t>
+      </w:r>
+      <w:proofErr w:type="spellEnd"/>
+      <w:r>
+        <w:t xml:space="preserve"> </w:t>
+      </w:r>
+      <w:proofErr w:type="spellStart"/>
+      <w:r>
+        <w:t>Shërbimeve</w:t>
+      </w:r>
+      <w:proofErr w:type="spellEnd"/>
+      <w:r>
+        <w:t xml:space="preserve"> </w:t>
+      </w:r>
+      <w:proofErr w:type="spellStart"/>
+      <w:r>
+        <w:t>kryen</w:t>
+      </w:r>
+      <w:proofErr w:type="spellEnd"/>
+      <w:r>
+        <w:t xml:space="preserve"> </w:t>
+      </w:r>
+      <w:proofErr w:type="spellStart"/>
+      <w:r>
+        <w:t>detyrat</w:t>
+      </w:r>
+      <w:proofErr w:type="spellEnd"/>
+      <w:r>
+        <w:t xml:space="preserve"> e </w:t>
+      </w:r>
+      <w:proofErr w:type="spellStart"/>
+      <w:r>
+        <w:t>pozicionit</w:t>
+      </w:r>
+      <w:proofErr w:type="spellEnd"/>
+      <w:r>
+        <w:t xml:space="preserve"> {{position}}, </w:t>
+      </w:r>
+      <w:proofErr w:type="spellStart"/>
+      <w:r>
+        <w:t>të</w:t>
+      </w:r>
+      <w:proofErr w:type="spellEnd"/>
+      <w:r>
+        <w:t xml:space="preserve"> </w:t>
+      </w:r>
+      <w:proofErr w:type="spellStart"/>
+      <w:r>
+        <w:t>cilat</w:t>
+      </w:r>
+      <w:proofErr w:type="spellEnd"/>
+      <w:r>
+        <w:t xml:space="preserve"> </w:t>
+      </w:r>
+      <w:proofErr w:type="spellStart"/>
+      <w:r>
+        <w:t>përcaktohen</w:t>
+      </w:r>
+      <w:proofErr w:type="spellEnd"/>
+      <w:r>
+        <w:t xml:space="preserve"> </w:t>
+      </w:r>
+      <w:proofErr w:type="spellStart"/>
+      <w:r>
+        <w:t>nga</w:t>
+      </w:r>
+      <w:proofErr w:type="spellEnd"/>
+      <w:r>
+        <w:t xml:space="preserve"> </w:t>
+      </w:r>
+      <w:proofErr w:type="spellStart"/>
+      <w:r>
+        <w:t>Klienti</w:t>
+      </w:r>
+      <w:proofErr w:type="spellEnd"/>
+      <w:r>
+        <w:t xml:space="preserve"> </w:t>
+      </w:r>
+      <w:proofErr w:type="spellStart"/>
+      <w:r>
+        <w:t>në</w:t>
+      </w:r>
+      <w:proofErr w:type="spellEnd"/>
+      <w:r>
+        <w:t xml:space="preserve"> </w:t>
+      </w:r>
+      <w:proofErr w:type="spellStart"/>
+      <w:r>
+        <w:t>bazë</w:t>
+      </w:r>
+      <w:proofErr w:type="spellEnd"/>
+      <w:r>
+        <w:t xml:space="preserve"> </w:t>
+      </w:r>
+      <w:proofErr w:type="spellStart"/>
+      <w:r>
+        <w:t>të</w:t>
+      </w:r>
+      <w:proofErr w:type="spellEnd"/>
+      <w:r>
+        <w:t xml:space="preserve"> </w:t>
+      </w:r>
+      <w:proofErr w:type="spellStart"/>
+      <w:r>
+        <w:t>nevojave</w:t>
+      </w:r>
+      <w:proofErr w:type="spellEnd"/>
+      <w:r>
+        <w:t xml:space="preserve"> </w:t>
+      </w:r>
+      <w:proofErr w:type="spellStart"/>
+      <w:r>
+        <w:t>të</w:t>
+      </w:r>
+      <w:proofErr w:type="spellEnd"/>
+      <w:r>
+        <w:t xml:space="preserve"> </w:t>
+      </w:r>
+      <w:proofErr w:type="spellStart"/>
+      <w:r>
+        <w:t>projektit</w:t>
+      </w:r>
+      <w:proofErr w:type="spellEnd"/>
+      <w:r>
+        <w:t xml:space="preserve">, duke </w:t>
+      </w:r>
+      <w:proofErr w:type="spellStart"/>
+      <w:r>
+        <w:t>përfshirë</w:t>
+      </w:r>
+      <w:proofErr w:type="spellEnd"/>
+      <w:r>
+        <w:t xml:space="preserve"> </w:t>
+      </w:r>
+      <w:proofErr w:type="spellStart"/>
+      <w:r>
+        <w:t>por</w:t>
+      </w:r>
+      <w:proofErr w:type="spellEnd"/>
+      <w:r>
+        <w:t xml:space="preserve"> pa u </w:t>
+      </w:r>
+      <w:proofErr w:type="spellStart"/>
+      <w:r>
+        <w:t>kufizuar</w:t>
+      </w:r>
+      <w:proofErr w:type="spellEnd"/>
+      <w:r>
+        <w:t xml:space="preserve"> </w:t>
+      </w:r>
+      <w:proofErr w:type="spellStart"/>
+      <w:r>
+        <w:t>në</w:t>
+      </w:r>
+      <w:proofErr w:type="spellEnd"/>
+      <w:r>
+        <w:t>:</w:t>
       </w:r>
     </w:p>
     <w:p>
@@ -381,20 +1608,131 @@
         </w:numPr>
         <w:spacing w:after="60" w:line="254" w:lineRule="auto"/>
       </w:pPr>
-      <w:r>
-        <w:t>Kryerjen e detyrave të tjera të arsyeshme të kërkuara nga Klienti dhe që lidhen drejtpërdrejt me rolin {{position}}.</w:t>
-      </w:r>
-    </w:p>
-    <w:p>
-      <w:pPr>
-        <w:spacing w:after="60" w:line="254" w:lineRule="auto"/>
-        <w:ind w:left="720"/>
-      </w:pPr>
-    </w:p>
-    <w:p>
-      <w:pPr>
-        <w:spacing w:after="60" w:line="254" w:lineRule="auto"/>
-        <w:ind w:left="720"/>
+      <w:proofErr w:type="spellStart"/>
+      <w:r>
+        <w:t>Kryerjen</w:t>
+      </w:r>
+      <w:proofErr w:type="spellEnd"/>
+      <w:r>
+        <w:t xml:space="preserve"> e </w:t>
+      </w:r>
+      <w:proofErr w:type="spellStart"/>
+      <w:r>
+        <w:t>detyrave</w:t>
+      </w:r>
+      <w:proofErr w:type="spellEnd"/>
+      <w:r>
+        <w:t xml:space="preserve"> </w:t>
+      </w:r>
+      <w:proofErr w:type="spellStart"/>
+      <w:r>
+        <w:t>të</w:t>
+      </w:r>
+      <w:proofErr w:type="spellEnd"/>
+      <w:r>
+        <w:t xml:space="preserve"> </w:t>
+      </w:r>
+      <w:proofErr w:type="spellStart"/>
+      <w:r>
+        <w:t>tjera</w:t>
+      </w:r>
+      <w:proofErr w:type="spellEnd"/>
+      <w:r>
+        <w:t xml:space="preserve"> </w:t>
+      </w:r>
+      <w:proofErr w:type="spellStart"/>
+      <w:r>
+        <w:t>të</w:t>
+      </w:r>
+      <w:proofErr w:type="spellEnd"/>
+      <w:r>
+        <w:t xml:space="preserve"> </w:t>
+      </w:r>
+      <w:proofErr w:type="spellStart"/>
+      <w:r>
+        <w:t>arsyeshme</w:t>
+      </w:r>
+      <w:proofErr w:type="spellEnd"/>
+      <w:r>
+        <w:t xml:space="preserve"> </w:t>
+      </w:r>
+      <w:proofErr w:type="spellStart"/>
+      <w:r>
+        <w:t>të</w:t>
+      </w:r>
+      <w:proofErr w:type="spellEnd"/>
+      <w:r>
+        <w:t xml:space="preserve"> </w:t>
+      </w:r>
+      <w:proofErr w:type="spellStart"/>
+      <w:r>
+        <w:t>kërkuara</w:t>
+      </w:r>
+      <w:proofErr w:type="spellEnd"/>
+      <w:r>
+        <w:t xml:space="preserve"> </w:t>
+      </w:r>
+      <w:proofErr w:type="spellStart"/>
+      <w:r>
+        <w:t>nga</w:t>
+      </w:r>
+      <w:proofErr w:type="spellEnd"/>
+      <w:r>
+        <w:t xml:space="preserve"> </w:t>
+      </w:r>
+      <w:proofErr w:type="spellStart"/>
+      <w:r>
+        <w:t>Klienti</w:t>
+      </w:r>
+      <w:proofErr w:type="spellEnd"/>
+      <w:r>
+        <w:t xml:space="preserve"> </w:t>
+      </w:r>
+      <w:proofErr w:type="spellStart"/>
+      <w:r>
+        <w:t>dhe</w:t>
+      </w:r>
+      <w:proofErr w:type="spellEnd"/>
+      <w:r>
+        <w:t xml:space="preserve"> </w:t>
+      </w:r>
+      <w:proofErr w:type="spellStart"/>
+      <w:r>
+        <w:t>që</w:t>
+      </w:r>
+      <w:proofErr w:type="spellEnd"/>
+      <w:r>
+        <w:t xml:space="preserve"> </w:t>
+      </w:r>
+      <w:proofErr w:type="spellStart"/>
+      <w:r>
+        <w:t>lidhen</w:t>
+      </w:r>
+      <w:proofErr w:type="spellEnd"/>
+      <w:r>
+        <w:t xml:space="preserve"> </w:t>
+      </w:r>
+      <w:proofErr w:type="spellStart"/>
+      <w:r>
+        <w:t>drejtpërdrejt</w:t>
+      </w:r>
+      <w:proofErr w:type="spellEnd"/>
+      <w:r>
+        <w:t xml:space="preserve"> me </w:t>
+      </w:r>
+      <w:proofErr w:type="spellStart"/>
+      <w:r>
+        <w:t>rolin</w:t>
+      </w:r>
+      <w:proofErr w:type="spellEnd"/>
+      <w:r>
+        <w:t xml:space="preserve"> {{position}}.</w:t>
+      </w:r>
+    </w:p>
+    <w:p>
+      <w:pPr>
+        <w:spacing w:after="60" w:line="240" w:lineRule="auto"/>
+        <w:jc w:val="center"/>
       </w:pPr>
     </w:p>
     <w:p>
@@ -423,13 +1761,31 @@
           <w:bCs/>
         </w:rPr>
       </w:pPr>
-      <w:r>
-        <w:rPr>
-          <w:b/>
-          <w:bCs/>
-        </w:rPr>
-        <w:t>Kohëzgjatja e kontratës</w:t>
-      </w:r>
+      <w:proofErr w:type="spellStart"/>
+      <w:r>
+        <w:rPr>
+          <w:b/>
+          <w:bCs/>
+        </w:rPr>
+        <w:t>Kohëzgjatja</w:t>
+      </w:r>
+      <w:proofErr w:type="spellEnd"/>
+      <w:r>
+        <w:rPr>
+          <w:b/>
+          <w:bCs/>
+        </w:rPr>
+        <w:t xml:space="preserve"> e </w:t>
+      </w:r>
+      <w:proofErr w:type="spellStart"/>
+      <w:r>
+        <w:rPr>
+          <w:b/>
+          <w:bCs/>
+        </w:rPr>
+        <w:t>kontratës</w:t>
+      </w:r>
+      <w:proofErr w:type="spellEnd"/>
       <w:r>
         <w:rPr>
           <w:b/>
@@ -446,8 +1802,125 @@
         </w:numPr>
         <w:spacing w:line="254" w:lineRule="auto"/>
       </w:pPr>
-      <w:r>
-        <w:t>Kjo kontratë është e vlefshme nga data {{start_date}} deri më {{end_date}}, vetëm për projektin e caktuar nga Klienti.</w:t>
+      <w:proofErr w:type="spellStart"/>
+      <w:r>
+        <w:t>Kjo</w:t>
+      </w:r>
+      <w:proofErr w:type="spellEnd"/>
+      <w:r>
+        <w:t xml:space="preserve"> </w:t>
+      </w:r>
+      <w:proofErr w:type="spellStart"/>
+      <w:r>
+        <w:t>kontratë</w:t>
+      </w:r>
+      <w:proofErr w:type="spellEnd"/>
+      <w:r>
+        <w:t xml:space="preserve"> </w:t>
+      </w:r>
+      <w:proofErr w:type="spellStart"/>
+      <w:r>
+        <w:t>është</w:t>
+      </w:r>
+      <w:proofErr w:type="spellEnd"/>
+      <w:r>
+        <w:t xml:space="preserve"> e </w:t>
+      </w:r>
+      <w:proofErr w:type="spellStart"/>
+      <w:r>
+        <w:t>vlefshme</w:t>
+      </w:r>
+      <w:proofErr w:type="spellEnd"/>
+      <w:r>
+        <w:t xml:space="preserve"> </w:t>
+      </w:r>
+      <w:proofErr w:type="spellStart"/>
+      <w:r>
+        <w:t>nga</w:t>
+      </w:r>
+      <w:proofErr w:type="spellEnd"/>
+      <w:r>
+        <w:t xml:space="preserve"> data {{</w:t>
+      </w:r>
+      <w:proofErr w:type="spellStart"/>
+      <w:r>
+        <w:t>start_date</w:t>
+      </w:r>
+      <w:proofErr w:type="spellEnd"/>
+      <w:r>
+        <w:t xml:space="preserve">}} </w:t>
+      </w:r>
+      <w:proofErr w:type="spellStart"/>
+      <w:r>
+        <w:t>deri</w:t>
+      </w:r>
+      <w:proofErr w:type="spellEnd"/>
+      <w:r>
+        <w:t xml:space="preserve"> </w:t>
+      </w:r>
+      <w:proofErr w:type="spellStart"/>
+      <w:r>
+        <w:t>më</w:t>
+      </w:r>
+      <w:proofErr w:type="spellEnd"/>
+      <w:r>
+        <w:t xml:space="preserve"> {{</w:t>
+      </w:r>
+      <w:proofErr w:type="spellStart"/>
+      <w:r>
+        <w:t>end_date</w:t>
+      </w:r>
+      <w:proofErr w:type="spellEnd"/>
+      <w:r>
+        <w:t xml:space="preserve">}}, </w:t>
+      </w:r>
+      <w:proofErr w:type="spellStart"/>
+      <w:r>
+        <w:t>vetëm</w:t>
+      </w:r>
+      <w:proofErr w:type="spellEnd"/>
+      <w:r>
+        <w:t xml:space="preserve"> </w:t>
+      </w:r>
+      <w:proofErr w:type="spellStart"/>
+      <w:r>
+        <w:t>për</w:t>
+      </w:r>
+      <w:proofErr w:type="spellEnd"/>
+      <w:r>
+        <w:t xml:space="preserve"> </w:t>
+      </w:r>
+      <w:proofErr w:type="spellStart"/>
+      <w:r>
+        <w:t>projektin</w:t>
+      </w:r>
+      <w:proofErr w:type="spellEnd"/>
+      <w:r>
+        <w:t xml:space="preserve"> e </w:t>
+      </w:r>
+      <w:proofErr w:type="spellStart"/>
+      <w:r>
+        <w:t>caktuar</w:t>
+      </w:r>
+      <w:proofErr w:type="spellEnd"/>
+      <w:r>
+        <w:t xml:space="preserve"> </w:t>
+      </w:r>
+      <w:proofErr w:type="spellStart"/>
+      <w:r>
+        <w:t>nga</w:t>
+      </w:r>
+      <w:proofErr w:type="spellEnd"/>
+      <w:r>
+        <w:t xml:space="preserve"> </w:t>
+      </w:r>
+      <w:proofErr w:type="spellStart"/>
+      <w:r>
+        <w:t>Klienti</w:t>
+      </w:r>
+      <w:proofErr w:type="spellEnd"/>
+      <w:r>
+        <w:t>.</w:t>
       </w:r>
     </w:p>
     <w:p>
@@ -459,20 +1932,93 @@
         <w:spacing w:after="60" w:line="254" w:lineRule="auto"/>
       </w:pPr>
       <w:r>
-        <w:lastRenderedPageBreak/>
-        <w:t>Pas skadimit, kontrata përfundon automatikisht, nëse palët nuk e ripërtrijnë me marrëveshje të re.</w:t>
-      </w:r>
-    </w:p>
-    <w:p>
-      <w:pPr>
-        <w:spacing w:after="60" w:line="254" w:lineRule="auto"/>
-        <w:jc w:val="both"/>
-      </w:pPr>
-    </w:p>
-    <w:p>
-      <w:pPr>
-        <w:spacing w:after="60" w:line="254" w:lineRule="auto"/>
-        <w:jc w:val="both"/>
+        <w:t xml:space="preserve">Pas </w:t>
+      </w:r>
+      <w:proofErr w:type="spellStart"/>
+      <w:r>
+        <w:t>skadimit</w:t>
+      </w:r>
+      <w:proofErr w:type="spellEnd"/>
+      <w:r>
+        <w:t xml:space="preserve">, </w:t>
+      </w:r>
+      <w:proofErr w:type="spellStart"/>
+      <w:r>
+        <w:t>kontrata</w:t>
+      </w:r>
+      <w:proofErr w:type="spellEnd"/>
+      <w:r>
+        <w:t xml:space="preserve"> </w:t>
+      </w:r>
+      <w:proofErr w:type="spellStart"/>
+      <w:r>
+        <w:t>përfundon</w:t>
+      </w:r>
+      <w:proofErr w:type="spellEnd"/>
+      <w:r>
+        <w:t xml:space="preserve"> </w:t>
+      </w:r>
+      <w:proofErr w:type="spellStart"/>
+      <w:r>
+        <w:t>automatikisht</w:t>
+      </w:r>
+      <w:proofErr w:type="spellEnd"/>
+      <w:r>
+        <w:t xml:space="preserve">, </w:t>
+      </w:r>
+      <w:proofErr w:type="spellStart"/>
+      <w:r>
+        <w:t>nëse</w:t>
+      </w:r>
+      <w:proofErr w:type="spellEnd"/>
+      <w:r>
+        <w:t xml:space="preserve"> </w:t>
+      </w:r>
+      <w:proofErr w:type="spellStart"/>
+      <w:r>
+        <w:t>palët</w:t>
+      </w:r>
+      <w:proofErr w:type="spellEnd"/>
+      <w:r>
+        <w:t xml:space="preserve"> </w:t>
+      </w:r>
+      <w:proofErr w:type="spellStart"/>
+      <w:r>
+        <w:t>nuk</w:t>
+      </w:r>
+      <w:proofErr w:type="spellEnd"/>
+      <w:r>
+        <w:t xml:space="preserve"> e </w:t>
+      </w:r>
+      <w:proofErr w:type="spellStart"/>
+      <w:r>
+        <w:t>ripërtrijnë</w:t>
+      </w:r>
+      <w:proofErr w:type="spellEnd"/>
+      <w:r>
+        <w:t xml:space="preserve"> me </w:t>
+      </w:r>
+      <w:proofErr w:type="spellStart"/>
+      <w:r>
+        <w:t>marrëveshje</w:t>
+      </w:r>
+      <w:proofErr w:type="spellEnd"/>
+      <w:r>
+        <w:t xml:space="preserve"> </w:t>
+      </w:r>
+      <w:proofErr w:type="spellStart"/>
+      <w:r>
+        <w:t>të</w:t>
+      </w:r>
+      <w:proofErr w:type="spellEnd"/>
+      <w:r>
+        <w:t xml:space="preserve"> re.</w:t>
+      </w:r>
+    </w:p>
+    <w:p>
+      <w:pPr>
+        <w:spacing w:after="60" w:line="240" w:lineRule="auto"/>
+        <w:jc w:val="center"/>
       </w:pPr>
     </w:p>
     <w:p>
@@ -494,6 +2040,12 @@
     </w:p>
     <w:p>
       <w:pPr>
+        <w:spacing w:after="60" w:line="240" w:lineRule="auto"/>
+        <w:jc w:val="center"/>
+      </w:pPr>
+    </w:p>
+    <w:p>
+      <w:pPr>
         <w:spacing w:after="60" w:line="254" w:lineRule="auto"/>
         <w:jc w:val="center"/>
       </w:pPr>
@@ -502,8 +2054,34 @@
           <w:b/>
           <w:bCs/>
         </w:rPr>
-        <w:t>Vendi i angazhimit</w:t>
-      </w:r>
+        <w:lastRenderedPageBreak/>
+        <w:t xml:space="preserve">Vendi </w:t>
+      </w:r>
+      <w:proofErr w:type="spellStart"/>
+      <w:r>
+        <w:rPr>
+          <w:b/>
+          <w:bCs/>
+        </w:rPr>
+        <w:t>i</w:t>
+      </w:r>
+      <w:proofErr w:type="spellEnd"/>
+      <w:r>
+        <w:rPr>
+          <w:b/>
+          <w:bCs/>
+        </w:rPr>
+        <w:t xml:space="preserve"> </w:t>
+      </w:r>
+      <w:proofErr w:type="spellStart"/>
+      <w:r>
+        <w:rPr>
+          <w:b/>
+          <w:bCs/>
+        </w:rPr>
+        <w:t>angazhimit</w:t>
+      </w:r>
+      <w:proofErr w:type="spellEnd"/>
       <w:r>
         <w:rPr>
           <w:b/>
@@ -521,14 +2099,128 @@
         <w:spacing w:after="60" w:line="254" w:lineRule="auto"/>
         <w:jc w:val="both"/>
       </w:pPr>
-      <w:r>
-        <w:t>Modeli i angazhimit të Ofruesit të Shërbimeve do të jetë, e modelit Hybrid, nga distanca apo nga zyrat e klientit</w:t>
-      </w:r>
-    </w:p>
-    <w:p>
-      <w:pPr>
-        <w:spacing w:after="60" w:line="254" w:lineRule="auto"/>
-        <w:jc w:val="both"/>
+      <w:proofErr w:type="spellStart"/>
+      <w:r>
+        <w:t>Modeli</w:t>
+      </w:r>
+      <w:proofErr w:type="spellEnd"/>
+      <w:r>
+        <w:t xml:space="preserve"> </w:t>
+      </w:r>
+      <w:proofErr w:type="spellStart"/>
+      <w:r>
+        <w:t>i</w:t>
+      </w:r>
+      <w:proofErr w:type="spellEnd"/>
+      <w:r>
+        <w:t xml:space="preserve"> </w:t>
+      </w:r>
+      <w:proofErr w:type="spellStart"/>
+      <w:r>
+        <w:t>angazhimit</w:t>
+      </w:r>
+      <w:proofErr w:type="spellEnd"/>
+      <w:r>
+        <w:t xml:space="preserve"> </w:t>
+      </w:r>
+      <w:proofErr w:type="spellStart"/>
+      <w:r>
+        <w:t>të</w:t>
+      </w:r>
+      <w:proofErr w:type="spellEnd"/>
+      <w:r>
+        <w:t xml:space="preserve"> </w:t>
+      </w:r>
+      <w:proofErr w:type="spellStart"/>
+      <w:r>
+        <w:t>Ofruesit</w:t>
+      </w:r>
+      <w:proofErr w:type="spellEnd"/>
+      <w:r>
+        <w:t xml:space="preserve"> </w:t>
+      </w:r>
+      <w:proofErr w:type="spellStart"/>
+      <w:r>
+        <w:t>të</w:t>
+      </w:r>
+      <w:proofErr w:type="spellEnd"/>
+      <w:r>
+        <w:t xml:space="preserve"> </w:t>
+      </w:r>
+      <w:proofErr w:type="spellStart"/>
+      <w:r>
+        <w:t>Shërbimeve</w:t>
+      </w:r>
+      <w:proofErr w:type="spellEnd"/>
+      <w:r>
+        <w:t xml:space="preserve"> do </w:t>
+      </w:r>
+      <w:proofErr w:type="spellStart"/>
+      <w:r>
+        <w:t>të</w:t>
+      </w:r>
+      <w:proofErr w:type="spellEnd"/>
+      <w:r>
+        <w:t xml:space="preserve"> </w:t>
+      </w:r>
+      <w:proofErr w:type="spellStart"/>
+      <w:r>
+        <w:t>jetë</w:t>
+      </w:r>
+      <w:proofErr w:type="spellEnd"/>
+      <w:r>
+        <w:t xml:space="preserve">, e </w:t>
+      </w:r>
+      <w:proofErr w:type="spellStart"/>
+      <w:r>
+        <w:t>modelit</w:t>
+      </w:r>
+      <w:proofErr w:type="spellEnd"/>
+      <w:r>
+        <w:t xml:space="preserve"> Hybrid, </w:t>
+      </w:r>
+      <w:proofErr w:type="spellStart"/>
+      <w:r>
+        <w:t>nga</w:t>
+      </w:r>
+      <w:proofErr w:type="spellEnd"/>
+      <w:r>
+        <w:t xml:space="preserve"> </w:t>
+      </w:r>
+      <w:proofErr w:type="spellStart"/>
+      <w:r>
+        <w:t>distanca</w:t>
+      </w:r>
+      <w:proofErr w:type="spellEnd"/>
+      <w:r>
+        <w:t xml:space="preserve"> apo </w:t>
+      </w:r>
+      <w:proofErr w:type="spellStart"/>
+      <w:r>
+        <w:t>nga</w:t>
+      </w:r>
+      <w:proofErr w:type="spellEnd"/>
+      <w:r>
+        <w:t xml:space="preserve"> </w:t>
+      </w:r>
+      <w:proofErr w:type="spellStart"/>
+      <w:r>
+        <w:t>zyrat</w:t>
+      </w:r>
+      <w:proofErr w:type="spellEnd"/>
+      <w:r>
+        <w:t xml:space="preserve"> e </w:t>
+      </w:r>
+      <w:proofErr w:type="spellStart"/>
+      <w:r>
+        <w:t>klientit</w:t>
+      </w:r>
+      <w:proofErr w:type="spellEnd"/>
+    </w:p>
+    <w:p>
+      <w:pPr>
+        <w:spacing w:after="60" w:line="240" w:lineRule="auto"/>
+        <w:jc w:val="center"/>
       </w:pPr>
     </w:p>
     <w:p>
@@ -557,20 +2249,85 @@
           <w:bCs/>
         </w:rPr>
       </w:pPr>
-      <w:r>
-        <w:rPr>
-          <w:b/>
-          <w:bCs/>
-        </w:rPr>
-        <w:t>Pagesa, mënyra e pagesës dhe tatimet</w:t>
-      </w:r>
-      <w:r>
-        <w:rPr>
-          <w:b/>
-          <w:bCs/>
-        </w:rPr>
-        <w:br/>
-      </w:r>
+      <w:proofErr w:type="spellStart"/>
+      <w:r>
+        <w:rPr>
+          <w:b/>
+          <w:bCs/>
+        </w:rPr>
+        <w:t>Pagesa</w:t>
+      </w:r>
+      <w:proofErr w:type="spellEnd"/>
+      <w:r>
+        <w:rPr>
+          <w:b/>
+          <w:bCs/>
+        </w:rPr>
+        <w:t xml:space="preserve">, </w:t>
+      </w:r>
+      <w:proofErr w:type="spellStart"/>
+      <w:r>
+        <w:rPr>
+          <w:b/>
+          <w:bCs/>
+        </w:rPr>
+        <w:t>mënyra</w:t>
+      </w:r>
+      <w:proofErr w:type="spellEnd"/>
+      <w:r>
+        <w:rPr>
+          <w:b/>
+          <w:bCs/>
+        </w:rPr>
+        <w:t xml:space="preserve"> e </w:t>
+      </w:r>
+      <w:proofErr w:type="spellStart"/>
+      <w:r>
+        <w:rPr>
+          <w:b/>
+          <w:bCs/>
+        </w:rPr>
+        <w:t>pagesës</w:t>
+      </w:r>
+      <w:proofErr w:type="spellEnd"/>
+      <w:r>
+        <w:rPr>
+          <w:b/>
+          <w:bCs/>
+        </w:rPr>
+        <w:t xml:space="preserve"> </w:t>
+      </w:r>
+      <w:proofErr w:type="spellStart"/>
+      <w:r>
+        <w:rPr>
+          <w:b/>
+          <w:bCs/>
+        </w:rPr>
+        <w:t>dhe</w:t>
+      </w:r>
+      <w:proofErr w:type="spellEnd"/>
+      <w:r>
+        <w:rPr>
+          <w:b/>
+          <w:bCs/>
+        </w:rPr>
+        <w:t xml:space="preserve"> </w:t>
+      </w:r>
+      <w:proofErr w:type="spellStart"/>
+      <w:r>
+        <w:rPr>
+          <w:b/>
+          <w:bCs/>
+        </w:rPr>
+        <w:t>tatimet</w:t>
+      </w:r>
+      <w:proofErr w:type="spellEnd"/>
+    </w:p>
+    <w:p>
+      <w:pPr>
+        <w:spacing w:after="60" w:line="240" w:lineRule="auto"/>
+        <w:jc w:val="center"/>
+      </w:pPr>
     </w:p>
     <w:p>
       <w:pPr>
@@ -581,8 +2338,77 @@
         <w:spacing w:line="254" w:lineRule="auto"/>
         <w:jc w:val="both"/>
       </w:pPr>
-      <w:r>
-        <w:t>Ofruesi i Shërbimeve do të kompensohet me shumën prej {{fee_amount}} ({{fee_words}}).</w:t>
+      <w:proofErr w:type="spellStart"/>
+      <w:r>
+        <w:t>Ofruesi</w:t>
+      </w:r>
+      <w:proofErr w:type="spellEnd"/>
+      <w:r>
+        <w:t xml:space="preserve"> </w:t>
+      </w:r>
+      <w:proofErr w:type="spellStart"/>
+      <w:r>
+        <w:t>i</w:t>
+      </w:r>
+      <w:proofErr w:type="spellEnd"/>
+      <w:r>
+        <w:t xml:space="preserve"> </w:t>
+      </w:r>
+      <w:proofErr w:type="spellStart"/>
+      <w:r>
+        <w:t>Shërbimeve</w:t>
+      </w:r>
+      <w:proofErr w:type="spellEnd"/>
+      <w:r>
+        <w:t xml:space="preserve"> do </w:t>
+      </w:r>
+      <w:proofErr w:type="spellStart"/>
+      <w:r>
+        <w:t>të</w:t>
+      </w:r>
+      <w:proofErr w:type="spellEnd"/>
+      <w:r>
+        <w:t xml:space="preserve"> </w:t>
+      </w:r>
+      <w:proofErr w:type="spellStart"/>
+      <w:r>
+        <w:t>kompensohet</w:t>
+      </w:r>
+      <w:proofErr w:type="spellEnd"/>
+      <w:r>
+        <w:t xml:space="preserve"> me </w:t>
+      </w:r>
+      <w:proofErr w:type="spellStart"/>
+      <w:r>
+        <w:t>shumën</w:t>
+      </w:r>
+      <w:proofErr w:type="spellEnd"/>
+      <w:r>
+        <w:t xml:space="preserve"> </w:t>
+      </w:r>
+      <w:proofErr w:type="spellStart"/>
+      <w:r>
+        <w:t>prej</w:t>
+      </w:r>
+      <w:proofErr w:type="spellEnd"/>
+      <w:r>
+        <w:t xml:space="preserve"> {{</w:t>
+      </w:r>
+      <w:proofErr w:type="spellStart"/>
+      <w:r>
+        <w:t>fee_amount</w:t>
+      </w:r>
+      <w:proofErr w:type="spellEnd"/>
+      <w:r>
+        <w:t>}} ({{</w:t>
+      </w:r>
+      <w:proofErr w:type="spellStart"/>
+      <w:r>
+        <w:t>fee_words</w:t>
+      </w:r>
+      <w:proofErr w:type="spellEnd"/>
+      <w:r>
+        <w:t>}}).</w:t>
       </w:r>
     </w:p>
     <w:p>
@@ -595,7 +2421,71 @@
         <w:jc w:val="both"/>
       </w:pPr>
       <w:r>
-        <w:t>Shuma e kompensimit është pagesë fikse për tërë periudhën e kontratës.</w:t>
+        <w:t xml:space="preserve">Shuma e </w:t>
+      </w:r>
+      <w:proofErr w:type="spellStart"/>
+      <w:r>
+        <w:t>kompensimit</w:t>
+      </w:r>
+      <w:proofErr w:type="spellEnd"/>
+      <w:r>
+        <w:t xml:space="preserve"> </w:t>
+      </w:r>
+      <w:proofErr w:type="spellStart"/>
+      <w:r>
+        <w:t>është</w:t>
+      </w:r>
+      <w:proofErr w:type="spellEnd"/>
+      <w:r>
+        <w:t xml:space="preserve"> </w:t>
+      </w:r>
+      <w:proofErr w:type="spellStart"/>
+      <w:r>
+        <w:t>pagesë</w:t>
+      </w:r>
+      <w:proofErr w:type="spellEnd"/>
+      <w:r>
+        <w:t xml:space="preserve"> </w:t>
+      </w:r>
+      <w:proofErr w:type="spellStart"/>
+      <w:r>
+        <w:t>fikse</w:t>
+      </w:r>
+      <w:proofErr w:type="spellEnd"/>
+      <w:r>
+        <w:t xml:space="preserve"> </w:t>
+      </w:r>
+      <w:proofErr w:type="spellStart"/>
+      <w:r>
+        <w:t>për</w:t>
+      </w:r>
+      <w:proofErr w:type="spellEnd"/>
+      <w:r>
+        <w:t xml:space="preserve"> </w:t>
+      </w:r>
+      <w:proofErr w:type="spellStart"/>
+      <w:r>
+        <w:t>tërë</w:t>
+      </w:r>
+      <w:proofErr w:type="spellEnd"/>
+      <w:r>
+        <w:t xml:space="preserve"> </w:t>
+      </w:r>
+      <w:proofErr w:type="spellStart"/>
+      <w:r>
+        <w:t>periudhën</w:t>
+      </w:r>
+      <w:proofErr w:type="spellEnd"/>
+      <w:r>
+        <w:t xml:space="preserve"> e </w:t>
+      </w:r>
+      <w:proofErr w:type="spellStart"/>
+      <w:r>
+        <w:t>kontratës</w:t>
+      </w:r>
+      <w:proofErr w:type="spellEnd"/>
+      <w:r>
+        <w:t>.</w:t>
       </w:r>
     </w:p>
     <w:p>
@@ -607,9 +2497,79 @@
         <w:spacing w:line="254" w:lineRule="auto"/>
         <w:jc w:val="both"/>
       </w:pPr>
-      <w:r>
-        <w:t xml:space="preserve">Ofruesi i Shërbimeve do të kompensohet me një pagesë fikse mujore </w:t>
-      </w:r>
+      <w:proofErr w:type="spellStart"/>
+      <w:r>
+        <w:t>Ofruesi</w:t>
+      </w:r>
+      <w:proofErr w:type="spellEnd"/>
+      <w:r>
+        <w:t xml:space="preserve"> </w:t>
+      </w:r>
+      <w:proofErr w:type="spellStart"/>
+      <w:r>
+        <w:t>i</w:t>
+      </w:r>
+      <w:proofErr w:type="spellEnd"/>
+      <w:r>
+        <w:t xml:space="preserve"> </w:t>
+      </w:r>
+      <w:proofErr w:type="spellStart"/>
+      <w:r>
+        <w:t>Shërbimeve</w:t>
+      </w:r>
+      <w:proofErr w:type="spellEnd"/>
+      <w:r>
+        <w:t xml:space="preserve"> do </w:t>
+      </w:r>
+      <w:proofErr w:type="spellStart"/>
+      <w:r>
+        <w:t>të</w:t>
+      </w:r>
+      <w:proofErr w:type="spellEnd"/>
+      <w:r>
+        <w:t xml:space="preserve"> </w:t>
+      </w:r>
+      <w:proofErr w:type="spellStart"/>
+      <w:r>
+        <w:t>kompensohet</w:t>
+      </w:r>
+      <w:proofErr w:type="spellEnd"/>
+      <w:r>
+        <w:t xml:space="preserve"> me </w:t>
+      </w:r>
+      <w:proofErr w:type="spellStart"/>
+      <w:r>
+        <w:t>një</w:t>
+      </w:r>
+      <w:proofErr w:type="spellEnd"/>
+      <w:r>
+        <w:t xml:space="preserve"> </w:t>
+      </w:r>
+      <w:proofErr w:type="spellStart"/>
+      <w:r>
+        <w:t>pagesë</w:t>
+      </w:r>
+      <w:proofErr w:type="spellEnd"/>
+      <w:r>
+        <w:t xml:space="preserve"> </w:t>
+      </w:r>
+      <w:proofErr w:type="spellStart"/>
+      <w:r>
+        <w:t>fikse</w:t>
+      </w:r>
+      <w:proofErr w:type="spellEnd"/>
+      <w:r>
+        <w:t xml:space="preserve"> </w:t>
+      </w:r>
+      <w:proofErr w:type="spellStart"/>
+      <w:r>
+        <w:t>mujore</w:t>
+      </w:r>
+      <w:proofErr w:type="spellEnd"/>
+      <w:r>
+        <w:t xml:space="preserve"> </w:t>
+      </w:r>
+      <w:proofErr w:type="spellStart"/>
       <w:r>
         <w:rPr>
           <w:b/>
@@ -617,8 +2577,121 @@
         </w:rPr>
         <w:t>bruto</w:t>
       </w:r>
-      <w:r>
-        <w:t xml:space="preserve"> prej {{monthly_fee}}, e cila paguhet pavarësisht numrit të orëve të punës të realizuara gjatë muajit.</w:t>
+      <w:proofErr w:type="spellEnd"/>
+      <w:r>
+        <w:t xml:space="preserve"> </w:t>
+      </w:r>
+      <w:proofErr w:type="spellStart"/>
+      <w:r>
+        <w:t>prej</w:t>
+      </w:r>
+      <w:proofErr w:type="spellEnd"/>
+      <w:r>
+        <w:t xml:space="preserve"> {{</w:t>
+      </w:r>
+      <w:proofErr w:type="spellStart"/>
+      <w:r>
+        <w:t>monthly_fee</w:t>
+      </w:r>
+      <w:proofErr w:type="spellEnd"/>
+      <w:r>
+        <w:t xml:space="preserve">}}, e </w:t>
+      </w:r>
+      <w:proofErr w:type="spellStart"/>
+      <w:r>
+        <w:t>cila</w:t>
+      </w:r>
+      <w:proofErr w:type="spellEnd"/>
+      <w:r>
+        <w:t xml:space="preserve"> </w:t>
+      </w:r>
+      <w:proofErr w:type="spellStart"/>
+      <w:r>
+        <w:t>paguhet</w:t>
+      </w:r>
+      <w:proofErr w:type="spellEnd"/>
+      <w:r>
+        <w:t xml:space="preserve"> </w:t>
+      </w:r>
+      <w:proofErr w:type="spellStart"/>
+      <w:r>
+        <w:t>pavarësisht</w:t>
+      </w:r>
+      <w:proofErr w:type="spellEnd"/>
+      <w:r>
+        <w:t xml:space="preserve"> </w:t>
+      </w:r>
+      <w:proofErr w:type="spellStart"/>
+      <w:r>
+        <w:t>numrit</w:t>
+      </w:r>
+      <w:proofErr w:type="spellEnd"/>
+      <w:r>
+        <w:t xml:space="preserve"> </w:t>
+      </w:r>
+      <w:proofErr w:type="spellStart"/>
+      <w:r>
+        <w:t>të</w:t>
+      </w:r>
+      <w:proofErr w:type="spellEnd"/>
+      <w:r>
+        <w:t xml:space="preserve"> </w:t>
+      </w:r>
+      <w:proofErr w:type="spellStart"/>
+      <w:r>
+        <w:t>orëve</w:t>
+      </w:r>
+      <w:proofErr w:type="spellEnd"/>
+      <w:r>
+        <w:t xml:space="preserve"> </w:t>
+      </w:r>
+      <w:proofErr w:type="spellStart"/>
+      <w:r>
+        <w:t>të</w:t>
+      </w:r>
+      <w:proofErr w:type="spellEnd"/>
+      <w:r>
+        <w:t xml:space="preserve"> </w:t>
+      </w:r>
+      <w:proofErr w:type="spellStart"/>
+      <w:r>
+        <w:t>punës</w:t>
+      </w:r>
+      <w:proofErr w:type="spellEnd"/>
+      <w:r>
+        <w:t xml:space="preserve"> </w:t>
+      </w:r>
+      <w:proofErr w:type="spellStart"/>
+      <w:r>
+        <w:t>të</w:t>
+      </w:r>
+      <w:proofErr w:type="spellEnd"/>
+      <w:r>
+        <w:t xml:space="preserve"> </w:t>
+      </w:r>
+      <w:proofErr w:type="spellStart"/>
+      <w:r>
+        <w:t>realizuara</w:t>
+      </w:r>
+      <w:proofErr w:type="spellEnd"/>
+      <w:r>
+        <w:t xml:space="preserve"> </w:t>
+      </w:r>
+      <w:proofErr w:type="spellStart"/>
+      <w:r>
+        <w:t>gjatë</w:t>
+      </w:r>
+      <w:proofErr w:type="spellEnd"/>
+      <w:r>
+        <w:t xml:space="preserve"> </w:t>
+      </w:r>
+      <w:proofErr w:type="spellStart"/>
+      <w:r>
+        <w:t>muajit</w:t>
+      </w:r>
+      <w:proofErr w:type="spellEnd"/>
+      <w:r>
+        <w:t>.</w:t>
       </w:r>
     </w:p>
     <w:p>
@@ -630,9 +2703,127 @@
         <w:spacing w:line="254" w:lineRule="auto"/>
         <w:jc w:val="both"/>
       </w:pPr>
-      <w:r>
-        <w:t xml:space="preserve">Për çdo orë pune të realizuar brenda muajit, Ofruesi i Shërbimeve do të kompensohet shtesë me shumën </w:t>
-      </w:r>
+      <w:proofErr w:type="spellStart"/>
+      <w:r>
+        <w:t>Për</w:t>
+      </w:r>
+      <w:proofErr w:type="spellEnd"/>
+      <w:r>
+        <w:t xml:space="preserve"> </w:t>
+      </w:r>
+      <w:proofErr w:type="spellStart"/>
+      <w:r>
+        <w:t>çdo</w:t>
+      </w:r>
+      <w:proofErr w:type="spellEnd"/>
+      <w:r>
+        <w:t xml:space="preserve"> </w:t>
+      </w:r>
+      <w:proofErr w:type="spellStart"/>
+      <w:r>
+        <w:t>orë</w:t>
+      </w:r>
+      <w:proofErr w:type="spellEnd"/>
+      <w:r>
+        <w:t xml:space="preserve"> </w:t>
+      </w:r>
+      <w:proofErr w:type="spellStart"/>
+      <w:r>
+        <w:t>pune</w:t>
+      </w:r>
+      <w:proofErr w:type="spellEnd"/>
+      <w:r>
+        <w:t xml:space="preserve"> </w:t>
+      </w:r>
+      <w:proofErr w:type="spellStart"/>
+      <w:r>
+        <w:t>të</w:t>
+      </w:r>
+      <w:proofErr w:type="spellEnd"/>
+      <w:r>
+        <w:t xml:space="preserve"> </w:t>
+      </w:r>
+      <w:proofErr w:type="spellStart"/>
+      <w:r>
+        <w:t>realizuar</w:t>
+      </w:r>
+      <w:proofErr w:type="spellEnd"/>
+      <w:r>
+        <w:t xml:space="preserve"> </w:t>
+      </w:r>
+      <w:proofErr w:type="spellStart"/>
+      <w:r>
+        <w:t>brenda</w:t>
+      </w:r>
+      <w:proofErr w:type="spellEnd"/>
+      <w:r>
+        <w:t xml:space="preserve"> </w:t>
+      </w:r>
+      <w:proofErr w:type="spellStart"/>
+      <w:r>
+        <w:t>muajit</w:t>
+      </w:r>
+      <w:proofErr w:type="spellEnd"/>
+      <w:r>
+        <w:t xml:space="preserve">, </w:t>
+      </w:r>
+      <w:proofErr w:type="spellStart"/>
+      <w:r>
+        <w:t>Ofruesi</w:t>
+      </w:r>
+      <w:proofErr w:type="spellEnd"/>
+      <w:r>
+        <w:t xml:space="preserve"> </w:t>
+      </w:r>
+      <w:proofErr w:type="spellStart"/>
+      <w:r>
+        <w:t>i</w:t>
+      </w:r>
+      <w:proofErr w:type="spellEnd"/>
+      <w:r>
+        <w:t xml:space="preserve"> </w:t>
+      </w:r>
+      <w:proofErr w:type="spellStart"/>
+      <w:r>
+        <w:t>Shërbimeve</w:t>
+      </w:r>
+      <w:proofErr w:type="spellEnd"/>
+      <w:r>
+        <w:t xml:space="preserve"> do </w:t>
+      </w:r>
+      <w:proofErr w:type="spellStart"/>
+      <w:r>
+        <w:t>të</w:t>
+      </w:r>
+      <w:proofErr w:type="spellEnd"/>
+      <w:r>
+        <w:t xml:space="preserve"> </w:t>
+      </w:r>
+      <w:proofErr w:type="spellStart"/>
+      <w:r>
+        <w:t>kompensohet</w:t>
+      </w:r>
+      <w:proofErr w:type="spellEnd"/>
+      <w:r>
+        <w:t xml:space="preserve"> </w:t>
+      </w:r>
+      <w:proofErr w:type="spellStart"/>
+      <w:r>
+        <w:t>shtesë</w:t>
+      </w:r>
+      <w:proofErr w:type="spellEnd"/>
+      <w:r>
+        <w:t xml:space="preserve"> me </w:t>
+      </w:r>
+      <w:proofErr w:type="spellStart"/>
+      <w:r>
+        <w:t>shumën</w:t>
+      </w:r>
+      <w:proofErr w:type="spellEnd"/>
+      <w:r>
+        <w:t xml:space="preserve"> </w:t>
+      </w:r>
+      <w:proofErr w:type="spellStart"/>
       <w:r>
         <w:rPr>
           <w:b/>
@@ -640,8 +2831,49 @@
         </w:rPr>
         <w:t>bruto</w:t>
       </w:r>
-      <w:r>
-        <w:t xml:space="preserve"> prej {{hourly_rate}} për orë pune.</w:t>
+      <w:proofErr w:type="spellEnd"/>
+      <w:r>
+        <w:t xml:space="preserve"> </w:t>
+      </w:r>
+      <w:proofErr w:type="spellStart"/>
+      <w:r>
+        <w:t>prej</w:t>
+      </w:r>
+      <w:proofErr w:type="spellEnd"/>
+      <w:r>
+        <w:t xml:space="preserve"> {{</w:t>
+      </w:r>
+      <w:proofErr w:type="spellStart"/>
+      <w:r>
+        <w:t>hourly_rate</w:t>
+      </w:r>
+      <w:proofErr w:type="spellEnd"/>
+      <w:r>
+        <w:t xml:space="preserve">}} </w:t>
+      </w:r>
+      <w:proofErr w:type="spellStart"/>
+      <w:r>
+        <w:t>për</w:t>
+      </w:r>
+      <w:proofErr w:type="spellEnd"/>
+      <w:r>
+        <w:t xml:space="preserve"> </w:t>
+      </w:r>
+      <w:proofErr w:type="spellStart"/>
+      <w:r>
+        <w:t>orë</w:t>
+      </w:r>
+      <w:proofErr w:type="spellEnd"/>
+      <w:r>
+        <w:t xml:space="preserve"> </w:t>
+      </w:r>
+      <w:proofErr w:type="spellStart"/>
+      <w:r>
+        <w:t>pune</w:t>
+      </w:r>
+      <w:proofErr w:type="spellEnd"/>
+      <w:r>
+        <w:t>.</w:t>
       </w:r>
     </w:p>
     <w:p>
@@ -653,9 +2885,55 @@
         <w:spacing w:line="254" w:lineRule="auto"/>
         <w:jc w:val="both"/>
       </w:pPr>
-      <w:r>
-        <w:t xml:space="preserve">Ofruesi i Shërbimeve do të kompensohet me pagesë </w:t>
-      </w:r>
+      <w:proofErr w:type="spellStart"/>
+      <w:r>
+        <w:t>Ofruesi</w:t>
+      </w:r>
+      <w:proofErr w:type="spellEnd"/>
+      <w:r>
+        <w:t xml:space="preserve"> </w:t>
+      </w:r>
+      <w:proofErr w:type="spellStart"/>
+      <w:r>
+        <w:t>i</w:t>
+      </w:r>
+      <w:proofErr w:type="spellEnd"/>
+      <w:r>
+        <w:t xml:space="preserve"> </w:t>
+      </w:r>
+      <w:proofErr w:type="spellStart"/>
+      <w:r>
+        <w:t>Shërbimeve</w:t>
+      </w:r>
+      <w:proofErr w:type="spellEnd"/>
+      <w:r>
+        <w:t xml:space="preserve"> do </w:t>
+      </w:r>
+      <w:proofErr w:type="spellStart"/>
+      <w:r>
+        <w:t>të</w:t>
+      </w:r>
+      <w:proofErr w:type="spellEnd"/>
+      <w:r>
+        <w:t xml:space="preserve"> </w:t>
+      </w:r>
+      <w:proofErr w:type="spellStart"/>
+      <w:r>
+        <w:t>kompensohet</w:t>
+      </w:r>
+      <w:proofErr w:type="spellEnd"/>
+      <w:r>
+        <w:t xml:space="preserve"> me </w:t>
+      </w:r>
+      <w:proofErr w:type="spellStart"/>
+      <w:r>
+        <w:t>pagesë</w:t>
+      </w:r>
+      <w:proofErr w:type="spellEnd"/>
+      <w:r>
+        <w:t xml:space="preserve"> </w:t>
+      </w:r>
+      <w:proofErr w:type="spellStart"/>
       <w:r>
         <w:rPr>
           <w:b/>
@@ -663,8 +2941,225 @@
         </w:rPr>
         <w:t>bruto</w:t>
       </w:r>
-      <w:r>
-        <w:t xml:space="preserve"> prej {{hourly_rate}} për çdo orë pune të realizuar, e cila do të llogaritet dhe paguhet mbi bazë mujore, sipas orëve të punës të raportuara dhe të aprovuara nga Klienti.</w:t>
+      <w:proofErr w:type="spellEnd"/>
+      <w:r>
+        <w:t xml:space="preserve"> </w:t>
+      </w:r>
+      <w:proofErr w:type="spellStart"/>
+      <w:r>
+        <w:t>prej</w:t>
+      </w:r>
+      <w:proofErr w:type="spellEnd"/>
+      <w:r>
+        <w:t xml:space="preserve"> {{</w:t>
+      </w:r>
+      <w:proofErr w:type="spellStart"/>
+      <w:r>
+        <w:t>hourly_rate</w:t>
+      </w:r>
+      <w:proofErr w:type="spellEnd"/>
+      <w:r>
+        <w:t xml:space="preserve">}} </w:t>
+      </w:r>
+      <w:proofErr w:type="spellStart"/>
+      <w:r>
+        <w:t>për</w:t>
+      </w:r>
+      <w:proofErr w:type="spellEnd"/>
+      <w:r>
+        <w:t xml:space="preserve"> </w:t>
+      </w:r>
+      <w:proofErr w:type="spellStart"/>
+      <w:r>
+        <w:t>çdo</w:t>
+      </w:r>
+      <w:proofErr w:type="spellEnd"/>
+      <w:r>
+        <w:t xml:space="preserve"> </w:t>
+      </w:r>
+      <w:proofErr w:type="spellStart"/>
+      <w:r>
+        <w:t>orë</w:t>
+      </w:r>
+      <w:proofErr w:type="spellEnd"/>
+      <w:r>
+        <w:t xml:space="preserve"> </w:t>
+      </w:r>
+      <w:proofErr w:type="spellStart"/>
+      <w:r>
+        <w:t>pune</w:t>
+      </w:r>
+      <w:proofErr w:type="spellEnd"/>
+      <w:r>
+        <w:t xml:space="preserve"> </w:t>
+      </w:r>
+      <w:proofErr w:type="spellStart"/>
+      <w:r>
+        <w:t>të</w:t>
+      </w:r>
+      <w:proofErr w:type="spellEnd"/>
+      <w:r>
+        <w:t xml:space="preserve"> </w:t>
+      </w:r>
+      <w:proofErr w:type="spellStart"/>
+      <w:r>
+        <w:t>realizuar</w:t>
+      </w:r>
+      <w:proofErr w:type="spellEnd"/>
+      <w:r>
+        <w:t xml:space="preserve">, e </w:t>
+      </w:r>
+      <w:proofErr w:type="spellStart"/>
+      <w:r>
+        <w:t>cila</w:t>
+      </w:r>
+      <w:proofErr w:type="spellEnd"/>
+      <w:r>
+        <w:t xml:space="preserve"> do </w:t>
+      </w:r>
+      <w:proofErr w:type="spellStart"/>
+      <w:r>
+        <w:t>të</w:t>
+      </w:r>
+      <w:proofErr w:type="spellEnd"/>
+      <w:r>
+        <w:t xml:space="preserve"> </w:t>
+      </w:r>
+      <w:proofErr w:type="spellStart"/>
+      <w:r>
+        <w:t>llogaritet</w:t>
+      </w:r>
+      <w:proofErr w:type="spellEnd"/>
+      <w:r>
+        <w:t xml:space="preserve"> </w:t>
+      </w:r>
+      <w:proofErr w:type="spellStart"/>
+      <w:r>
+        <w:t>dhe</w:t>
+      </w:r>
+      <w:proofErr w:type="spellEnd"/>
+      <w:r>
+        <w:t xml:space="preserve"> </w:t>
+      </w:r>
+      <w:proofErr w:type="spellStart"/>
+      <w:r>
+        <w:t>paguhet</w:t>
+      </w:r>
+      <w:proofErr w:type="spellEnd"/>
+      <w:r>
+        <w:t xml:space="preserve"> </w:t>
+      </w:r>
+      <w:proofErr w:type="spellStart"/>
+      <w:r>
+        <w:t>mbi</w:t>
+      </w:r>
+      <w:proofErr w:type="spellEnd"/>
+      <w:r>
+        <w:t xml:space="preserve"> </w:t>
+      </w:r>
+      <w:proofErr w:type="spellStart"/>
+      <w:r>
+        <w:t>bazë</w:t>
+      </w:r>
+      <w:proofErr w:type="spellEnd"/>
+      <w:r>
+        <w:t xml:space="preserve"> </w:t>
+      </w:r>
+      <w:proofErr w:type="spellStart"/>
+      <w:r>
+        <w:t>mujore</w:t>
+      </w:r>
+      <w:proofErr w:type="spellEnd"/>
+      <w:r>
+        <w:t xml:space="preserve">, </w:t>
+      </w:r>
+      <w:proofErr w:type="spellStart"/>
+      <w:r>
+        <w:t>sipas</w:t>
+      </w:r>
+      <w:proofErr w:type="spellEnd"/>
+      <w:r>
+        <w:t xml:space="preserve"> </w:t>
+      </w:r>
+      <w:proofErr w:type="spellStart"/>
+      <w:r>
+        <w:t>orëve</w:t>
+      </w:r>
+      <w:proofErr w:type="spellEnd"/>
+      <w:r>
+        <w:t xml:space="preserve"> </w:t>
+      </w:r>
+      <w:proofErr w:type="spellStart"/>
+      <w:r>
+        <w:t>të</w:t>
+      </w:r>
+      <w:proofErr w:type="spellEnd"/>
+      <w:r>
+        <w:t xml:space="preserve"> </w:t>
+      </w:r>
+      <w:proofErr w:type="spellStart"/>
+      <w:r>
+        <w:t>punës</w:t>
+      </w:r>
+      <w:proofErr w:type="spellEnd"/>
+      <w:r>
+        <w:t xml:space="preserve"> </w:t>
+      </w:r>
+      <w:proofErr w:type="spellStart"/>
+      <w:r>
+        <w:t>të</w:t>
+      </w:r>
+      <w:proofErr w:type="spellEnd"/>
+      <w:r>
+        <w:t xml:space="preserve"> </w:t>
+      </w:r>
+      <w:proofErr w:type="spellStart"/>
+      <w:r>
+        <w:t>raportuara</w:t>
+      </w:r>
+      <w:proofErr w:type="spellEnd"/>
+      <w:r>
+        <w:t xml:space="preserve"> </w:t>
+      </w:r>
+      <w:proofErr w:type="spellStart"/>
+      <w:r>
+        <w:t>dhe</w:t>
+      </w:r>
+      <w:proofErr w:type="spellEnd"/>
+      <w:r>
+        <w:t xml:space="preserve"> </w:t>
+      </w:r>
+      <w:proofErr w:type="spellStart"/>
+      <w:r>
+        <w:t>të</w:t>
+      </w:r>
+      <w:proofErr w:type="spellEnd"/>
+      <w:r>
+        <w:t xml:space="preserve"> </w:t>
+      </w:r>
+      <w:proofErr w:type="spellStart"/>
+      <w:r>
+        <w:t>aprovuara</w:t>
+      </w:r>
+      <w:proofErr w:type="spellEnd"/>
+      <w:r>
+        <w:t xml:space="preserve"> </w:t>
+      </w:r>
+      <w:proofErr w:type="spellStart"/>
+      <w:r>
+        <w:t>nga</w:t>
+      </w:r>
+      <w:proofErr w:type="spellEnd"/>
+      <w:r>
+        <w:t xml:space="preserve"> </w:t>
+      </w:r>
+      <w:proofErr w:type="spellStart"/>
+      <w:r>
+        <w:t>Klienti</w:t>
+      </w:r>
+      <w:proofErr w:type="spellEnd"/>
+      <w:r>
+        <w:t>.</w:t>
       </w:r>
     </w:p>
     <w:p>
@@ -676,9 +3171,55 @@
         <w:spacing w:line="254" w:lineRule="auto"/>
         <w:jc w:val="both"/>
       </w:pPr>
-      <w:r>
-        <w:t xml:space="preserve">Ofruesi i Shërbimeve do të kompensohet me pagesë </w:t>
-      </w:r>
+      <w:proofErr w:type="spellStart"/>
+      <w:r>
+        <w:t>Ofruesi</w:t>
+      </w:r>
+      <w:proofErr w:type="spellEnd"/>
+      <w:r>
+        <w:t xml:space="preserve"> </w:t>
+      </w:r>
+      <w:proofErr w:type="spellStart"/>
+      <w:r>
+        <w:t>i</w:t>
+      </w:r>
+      <w:proofErr w:type="spellEnd"/>
+      <w:r>
+        <w:t xml:space="preserve"> </w:t>
+      </w:r>
+      <w:proofErr w:type="spellStart"/>
+      <w:r>
+        <w:t>Shërbimeve</w:t>
+      </w:r>
+      <w:proofErr w:type="spellEnd"/>
+      <w:r>
+        <w:t xml:space="preserve"> do </w:t>
+      </w:r>
+      <w:proofErr w:type="spellStart"/>
+      <w:r>
+        <w:t>të</w:t>
+      </w:r>
+      <w:proofErr w:type="spellEnd"/>
+      <w:r>
+        <w:t xml:space="preserve"> </w:t>
+      </w:r>
+      <w:proofErr w:type="spellStart"/>
+      <w:r>
+        <w:t>kompensohet</w:t>
+      </w:r>
+      <w:proofErr w:type="spellEnd"/>
+      <w:r>
+        <w:t xml:space="preserve"> me </w:t>
+      </w:r>
+      <w:proofErr w:type="spellStart"/>
+      <w:r>
+        <w:t>pagesë</w:t>
+      </w:r>
+      <w:proofErr w:type="spellEnd"/>
+      <w:r>
+        <w:t xml:space="preserve"> </w:t>
+      </w:r>
+      <w:proofErr w:type="spellStart"/>
       <w:r>
         <w:rPr>
           <w:b/>
@@ -686,8 +3227,121 @@
         </w:rPr>
         <w:t>bruto</w:t>
       </w:r>
-      <w:r>
-        <w:t xml:space="preserve"> fikse mujore prej {{monthly_fee}}, pavarësisht numrit të orëve të punës të realizuara gjatë muajit.</w:t>
+      <w:proofErr w:type="spellEnd"/>
+      <w:r>
+        <w:t xml:space="preserve"> </w:t>
+      </w:r>
+      <w:proofErr w:type="spellStart"/>
+      <w:r>
+        <w:t>fikse</w:t>
+      </w:r>
+      <w:proofErr w:type="spellEnd"/>
+      <w:r>
+        <w:t xml:space="preserve"> </w:t>
+      </w:r>
+      <w:proofErr w:type="spellStart"/>
+      <w:r>
+        <w:t>mujore</w:t>
+      </w:r>
+      <w:proofErr w:type="spellEnd"/>
+      <w:r>
+        <w:t xml:space="preserve"> </w:t>
+      </w:r>
+      <w:proofErr w:type="spellStart"/>
+      <w:r>
+        <w:t>prej</w:t>
+      </w:r>
+      <w:proofErr w:type="spellEnd"/>
+      <w:r>
+        <w:t xml:space="preserve"> {{</w:t>
+      </w:r>
+      <w:proofErr w:type="spellStart"/>
+      <w:r>
+        <w:t>monthly_fee</w:t>
+      </w:r>
+      <w:proofErr w:type="spellEnd"/>
+      <w:r>
+        <w:t xml:space="preserve">}}, </w:t>
+      </w:r>
+      <w:proofErr w:type="spellStart"/>
+      <w:r>
+        <w:t>pavarësisht</w:t>
+      </w:r>
+      <w:proofErr w:type="spellEnd"/>
+      <w:r>
+        <w:t xml:space="preserve"> </w:t>
+      </w:r>
+      <w:proofErr w:type="spellStart"/>
+      <w:r>
+        <w:t>numrit</w:t>
+      </w:r>
+      <w:proofErr w:type="spellEnd"/>
+      <w:r>
+        <w:t xml:space="preserve"> </w:t>
+      </w:r>
+      <w:proofErr w:type="spellStart"/>
+      <w:r>
+        <w:t>të</w:t>
+      </w:r>
+      <w:proofErr w:type="spellEnd"/>
+      <w:r>
+        <w:t xml:space="preserve"> </w:t>
+      </w:r>
+      <w:proofErr w:type="spellStart"/>
+      <w:r>
+        <w:t>orëve</w:t>
+      </w:r>
+      <w:proofErr w:type="spellEnd"/>
+      <w:r>
+        <w:t xml:space="preserve"> </w:t>
+      </w:r>
+      <w:proofErr w:type="spellStart"/>
+      <w:r>
+        <w:t>të</w:t>
+      </w:r>
+      <w:proofErr w:type="spellEnd"/>
+      <w:r>
+        <w:t xml:space="preserve"> </w:t>
+      </w:r>
+      <w:proofErr w:type="spellStart"/>
+      <w:r>
+        <w:t>punës</w:t>
+      </w:r>
+      <w:proofErr w:type="spellEnd"/>
+      <w:r>
+        <w:t xml:space="preserve"> </w:t>
+      </w:r>
+      <w:proofErr w:type="spellStart"/>
+      <w:r>
+        <w:t>të</w:t>
+      </w:r>
+      <w:proofErr w:type="spellEnd"/>
+      <w:r>
+        <w:t xml:space="preserve"> </w:t>
+      </w:r>
+      <w:proofErr w:type="spellStart"/>
+      <w:r>
+        <w:t>realizuara</w:t>
+      </w:r>
+      <w:proofErr w:type="spellEnd"/>
+      <w:r>
+        <w:t xml:space="preserve"> </w:t>
+      </w:r>
+      <w:proofErr w:type="spellStart"/>
+      <w:r>
+        <w:t>gjatë</w:t>
+      </w:r>
+      <w:proofErr w:type="spellEnd"/>
+      <w:r>
+        <w:t xml:space="preserve"> </w:t>
+      </w:r>
+      <w:proofErr w:type="spellStart"/>
+      <w:r>
+        <w:t>muajit</w:t>
+      </w:r>
+      <w:proofErr w:type="spellEnd"/>
+      <w:r>
+        <w:t>.</w:t>
       </w:r>
     </w:p>
     <w:p>
@@ -699,8 +3353,85 @@
         <w:spacing w:after="60" w:line="254" w:lineRule="auto"/>
         <w:jc w:val="both"/>
       </w:pPr>
-      <w:r>
-        <w:t>Pagesa bëhet në llogarinë personale bankare të Ofruesit të Shërbimeve:</w:t>
+      <w:proofErr w:type="spellStart"/>
+      <w:r>
+        <w:t>Pagesa</w:t>
+      </w:r>
+      <w:proofErr w:type="spellEnd"/>
+      <w:r>
+        <w:t xml:space="preserve"> </w:t>
+      </w:r>
+      <w:proofErr w:type="spellStart"/>
+      <w:r>
+        <w:t>bëhet</w:t>
+      </w:r>
+      <w:proofErr w:type="spellEnd"/>
+      <w:r>
+        <w:t xml:space="preserve"> </w:t>
+      </w:r>
+      <w:proofErr w:type="spellStart"/>
+      <w:r>
+        <w:t>në</w:t>
+      </w:r>
+      <w:proofErr w:type="spellEnd"/>
+      <w:r>
+        <w:t xml:space="preserve"> </w:t>
+      </w:r>
+      <w:proofErr w:type="spellStart"/>
+      <w:r>
+        <w:t>llogarinë</w:t>
+      </w:r>
+      <w:proofErr w:type="spellEnd"/>
+      <w:r>
+        <w:t xml:space="preserve"> </w:t>
+      </w:r>
+      <w:proofErr w:type="spellStart"/>
+      <w:r>
+        <w:t>personale</w:t>
+      </w:r>
+      <w:proofErr w:type="spellEnd"/>
+      <w:r>
+        <w:t xml:space="preserve"> </w:t>
+      </w:r>
+      <w:proofErr w:type="spellStart"/>
+      <w:r>
+        <w:t>bankare</w:t>
+      </w:r>
+      <w:proofErr w:type="spellEnd"/>
+      <w:r>
+        <w:t xml:space="preserve"> </w:t>
+      </w:r>
+      <w:proofErr w:type="spellStart"/>
+      <w:r>
+        <w:t>të</w:t>
+      </w:r>
+      <w:proofErr w:type="spellEnd"/>
+      <w:r>
+        <w:t xml:space="preserve"> </w:t>
+      </w:r>
+      <w:proofErr w:type="spellStart"/>
+      <w:r>
+        <w:t>Ofruesit</w:t>
+      </w:r>
+      <w:proofErr w:type="spellEnd"/>
+      <w:r>
+        <w:t xml:space="preserve"> </w:t>
+      </w:r>
+      <w:proofErr w:type="spellStart"/>
+      <w:r>
+        <w:t>të</w:t>
+      </w:r>
+      <w:proofErr w:type="spellEnd"/>
+      <w:r>
+        <w:t xml:space="preserve"> </w:t>
+      </w:r>
+      <w:proofErr w:type="spellStart"/>
+      <w:r>
+        <w:t>Shërbimeve</w:t>
+      </w:r>
+      <w:proofErr w:type="spellEnd"/>
+      <w:r>
+        <w:t>:</w:t>
       </w:r>
     </w:p>
     <w:p>
@@ -709,8 +3440,37 @@
         <w:ind w:left="720"/>
         <w:jc w:val="both"/>
       </w:pPr>
-      <w:r>
-        <w:t>Numri i llogarisë: {{bank_account}}</w:t>
+      <w:proofErr w:type="spellStart"/>
+      <w:r>
+        <w:t>Numri</w:t>
+      </w:r>
+      <w:proofErr w:type="spellEnd"/>
+      <w:r>
+        <w:t xml:space="preserve"> </w:t>
+      </w:r>
+      <w:proofErr w:type="spellStart"/>
+      <w:r>
+        <w:t>i</w:t>
+      </w:r>
+      <w:proofErr w:type="spellEnd"/>
+      <w:r>
+        <w:t xml:space="preserve"> </w:t>
+      </w:r>
+      <w:proofErr w:type="spellStart"/>
+      <w:r>
+        <w:t>llogarisë</w:t>
+      </w:r>
+      <w:proofErr w:type="spellEnd"/>
+      <w:r>
+        <w:t>: {{</w:t>
+      </w:r>
+      <w:proofErr w:type="spellStart"/>
+      <w:r>
+        <w:t>bank_account</w:t>
+      </w:r>
+      <w:proofErr w:type="spellEnd"/>
+      <w:r>
+        <w:t>}}</w:t>
       </w:r>
     </w:p>
     <w:p>
@@ -720,7 +3480,15 @@
         <w:jc w:val="both"/>
       </w:pPr>
       <w:r>
-        <w:t>Banka: {{bank_name}}</w:t>
+        <w:t>Banka: {{</w:t>
+      </w:r>
+      <w:proofErr w:type="spellStart"/>
+      <w:r>
+        <w:t>bank_name</w:t>
+      </w:r>
+      <w:proofErr w:type="spellEnd"/>
+      <w:r>
+        <w:t>}}</w:t>
       </w:r>
     </w:p>
     <w:p>
@@ -729,8 +3497,45 @@
         <w:ind w:left="720"/>
         <w:jc w:val="both"/>
       </w:pPr>
-      <w:r>
-        <w:t>Shpenzimet e transferit (FEE) mbulohet nga Klienti.</w:t>
+      <w:proofErr w:type="spellStart"/>
+      <w:r>
+        <w:t>Shpenzimet</w:t>
+      </w:r>
+      <w:proofErr w:type="spellEnd"/>
+      <w:r>
+        <w:t xml:space="preserve"> e </w:t>
+      </w:r>
+      <w:proofErr w:type="spellStart"/>
+      <w:r>
+        <w:t>transferit</w:t>
+      </w:r>
+      <w:proofErr w:type="spellEnd"/>
+      <w:r>
+        <w:t xml:space="preserve"> (FEE) </w:t>
+      </w:r>
+      <w:proofErr w:type="spellStart"/>
+      <w:r>
+        <w:t>mbulohet</w:t>
+      </w:r>
+      <w:proofErr w:type="spellEnd"/>
+      <w:r>
+        <w:t xml:space="preserve"> </w:t>
+      </w:r>
+      <w:proofErr w:type="spellStart"/>
+      <w:r>
+        <w:t>nga</w:t>
+      </w:r>
+      <w:proofErr w:type="spellEnd"/>
+      <w:r>
+        <w:t xml:space="preserve"> </w:t>
+      </w:r>
+      <w:proofErr w:type="spellStart"/>
+      <w:r>
+        <w:t>Klienti</w:t>
+      </w:r>
+      <w:proofErr w:type="spellEnd"/>
+      <w:r>
+        <w:t>.</w:t>
       </w:r>
     </w:p>
     <w:p>
@@ -742,20 +3547,107 @@
         <w:spacing w:after="60" w:line="254" w:lineRule="auto"/>
         <w:jc w:val="both"/>
       </w:pPr>
-      <w:r>
-        <w:t>Palët janë subjekt i detyrimeve tatimore sipas Ligjeve të Republikës së Kosovës.</w:t>
-      </w:r>
-    </w:p>
-    <w:p>
-      <w:pPr>
-        <w:spacing w:after="60" w:line="254" w:lineRule="auto"/>
-        <w:jc w:val="both"/>
-      </w:pPr>
-    </w:p>
-    <w:p>
-      <w:pPr>
-        <w:spacing w:after="60" w:line="254" w:lineRule="auto"/>
-        <w:jc w:val="both"/>
+      <w:proofErr w:type="spellStart"/>
+      <w:r>
+        <w:t>Palët</w:t>
+      </w:r>
+      <w:proofErr w:type="spellEnd"/>
+      <w:r>
+        <w:t xml:space="preserve"> </w:t>
+      </w:r>
+      <w:proofErr w:type="spellStart"/>
+      <w:r>
+        <w:t>janë</w:t>
+      </w:r>
+      <w:proofErr w:type="spellEnd"/>
+      <w:r>
+        <w:t xml:space="preserve"> </w:t>
+      </w:r>
+      <w:proofErr w:type="spellStart"/>
+      <w:r>
+        <w:t>subjekt</w:t>
+      </w:r>
+      <w:proofErr w:type="spellEnd"/>
+      <w:r>
+        <w:t xml:space="preserve"> </w:t>
+      </w:r>
+      <w:proofErr w:type="spellStart"/>
+      <w:r>
+        <w:t>i</w:t>
+      </w:r>
+      <w:proofErr w:type="spellEnd"/>
+      <w:r>
+        <w:t xml:space="preserve"> </w:t>
+      </w:r>
+      <w:proofErr w:type="spellStart"/>
+      <w:r>
+        <w:t>detyrimeve</w:t>
+      </w:r>
+      <w:proofErr w:type="spellEnd"/>
+      <w:r>
+        <w:t xml:space="preserve"> </w:t>
+      </w:r>
+      <w:proofErr w:type="spellStart"/>
+      <w:r>
+        <w:t>tatimore</w:t>
+      </w:r>
+      <w:proofErr w:type="spellEnd"/>
+      <w:r>
+        <w:t xml:space="preserve"> </w:t>
+      </w:r>
+      <w:proofErr w:type="spellStart"/>
+      <w:r>
+        <w:t>sipas</w:t>
+      </w:r>
+      <w:proofErr w:type="spellEnd"/>
+      <w:r>
+        <w:t xml:space="preserve"> </w:t>
+      </w:r>
+      <w:proofErr w:type="spellStart"/>
+      <w:r>
+        <w:t>Ligjeve</w:t>
+      </w:r>
+      <w:proofErr w:type="spellEnd"/>
+      <w:r>
+        <w:t xml:space="preserve"> </w:t>
+      </w:r>
+      <w:proofErr w:type="spellStart"/>
+      <w:r>
+        <w:t>të</w:t>
+      </w:r>
+      <w:proofErr w:type="spellEnd"/>
+      <w:r>
+        <w:t xml:space="preserve"> </w:t>
+      </w:r>
+      <w:proofErr w:type="spellStart"/>
+      <w:r>
+        <w:t>Republikës</w:t>
+      </w:r>
+      <w:proofErr w:type="spellEnd"/>
+      <w:r>
+        <w:t xml:space="preserve"> </w:t>
+      </w:r>
+      <w:proofErr w:type="spellStart"/>
+      <w:r>
+        <w:t>së</w:t>
+      </w:r>
+      <w:proofErr w:type="spellEnd"/>
+      <w:r>
+        <w:t xml:space="preserve"> </w:t>
+      </w:r>
+      <w:proofErr w:type="spellStart"/>
+      <w:r>
+        <w:t>Kosovës</w:t>
+      </w:r>
+      <w:proofErr w:type="spellEnd"/>
+      <w:r>
+        <w:t>.</w:t>
+      </w:r>
+    </w:p>
+    <w:p>
+      <w:pPr>
+        <w:spacing w:after="60" w:line="240" w:lineRule="auto"/>
+        <w:jc w:val="center"/>
       </w:pPr>
     </w:p>
     <w:p>
@@ -784,13 +3676,37 @@
           <w:bCs/>
         </w:rPr>
       </w:pPr>
-      <w:r>
-        <w:rPr>
-          <w:b/>
-          <w:bCs/>
-        </w:rPr>
-        <w:t>Shkëputja e kontratës</w:t>
-      </w:r>
+      <w:proofErr w:type="spellStart"/>
+      <w:r>
+        <w:rPr>
+          <w:b/>
+          <w:bCs/>
+        </w:rPr>
+        <w:t>Shkëputja</w:t>
+      </w:r>
+      <w:proofErr w:type="spellEnd"/>
+      <w:r>
+        <w:rPr>
+          <w:b/>
+          <w:bCs/>
+        </w:rPr>
+        <w:t xml:space="preserve"> e </w:t>
+      </w:r>
+      <w:proofErr w:type="spellStart"/>
+      <w:r>
+        <w:rPr>
+          <w:b/>
+          <w:bCs/>
+        </w:rPr>
+        <w:t>kontratës</w:t>
+      </w:r>
+      <w:proofErr w:type="spellEnd"/>
+    </w:p>
+    <w:p>
+      <w:pPr>
+        <w:spacing w:after="60" w:line="240" w:lineRule="auto"/>
+        <w:jc w:val="center"/>
+      </w:pPr>
     </w:p>
     <w:p>
       <w:pPr>
@@ -801,8 +3717,141 @@
         <w:spacing w:line="254" w:lineRule="auto"/>
         <w:jc w:val="both"/>
       </w:pPr>
-      <w:r>
-        <w:t>Kjo kontratë mund të shkëputet sipas kushteve të Ligjit Nr. 04/L-077 për Marrëdhëniet e Detyrimeve, si dhe rasteve të mëposhtme:</w:t>
+      <w:proofErr w:type="spellStart"/>
+      <w:r>
+        <w:t>Kjo</w:t>
+      </w:r>
+      <w:proofErr w:type="spellEnd"/>
+      <w:r>
+        <w:t xml:space="preserve"> </w:t>
+      </w:r>
+      <w:proofErr w:type="spellStart"/>
+      <w:r>
+        <w:t>kontratë</w:t>
+      </w:r>
+      <w:proofErr w:type="spellEnd"/>
+      <w:r>
+        <w:t xml:space="preserve"> </w:t>
+      </w:r>
+      <w:proofErr w:type="spellStart"/>
+      <w:r>
+        <w:t>mund</w:t>
+      </w:r>
+      <w:proofErr w:type="spellEnd"/>
+      <w:r>
+        <w:t xml:space="preserve"> </w:t>
+      </w:r>
+      <w:proofErr w:type="spellStart"/>
+      <w:r>
+        <w:t>të</w:t>
+      </w:r>
+      <w:proofErr w:type="spellEnd"/>
+      <w:r>
+        <w:t xml:space="preserve"> </w:t>
+      </w:r>
+      <w:proofErr w:type="spellStart"/>
+      <w:r>
+        <w:t>shkëputet</w:t>
+      </w:r>
+      <w:proofErr w:type="spellEnd"/>
+      <w:r>
+        <w:t xml:space="preserve"> </w:t>
+      </w:r>
+      <w:proofErr w:type="spellStart"/>
+      <w:r>
+        <w:t>sipas</w:t>
+      </w:r>
+      <w:proofErr w:type="spellEnd"/>
+      <w:r>
+        <w:t xml:space="preserve"> </w:t>
+      </w:r>
+      <w:proofErr w:type="spellStart"/>
+      <w:r>
+        <w:t>kushteve</w:t>
+      </w:r>
+      <w:proofErr w:type="spellEnd"/>
+      <w:r>
+        <w:t xml:space="preserve"> </w:t>
+      </w:r>
+      <w:proofErr w:type="spellStart"/>
+      <w:r>
+        <w:t>të</w:t>
+      </w:r>
+      <w:proofErr w:type="spellEnd"/>
+      <w:r>
+        <w:t xml:space="preserve"> </w:t>
+      </w:r>
+      <w:proofErr w:type="spellStart"/>
+      <w:r>
+        <w:t>Ligjit</w:t>
+      </w:r>
+      <w:proofErr w:type="spellEnd"/>
+      <w:r>
+        <w:t xml:space="preserve"> Nr. 04/L-077 </w:t>
+      </w:r>
+      <w:proofErr w:type="spellStart"/>
+      <w:r>
+        <w:t>për</w:t>
+      </w:r>
+      <w:proofErr w:type="spellEnd"/>
+      <w:r>
+        <w:t xml:space="preserve"> </w:t>
+      </w:r>
+      <w:proofErr w:type="spellStart"/>
+      <w:r>
+        <w:t>Marrëdhëniet</w:t>
+      </w:r>
+      <w:proofErr w:type="spellEnd"/>
+      <w:r>
+        <w:t xml:space="preserve"> e </w:t>
+      </w:r>
+      <w:proofErr w:type="spellStart"/>
+      <w:r>
+        <w:t>Detyrimeve</w:t>
+      </w:r>
+      <w:proofErr w:type="spellEnd"/>
+      <w:r>
+        <w:t xml:space="preserve">, </w:t>
+      </w:r>
+      <w:proofErr w:type="spellStart"/>
+      <w:r>
+        <w:t>si</w:t>
+      </w:r>
+      <w:proofErr w:type="spellEnd"/>
+      <w:r>
+        <w:t xml:space="preserve"> </w:t>
+      </w:r>
+      <w:proofErr w:type="spellStart"/>
+      <w:r>
+        <w:t>dhe</w:t>
+      </w:r>
+      <w:proofErr w:type="spellEnd"/>
+      <w:r>
+        <w:t xml:space="preserve"> </w:t>
+      </w:r>
+      <w:proofErr w:type="spellStart"/>
+      <w:r>
+        <w:t>rasteve</w:t>
+      </w:r>
+      <w:proofErr w:type="spellEnd"/>
+      <w:r>
+        <w:t xml:space="preserve"> </w:t>
+      </w:r>
+      <w:proofErr w:type="spellStart"/>
+      <w:r>
+        <w:t>të</w:t>
+      </w:r>
+      <w:proofErr w:type="spellEnd"/>
+      <w:r>
+        <w:t xml:space="preserve"> </w:t>
+      </w:r>
+      <w:proofErr w:type="spellStart"/>
+      <w:r>
+        <w:t>mëposhtme</w:t>
+      </w:r>
+      <w:proofErr w:type="spellEnd"/>
+      <w:r>
+        <w:t>:</w:t>
       </w:r>
     </w:p>
     <w:p>
@@ -814,7 +3863,47 @@
         <w:spacing w:line="254" w:lineRule="auto"/>
       </w:pPr>
       <w:r>
-        <w:t>Me marrëveshje të përbashkët të palëve.</w:t>
+        <w:t xml:space="preserve">Me </w:t>
+      </w:r>
+      <w:proofErr w:type="spellStart"/>
+      <w:r>
+        <w:t>marrëveshje</w:t>
+      </w:r>
+      <w:proofErr w:type="spellEnd"/>
+      <w:r>
+        <w:t xml:space="preserve"> </w:t>
+      </w:r>
+      <w:proofErr w:type="spellStart"/>
+      <w:r>
+        <w:t>të</w:t>
+      </w:r>
+      <w:proofErr w:type="spellEnd"/>
+      <w:r>
+        <w:t xml:space="preserve"> </w:t>
+      </w:r>
+      <w:proofErr w:type="spellStart"/>
+      <w:r>
+        <w:t>përbashkët</w:t>
+      </w:r>
+      <w:proofErr w:type="spellEnd"/>
+      <w:r>
+        <w:t xml:space="preserve"> </w:t>
+      </w:r>
+      <w:proofErr w:type="spellStart"/>
+      <w:r>
+        <w:t>të</w:t>
+      </w:r>
+      <w:proofErr w:type="spellEnd"/>
+      <w:r>
+        <w:t xml:space="preserve"> </w:t>
+      </w:r>
+      <w:proofErr w:type="spellStart"/>
+      <w:r>
+        <w:t>palëve</w:t>
+      </w:r>
+      <w:proofErr w:type="spellEnd"/>
+      <w:r>
+        <w:t>.</w:t>
       </w:r>
     </w:p>
     <w:p>
@@ -825,8 +3914,93 @@
         </w:numPr>
         <w:spacing w:line="254" w:lineRule="auto"/>
       </w:pPr>
-      <w:r>
-        <w:t>Menjëherë, në rast të shkeljes së dispozitave kontraktuale nga cilado palë.</w:t>
+      <w:proofErr w:type="spellStart"/>
+      <w:r>
+        <w:t>Menjëherë</w:t>
+      </w:r>
+      <w:proofErr w:type="spellEnd"/>
+      <w:r>
+        <w:t xml:space="preserve">, </w:t>
+      </w:r>
+      <w:proofErr w:type="spellStart"/>
+      <w:r>
+        <w:t>në</w:t>
+      </w:r>
+      <w:proofErr w:type="spellEnd"/>
+      <w:r>
+        <w:t xml:space="preserve"> </w:t>
+      </w:r>
+      <w:proofErr w:type="spellStart"/>
+      <w:r>
+        <w:t>rast</w:t>
+      </w:r>
+      <w:proofErr w:type="spellEnd"/>
+      <w:r>
+        <w:t xml:space="preserve"> </w:t>
+      </w:r>
+      <w:proofErr w:type="spellStart"/>
+      <w:r>
+        <w:t>të</w:t>
+      </w:r>
+      <w:proofErr w:type="spellEnd"/>
+      <w:r>
+        <w:t xml:space="preserve"> </w:t>
+      </w:r>
+      <w:proofErr w:type="spellStart"/>
+      <w:r>
+        <w:t>shkeljes</w:t>
+      </w:r>
+      <w:proofErr w:type="spellEnd"/>
+      <w:r>
+        <w:t xml:space="preserve"> </w:t>
+      </w:r>
+      <w:proofErr w:type="spellStart"/>
+      <w:r>
+        <w:t>së</w:t>
+      </w:r>
+      <w:proofErr w:type="spellEnd"/>
+      <w:r>
+        <w:t xml:space="preserve"> </w:t>
+      </w:r>
+      <w:proofErr w:type="spellStart"/>
+      <w:r>
+        <w:t>dispozitave</w:t>
+      </w:r>
+      <w:proofErr w:type="spellEnd"/>
+      <w:r>
+        <w:t xml:space="preserve"> </w:t>
+      </w:r>
+      <w:proofErr w:type="spellStart"/>
+      <w:r>
+        <w:t>kontraktuale</w:t>
+      </w:r>
+      <w:proofErr w:type="spellEnd"/>
+      <w:r>
+        <w:t xml:space="preserve"> </w:t>
+      </w:r>
+      <w:proofErr w:type="spellStart"/>
+      <w:r>
+        <w:t>nga</w:t>
+      </w:r>
+      <w:proofErr w:type="spellEnd"/>
+      <w:r>
+        <w:t xml:space="preserve"> </w:t>
+      </w:r>
+      <w:proofErr w:type="spellStart"/>
+      <w:r>
+        <w:t>cilado</w:t>
+      </w:r>
+      <w:proofErr w:type="spellEnd"/>
+      <w:r>
+        <w:t xml:space="preserve"> </w:t>
+      </w:r>
+      <w:proofErr w:type="spellStart"/>
+      <w:r>
+        <w:t>palë</w:t>
+      </w:r>
+      <w:proofErr w:type="spellEnd"/>
+      <w:r>
+        <w:t>.</w:t>
       </w:r>
     </w:p>
     <w:p>
@@ -837,8 +4011,53 @@
         </w:numPr>
         <w:spacing w:line="254" w:lineRule="auto"/>
       </w:pPr>
-      <w:r>
-        <w:t>Klienti mund ta ndërpresë kontratën menjëherë nëse:</w:t>
+      <w:proofErr w:type="spellStart"/>
+      <w:r>
+        <w:t>Klienti</w:t>
+      </w:r>
+      <w:proofErr w:type="spellEnd"/>
+      <w:r>
+        <w:t xml:space="preserve"> </w:t>
+      </w:r>
+      <w:proofErr w:type="spellStart"/>
+      <w:r>
+        <w:t>mund</w:t>
+      </w:r>
+      <w:proofErr w:type="spellEnd"/>
+      <w:r>
+        <w:t xml:space="preserve"> ta </w:t>
+      </w:r>
+      <w:proofErr w:type="spellStart"/>
+      <w:r>
+        <w:t>ndërpresë</w:t>
+      </w:r>
+      <w:proofErr w:type="spellEnd"/>
+      <w:r>
+        <w:t xml:space="preserve"> </w:t>
+      </w:r>
+      <w:proofErr w:type="spellStart"/>
+      <w:r>
+        <w:t>kontratën</w:t>
+      </w:r>
+      <w:proofErr w:type="spellEnd"/>
+      <w:r>
+        <w:t xml:space="preserve"> </w:t>
+      </w:r>
+      <w:proofErr w:type="spellStart"/>
+      <w:r>
+        <w:t>menjëherë</w:t>
+      </w:r>
+      <w:proofErr w:type="spellEnd"/>
+      <w:r>
+        <w:t xml:space="preserve"> </w:t>
+      </w:r>
+      <w:proofErr w:type="spellStart"/>
+      <w:r>
+        <w:t>nëse</w:t>
+      </w:r>
+      <w:proofErr w:type="spellEnd"/>
+      <w:r>
+        <w:t>:</w:t>
       </w:r>
     </w:p>
     <w:p>
@@ -849,9 +4068,53 @@
         </w:numPr>
         <w:spacing w:line="254" w:lineRule="auto"/>
       </w:pPr>
-      <w:r>
-        <w:lastRenderedPageBreak/>
-        <w:t>ekzistojnë arsye ekonomike, teknike ose organizative,</w:t>
+      <w:proofErr w:type="spellStart"/>
+      <w:r>
+        <w:t>ekzistojnë</w:t>
+      </w:r>
+      <w:proofErr w:type="spellEnd"/>
+      <w:r>
+        <w:t xml:space="preserve"> </w:t>
+      </w:r>
+      <w:proofErr w:type="spellStart"/>
+      <w:r>
+        <w:t>arsye</w:t>
+      </w:r>
+      <w:proofErr w:type="spellEnd"/>
+      <w:r>
+        <w:t xml:space="preserve"> </w:t>
+      </w:r>
+      <w:proofErr w:type="spellStart"/>
+      <w:r>
+        <w:t>ekonomike</w:t>
+      </w:r>
+      <w:proofErr w:type="spellEnd"/>
+      <w:r>
+        <w:t xml:space="preserve">, </w:t>
+      </w:r>
+      <w:proofErr w:type="spellStart"/>
+      <w:r>
+        <w:t>teknike</w:t>
+      </w:r>
+      <w:proofErr w:type="spellEnd"/>
+      <w:r>
+        <w:t xml:space="preserve"> </w:t>
+      </w:r>
+      <w:proofErr w:type="spellStart"/>
+      <w:r>
+        <w:t>ose</w:t>
+      </w:r>
+      <w:proofErr w:type="spellEnd"/>
+      <w:r>
+        <w:t xml:space="preserve"> </w:t>
+      </w:r>
+      <w:proofErr w:type="spellStart"/>
+      <w:r>
+        <w:t>organizative</w:t>
+      </w:r>
+      <w:proofErr w:type="spellEnd"/>
+      <w:r>
+        <w:t>,</w:t>
       </w:r>
     </w:p>
     <w:p>
@@ -862,8 +4125,69 @@
         </w:numPr>
         <w:spacing w:line="254" w:lineRule="auto"/>
       </w:pPr>
-      <w:r>
-        <w:t>Ofruesi nuk është i aftë të kryejë detyrat,</w:t>
+      <w:proofErr w:type="spellStart"/>
+      <w:r>
+        <w:t>Ofruesi</w:t>
+      </w:r>
+      <w:proofErr w:type="spellEnd"/>
+      <w:r>
+        <w:t xml:space="preserve"> </w:t>
+      </w:r>
+      <w:proofErr w:type="spellStart"/>
+      <w:r>
+        <w:t>nuk</w:t>
+      </w:r>
+      <w:proofErr w:type="spellEnd"/>
+      <w:r>
+        <w:t xml:space="preserve"> </w:t>
+      </w:r>
+      <w:proofErr w:type="spellStart"/>
+      <w:r>
+        <w:t>është</w:t>
+      </w:r>
+      <w:proofErr w:type="spellEnd"/>
+      <w:r>
+        <w:t xml:space="preserve"> </w:t>
+      </w:r>
+      <w:proofErr w:type="spellStart"/>
+      <w:r>
+        <w:t>i</w:t>
+      </w:r>
+      <w:proofErr w:type="spellEnd"/>
+      <w:r>
+        <w:t xml:space="preserve"> </w:t>
+      </w:r>
+      <w:proofErr w:type="spellStart"/>
+      <w:r>
+        <w:t>aftë</w:t>
+      </w:r>
+      <w:proofErr w:type="spellEnd"/>
+      <w:r>
+        <w:t xml:space="preserve"> </w:t>
+      </w:r>
+      <w:proofErr w:type="spellStart"/>
+      <w:r>
+        <w:t>të</w:t>
+      </w:r>
+      <w:proofErr w:type="spellEnd"/>
+      <w:r>
+        <w:t xml:space="preserve"> </w:t>
+      </w:r>
+      <w:proofErr w:type="spellStart"/>
+      <w:r>
+        <w:t>kryejë</w:t>
+      </w:r>
+      <w:proofErr w:type="spellEnd"/>
+      <w:r>
+        <w:t xml:space="preserve"> </w:t>
+      </w:r>
+      <w:proofErr w:type="spellStart"/>
+      <w:r>
+        <w:t>detyrat</w:t>
+      </w:r>
+      <w:proofErr w:type="spellEnd"/>
+      <w:r>
+        <w:t>,</w:t>
       </w:r>
     </w:p>
     <w:p>
@@ -875,7 +4199,47 @@
         <w:spacing w:line="254" w:lineRule="auto"/>
       </w:pPr>
       <w:r>
-        <w:t>ka sjellje të rëndë të papranueshme,</w:t>
+        <w:t xml:space="preserve">ka </w:t>
+      </w:r>
+      <w:proofErr w:type="spellStart"/>
+      <w:r>
+        <w:t>sjellje</w:t>
+      </w:r>
+      <w:proofErr w:type="spellEnd"/>
+      <w:r>
+        <w:t xml:space="preserve"> </w:t>
+      </w:r>
+      <w:proofErr w:type="spellStart"/>
+      <w:r>
+        <w:t>të</w:t>
+      </w:r>
+      <w:proofErr w:type="spellEnd"/>
+      <w:r>
+        <w:t xml:space="preserve"> </w:t>
+      </w:r>
+      <w:proofErr w:type="spellStart"/>
+      <w:r>
+        <w:t>rëndë</w:t>
+      </w:r>
+      <w:proofErr w:type="spellEnd"/>
+      <w:r>
+        <w:t xml:space="preserve"> </w:t>
+      </w:r>
+      <w:proofErr w:type="spellStart"/>
+      <w:r>
+        <w:t>të</w:t>
+      </w:r>
+      <w:proofErr w:type="spellEnd"/>
+      <w:r>
+        <w:t xml:space="preserve"> </w:t>
+      </w:r>
+      <w:proofErr w:type="spellStart"/>
+      <w:r>
+        <w:t>papranueshme</w:t>
+      </w:r>
+      <w:proofErr w:type="spellEnd"/>
+      <w:r>
+        <w:t>,</w:t>
       </w:r>
     </w:p>
     <w:p>
@@ -886,8 +4250,61 @@
         </w:numPr>
         <w:spacing w:line="254" w:lineRule="auto"/>
       </w:pPr>
-      <w:r>
-        <w:t>detyrat nuk kryhen në mënyrë të kënaqshme,</w:t>
+      <w:proofErr w:type="spellStart"/>
+      <w:r>
+        <w:t>detyrat</w:t>
+      </w:r>
+      <w:proofErr w:type="spellEnd"/>
+      <w:r>
+        <w:t xml:space="preserve"> </w:t>
+      </w:r>
+      <w:proofErr w:type="spellStart"/>
+      <w:r>
+        <w:t>nuk</w:t>
+      </w:r>
+      <w:proofErr w:type="spellEnd"/>
+      <w:r>
+        <w:t xml:space="preserve"> </w:t>
+      </w:r>
+      <w:proofErr w:type="spellStart"/>
+      <w:r>
+        <w:t>kryhen</w:t>
+      </w:r>
+      <w:proofErr w:type="spellEnd"/>
+      <w:r>
+        <w:t xml:space="preserve"> </w:t>
+      </w:r>
+      <w:proofErr w:type="spellStart"/>
+      <w:r>
+        <w:t>në</w:t>
+      </w:r>
+      <w:proofErr w:type="spellEnd"/>
+      <w:r>
+        <w:t xml:space="preserve"> </w:t>
+      </w:r>
+      <w:proofErr w:type="spellStart"/>
+      <w:r>
+        <w:t>mënyrë</w:t>
+      </w:r>
+      <w:proofErr w:type="spellEnd"/>
+      <w:r>
+        <w:t xml:space="preserve"> </w:t>
+      </w:r>
+      <w:proofErr w:type="spellStart"/>
+      <w:r>
+        <w:t>të</w:t>
+      </w:r>
+      <w:proofErr w:type="spellEnd"/>
+      <w:r>
+        <w:t xml:space="preserve"> </w:t>
+      </w:r>
+      <w:proofErr w:type="spellStart"/>
+      <w:r>
+        <w:t>kënaqshme</w:t>
+      </w:r>
+      <w:proofErr w:type="spellEnd"/>
+      <w:r>
+        <w:t>,</w:t>
       </w:r>
     </w:p>
     <w:p>
@@ -898,8 +4315,61 @@
         </w:numPr>
         <w:spacing w:line="254" w:lineRule="auto"/>
       </w:pPr>
-      <w:r>
-        <w:t>Ofruesi hyn në vuajtje dënimi mbi 6 muaj,</w:t>
+      <w:proofErr w:type="spellStart"/>
+      <w:r>
+        <w:t>Ofruesi</w:t>
+      </w:r>
+      <w:proofErr w:type="spellEnd"/>
+      <w:r>
+        <w:t xml:space="preserve"> </w:t>
+      </w:r>
+      <w:proofErr w:type="spellStart"/>
+      <w:r>
+        <w:t>hyn</w:t>
+      </w:r>
+      <w:proofErr w:type="spellEnd"/>
+      <w:r>
+        <w:t xml:space="preserve"> </w:t>
+      </w:r>
+      <w:proofErr w:type="spellStart"/>
+      <w:r>
+        <w:t>në</w:t>
+      </w:r>
+      <w:proofErr w:type="spellEnd"/>
+      <w:r>
+        <w:t xml:space="preserve"> </w:t>
+      </w:r>
+      <w:proofErr w:type="spellStart"/>
+      <w:r>
+        <w:t>vuajtje</w:t>
+      </w:r>
+      <w:proofErr w:type="spellEnd"/>
+      <w:r>
+        <w:t xml:space="preserve"> </w:t>
+      </w:r>
+      <w:proofErr w:type="spellStart"/>
+      <w:r>
+        <w:t>dënimi</w:t>
+      </w:r>
+      <w:proofErr w:type="spellEnd"/>
+      <w:r>
+        <w:t xml:space="preserve"> </w:t>
+      </w:r>
+      <w:proofErr w:type="spellStart"/>
+      <w:r>
+        <w:t>mbi</w:t>
+      </w:r>
+      <w:proofErr w:type="spellEnd"/>
+      <w:r>
+        <w:t xml:space="preserve"> 6 </w:t>
+      </w:r>
+      <w:proofErr w:type="spellStart"/>
+      <w:r>
+        <w:t>muaj</w:t>
+      </w:r>
+      <w:proofErr w:type="spellEnd"/>
+      <w:r>
+        <w:t>,</w:t>
       </w:r>
     </w:p>
     <w:p>
@@ -911,7 +4381,32 @@
         <w:spacing w:line="254" w:lineRule="auto"/>
       </w:pPr>
       <w:r>
-        <w:t>me urdhër të gjykatës,</w:t>
+        <w:lastRenderedPageBreak/>
+        <w:t xml:space="preserve">me </w:t>
+      </w:r>
+      <w:proofErr w:type="spellStart"/>
+      <w:r>
+        <w:t>urdhër</w:t>
+      </w:r>
+      <w:proofErr w:type="spellEnd"/>
+      <w:r>
+        <w:t xml:space="preserve"> </w:t>
+      </w:r>
+      <w:proofErr w:type="spellStart"/>
+      <w:r>
+        <w:t>të</w:t>
+      </w:r>
+      <w:proofErr w:type="spellEnd"/>
+      <w:r>
+        <w:t xml:space="preserve"> </w:t>
+      </w:r>
+      <w:proofErr w:type="spellStart"/>
+      <w:r>
+        <w:t>gjykatës</w:t>
+      </w:r>
+      <w:proofErr w:type="spellEnd"/>
+      <w:r>
+        <w:t>,</w:t>
       </w:r>
     </w:p>
     <w:p>
@@ -922,8 +4417,61 @@
         </w:numPr>
         <w:spacing w:line="254" w:lineRule="auto"/>
       </w:pPr>
-      <w:r>
-        <w:t>në rast falimentimi ose likuidimi të Klientit.</w:t>
+      <w:proofErr w:type="spellStart"/>
+      <w:r>
+        <w:t>në</w:t>
+      </w:r>
+      <w:proofErr w:type="spellEnd"/>
+      <w:r>
+        <w:t xml:space="preserve"> </w:t>
+      </w:r>
+      <w:proofErr w:type="spellStart"/>
+      <w:r>
+        <w:t>rast</w:t>
+      </w:r>
+      <w:proofErr w:type="spellEnd"/>
+      <w:r>
+        <w:t xml:space="preserve"> </w:t>
+      </w:r>
+      <w:proofErr w:type="spellStart"/>
+      <w:r>
+        <w:t>falimentimi</w:t>
+      </w:r>
+      <w:proofErr w:type="spellEnd"/>
+      <w:r>
+        <w:t xml:space="preserve"> </w:t>
+      </w:r>
+      <w:proofErr w:type="spellStart"/>
+      <w:r>
+        <w:t>ose</w:t>
+      </w:r>
+      <w:proofErr w:type="spellEnd"/>
+      <w:r>
+        <w:t xml:space="preserve"> </w:t>
+      </w:r>
+      <w:proofErr w:type="spellStart"/>
+      <w:r>
+        <w:t>likuidimi</w:t>
+      </w:r>
+      <w:proofErr w:type="spellEnd"/>
+      <w:r>
+        <w:t xml:space="preserve"> </w:t>
+      </w:r>
+      <w:proofErr w:type="spellStart"/>
+      <w:r>
+        <w:t>të</w:t>
+      </w:r>
+      <w:proofErr w:type="spellEnd"/>
+      <w:r>
+        <w:t xml:space="preserve"> </w:t>
+      </w:r>
+      <w:proofErr w:type="spellStart"/>
+      <w:r>
+        <w:t>Klientit</w:t>
+      </w:r>
+      <w:proofErr w:type="spellEnd"/>
+      <w:r>
+        <w:t>.</w:t>
       </w:r>
     </w:p>
     <w:p>
@@ -935,21 +4483,75 @@
         <w:spacing w:after="240" w:line="254" w:lineRule="auto"/>
         <w:jc w:val="both"/>
       </w:pPr>
-      <w:r>
-        <w:t>Kontrata përfundon automatikisht pas skadimit të afatit të përcaktuar.</w:t>
-      </w:r>
-    </w:p>
-    <w:p>
-      <w:pPr>
-        <w:spacing w:after="60" w:line="254" w:lineRule="auto"/>
-        <w:jc w:val="both"/>
-      </w:pPr>
-    </w:p>
-    <w:p>
-      <w:pPr>
-        <w:spacing w:after="60" w:line="254" w:lineRule="auto"/>
-        <w:ind w:left="360"/>
-        <w:jc w:val="both"/>
+      <w:proofErr w:type="spellStart"/>
+      <w:r>
+        <w:t>Kontrata</w:t>
+      </w:r>
+      <w:proofErr w:type="spellEnd"/>
+      <w:r>
+        <w:t xml:space="preserve"> </w:t>
+      </w:r>
+      <w:proofErr w:type="spellStart"/>
+      <w:r>
+        <w:t>përfundon</w:t>
+      </w:r>
+      <w:proofErr w:type="spellEnd"/>
+      <w:r>
+        <w:t xml:space="preserve"> </w:t>
+      </w:r>
+      <w:proofErr w:type="spellStart"/>
+      <w:r>
+        <w:t>automatikisht</w:t>
+      </w:r>
+      <w:proofErr w:type="spellEnd"/>
+      <w:r>
+        <w:t xml:space="preserve"> pas </w:t>
+      </w:r>
+      <w:proofErr w:type="spellStart"/>
+      <w:r>
+        <w:t>skadimit</w:t>
+      </w:r>
+      <w:proofErr w:type="spellEnd"/>
+      <w:r>
+        <w:t xml:space="preserve"> </w:t>
+      </w:r>
+      <w:proofErr w:type="spellStart"/>
+      <w:r>
+        <w:t>të</w:t>
+      </w:r>
+      <w:proofErr w:type="spellEnd"/>
+      <w:r>
+        <w:t xml:space="preserve"> </w:t>
+      </w:r>
+      <w:proofErr w:type="spellStart"/>
+      <w:r>
+        <w:t>afatit</w:t>
+      </w:r>
+      <w:proofErr w:type="spellEnd"/>
+      <w:r>
+        <w:t xml:space="preserve"> </w:t>
+      </w:r>
+      <w:proofErr w:type="spellStart"/>
+      <w:r>
+        <w:t>të</w:t>
+      </w:r>
+      <w:proofErr w:type="spellEnd"/>
+      <w:r>
+        <w:t xml:space="preserve"> </w:t>
+      </w:r>
+      <w:proofErr w:type="spellStart"/>
+      <w:r>
+        <w:t>përcaktuar</w:t>
+      </w:r>
+      <w:proofErr w:type="spellEnd"/>
+      <w:r>
+        <w:t>.</w:t>
+      </w:r>
+    </w:p>
+    <w:p>
+      <w:pPr>
+        <w:spacing w:after="60" w:line="240" w:lineRule="auto"/>
+        <w:jc w:val="center"/>
       </w:pPr>
     </w:p>
     <w:p>
@@ -978,13 +4580,101 @@
           <w:bCs/>
         </w:rPr>
       </w:pPr>
-      <w:r>
-        <w:rPr>
-          <w:b/>
-          <w:bCs/>
-        </w:rPr>
-        <w:t>Ligji i aplikueshëm dhe zgjidhja e mosmarrëveshjeve</w:t>
-      </w:r>
+      <w:proofErr w:type="spellStart"/>
+      <w:r>
+        <w:rPr>
+          <w:b/>
+          <w:bCs/>
+        </w:rPr>
+        <w:t>Ligji</w:t>
+      </w:r>
+      <w:proofErr w:type="spellEnd"/>
+      <w:r>
+        <w:rPr>
+          <w:b/>
+          <w:bCs/>
+        </w:rPr>
+        <w:t xml:space="preserve"> </w:t>
+      </w:r>
+      <w:proofErr w:type="spellStart"/>
+      <w:r>
+        <w:rPr>
+          <w:b/>
+          <w:bCs/>
+        </w:rPr>
+        <w:t>i</w:t>
+      </w:r>
+      <w:proofErr w:type="spellEnd"/>
+      <w:r>
+        <w:rPr>
+          <w:b/>
+          <w:bCs/>
+        </w:rPr>
+        <w:t xml:space="preserve"> </w:t>
+      </w:r>
+      <w:proofErr w:type="spellStart"/>
+      <w:r>
+        <w:rPr>
+          <w:b/>
+          <w:bCs/>
+        </w:rPr>
+        <w:t>aplikueshëm</w:t>
+      </w:r>
+      <w:proofErr w:type="spellEnd"/>
+      <w:r>
+        <w:rPr>
+          <w:b/>
+          <w:bCs/>
+        </w:rPr>
+        <w:t xml:space="preserve"> </w:t>
+      </w:r>
+      <w:proofErr w:type="spellStart"/>
+      <w:r>
+        <w:rPr>
+          <w:b/>
+          <w:bCs/>
+        </w:rPr>
+        <w:t>dhe</w:t>
+      </w:r>
+      <w:proofErr w:type="spellEnd"/>
+      <w:r>
+        <w:rPr>
+          <w:b/>
+          <w:bCs/>
+        </w:rPr>
+        <w:t xml:space="preserve"> </w:t>
+      </w:r>
+      <w:proofErr w:type="spellStart"/>
+      <w:r>
+        <w:rPr>
+          <w:b/>
+          <w:bCs/>
+        </w:rPr>
+        <w:t>zgjidhja</w:t>
+      </w:r>
+      <w:proofErr w:type="spellEnd"/>
+      <w:r>
+        <w:rPr>
+          <w:b/>
+          <w:bCs/>
+        </w:rPr>
+        <w:t xml:space="preserve"> e </w:t>
+      </w:r>
+      <w:proofErr w:type="spellStart"/>
+      <w:r>
+        <w:rPr>
+          <w:b/>
+          <w:bCs/>
+        </w:rPr>
+        <w:t>mosmarrëveshjeve</w:t>
+      </w:r>
+      <w:proofErr w:type="spellEnd"/>
+    </w:p>
+    <w:p>
+      <w:pPr>
+        <w:spacing w:after="60" w:line="240" w:lineRule="auto"/>
+        <w:jc w:val="center"/>
+      </w:pPr>
     </w:p>
     <w:p>
       <w:pPr>
@@ -995,8 +4685,93 @@
         <w:spacing w:line="240" w:lineRule="auto"/>
         <w:jc w:val="both"/>
       </w:pPr>
-      <w:r>
-        <w:t>Ligji i aplikueshëm: Ligji Nr. 04/L-077 për Marrëdhëniet e Detyrimeve i Republikës së Kosovës.</w:t>
+      <w:proofErr w:type="spellStart"/>
+      <w:r>
+        <w:t>Ligji</w:t>
+      </w:r>
+      <w:proofErr w:type="spellEnd"/>
+      <w:r>
+        <w:t xml:space="preserve"> </w:t>
+      </w:r>
+      <w:proofErr w:type="spellStart"/>
+      <w:r>
+        <w:t>i</w:t>
+      </w:r>
+      <w:proofErr w:type="spellEnd"/>
+      <w:r>
+        <w:t xml:space="preserve"> </w:t>
+      </w:r>
+      <w:proofErr w:type="spellStart"/>
+      <w:r>
+        <w:t>aplikueshëm</w:t>
+      </w:r>
+      <w:proofErr w:type="spellEnd"/>
+      <w:r>
+        <w:t xml:space="preserve">: </w:t>
+      </w:r>
+      <w:proofErr w:type="spellStart"/>
+      <w:r>
+        <w:t>Ligji</w:t>
+      </w:r>
+      <w:proofErr w:type="spellEnd"/>
+      <w:r>
+        <w:t xml:space="preserve"> Nr. 04/L-077 </w:t>
+      </w:r>
+      <w:proofErr w:type="spellStart"/>
+      <w:r>
+        <w:t>për</w:t>
+      </w:r>
+      <w:proofErr w:type="spellEnd"/>
+      <w:r>
+        <w:t xml:space="preserve"> </w:t>
+      </w:r>
+      <w:proofErr w:type="spellStart"/>
+      <w:r>
+        <w:t>Marrëdhëniet</w:t>
+      </w:r>
+      <w:proofErr w:type="spellEnd"/>
+      <w:r>
+        <w:t xml:space="preserve"> e </w:t>
+      </w:r>
+      <w:proofErr w:type="spellStart"/>
+      <w:r>
+        <w:t>Detyrimeve</w:t>
+      </w:r>
+      <w:proofErr w:type="spellEnd"/>
+      <w:r>
+        <w:t xml:space="preserve"> </w:t>
+      </w:r>
+      <w:proofErr w:type="spellStart"/>
+      <w:r>
+        <w:t>i</w:t>
+      </w:r>
+      <w:proofErr w:type="spellEnd"/>
+      <w:r>
+        <w:t xml:space="preserve"> </w:t>
+      </w:r>
+      <w:proofErr w:type="spellStart"/>
+      <w:r>
+        <w:t>Republikës</w:t>
+      </w:r>
+      <w:proofErr w:type="spellEnd"/>
+      <w:r>
+        <w:t xml:space="preserve"> </w:t>
+      </w:r>
+      <w:proofErr w:type="spellStart"/>
+      <w:r>
+        <w:t>së</w:t>
+      </w:r>
+      <w:proofErr w:type="spellEnd"/>
+      <w:r>
+        <w:t xml:space="preserve"> </w:t>
+      </w:r>
+      <w:proofErr w:type="spellStart"/>
+      <w:r>
+        <w:t>Kosovës</w:t>
+      </w:r>
+      <w:proofErr w:type="spellEnd"/>
+      <w:r>
+        <w:t>.</w:t>
       </w:r>
     </w:p>
     <w:p>
@@ -1008,8 +4783,53 @@
         <w:spacing w:line="240" w:lineRule="auto"/>
         <w:jc w:val="both"/>
       </w:pPr>
-      <w:r>
-        <w:t>Mosmarrëveshjet zgjidhen fillimisht me mirëbesim ndërmjet palëve.</w:t>
+      <w:proofErr w:type="spellStart"/>
+      <w:r>
+        <w:t>Mosmarrëveshjet</w:t>
+      </w:r>
+      <w:proofErr w:type="spellEnd"/>
+      <w:r>
+        <w:t xml:space="preserve"> </w:t>
+      </w:r>
+      <w:proofErr w:type="spellStart"/>
+      <w:r>
+        <w:t>zgjidhen</w:t>
+      </w:r>
+      <w:proofErr w:type="spellEnd"/>
+      <w:r>
+        <w:t xml:space="preserve"> </w:t>
+      </w:r>
+      <w:proofErr w:type="spellStart"/>
+      <w:r>
+        <w:t>fillimisht</w:t>
+      </w:r>
+      <w:proofErr w:type="spellEnd"/>
+      <w:r>
+        <w:t xml:space="preserve"> me </w:t>
+      </w:r>
+      <w:proofErr w:type="spellStart"/>
+      <w:r>
+        <w:t>mirëbesim</w:t>
+      </w:r>
+      <w:proofErr w:type="spellEnd"/>
+      <w:r>
+        <w:t xml:space="preserve"> </w:t>
+      </w:r>
+      <w:proofErr w:type="spellStart"/>
+      <w:r>
+        <w:t>ndërmjet</w:t>
+      </w:r>
+      <w:proofErr w:type="spellEnd"/>
+      <w:r>
+        <w:t xml:space="preserve"> </w:t>
+      </w:r>
+      <w:proofErr w:type="spellStart"/>
+      <w:r>
+        <w:t>palëve</w:t>
+      </w:r>
+      <w:proofErr w:type="spellEnd"/>
+      <w:r>
+        <w:t>.</w:t>
       </w:r>
     </w:p>
     <w:p>
@@ -1021,8 +4841,101 @@
         <w:spacing w:line="240" w:lineRule="auto"/>
         <w:jc w:val="both"/>
       </w:pPr>
-      <w:r>
-        <w:t>Nëse nuk arrihet marrëveshje, kontesti mund të dërgohet në gjykatë brenda 30 ditëve.</w:t>
+      <w:proofErr w:type="spellStart"/>
+      <w:r>
+        <w:t>Nëse</w:t>
+      </w:r>
+      <w:proofErr w:type="spellEnd"/>
+      <w:r>
+        <w:t xml:space="preserve"> </w:t>
+      </w:r>
+      <w:proofErr w:type="spellStart"/>
+      <w:r>
+        <w:t>nuk</w:t>
+      </w:r>
+      <w:proofErr w:type="spellEnd"/>
+      <w:r>
+        <w:t xml:space="preserve"> </w:t>
+      </w:r>
+      <w:proofErr w:type="spellStart"/>
+      <w:r>
+        <w:t>arrihet</w:t>
+      </w:r>
+      <w:proofErr w:type="spellEnd"/>
+      <w:r>
+        <w:t xml:space="preserve"> </w:t>
+      </w:r>
+      <w:proofErr w:type="spellStart"/>
+      <w:r>
+        <w:t>marrëveshje</w:t>
+      </w:r>
+      <w:proofErr w:type="spellEnd"/>
+      <w:r>
+        <w:t xml:space="preserve">, </w:t>
+      </w:r>
+      <w:proofErr w:type="spellStart"/>
+      <w:r>
+        <w:t>kontesti</w:t>
+      </w:r>
+      <w:proofErr w:type="spellEnd"/>
+      <w:r>
+        <w:t xml:space="preserve"> </w:t>
+      </w:r>
+      <w:proofErr w:type="spellStart"/>
+      <w:r>
+        <w:t>mund</w:t>
+      </w:r>
+      <w:proofErr w:type="spellEnd"/>
+      <w:r>
+        <w:t xml:space="preserve"> </w:t>
+      </w:r>
+      <w:proofErr w:type="spellStart"/>
+      <w:r>
+        <w:t>të</w:t>
+      </w:r>
+      <w:proofErr w:type="spellEnd"/>
+      <w:r>
+        <w:t xml:space="preserve"> </w:t>
+      </w:r>
+      <w:proofErr w:type="spellStart"/>
+      <w:r>
+        <w:t>dërgohet</w:t>
+      </w:r>
+      <w:proofErr w:type="spellEnd"/>
+      <w:r>
+        <w:t xml:space="preserve"> </w:t>
+      </w:r>
+      <w:proofErr w:type="spellStart"/>
+      <w:r>
+        <w:t>në</w:t>
+      </w:r>
+      <w:proofErr w:type="spellEnd"/>
+      <w:r>
+        <w:t xml:space="preserve"> </w:t>
+      </w:r>
+      <w:proofErr w:type="spellStart"/>
+      <w:r>
+        <w:t>gjykatë</w:t>
+      </w:r>
+      <w:proofErr w:type="spellEnd"/>
+      <w:r>
+        <w:t xml:space="preserve"> </w:t>
+      </w:r>
+      <w:proofErr w:type="spellStart"/>
+      <w:r>
+        <w:t>brenda</w:t>
+      </w:r>
+      <w:proofErr w:type="spellEnd"/>
+      <w:r>
+        <w:t xml:space="preserve"> 30 </w:t>
+      </w:r>
+      <w:proofErr w:type="spellStart"/>
+      <w:r>
+        <w:t>ditëve</w:t>
+      </w:r>
+      <w:proofErr w:type="spellEnd"/>
+      <w:r>
+        <w:t>.</w:t>
       </w:r>
     </w:p>
     <w:p>
@@ -1034,8 +4947,53 @@
         <w:spacing w:line="240" w:lineRule="auto"/>
         <w:jc w:val="both"/>
       </w:pPr>
-      <w:r>
-        <w:t>Juridiksioni kompetent: Gjykata Themelore në Gjilan.</w:t>
+      <w:proofErr w:type="spellStart"/>
+      <w:r>
+        <w:t>Juridiksioni</w:t>
+      </w:r>
+      <w:proofErr w:type="spellEnd"/>
+      <w:r>
+        <w:t xml:space="preserve"> </w:t>
+      </w:r>
+      <w:proofErr w:type="spellStart"/>
+      <w:r>
+        <w:t>kompetent</w:t>
+      </w:r>
+      <w:proofErr w:type="spellEnd"/>
+      <w:r>
+        <w:t xml:space="preserve">: </w:t>
+      </w:r>
+      <w:proofErr w:type="spellStart"/>
+      <w:r>
+        <w:t>Gjykata</w:t>
+      </w:r>
+      <w:proofErr w:type="spellEnd"/>
+      <w:r>
+        <w:t xml:space="preserve"> </w:t>
+      </w:r>
+      <w:proofErr w:type="spellStart"/>
+      <w:r>
+        <w:t>Themelore</w:t>
+      </w:r>
+      <w:proofErr w:type="spellEnd"/>
+      <w:r>
+        <w:t xml:space="preserve"> </w:t>
+      </w:r>
+      <w:proofErr w:type="spellStart"/>
+      <w:r>
+        <w:t>në</w:t>
+      </w:r>
+      <w:proofErr w:type="spellEnd"/>
+      <w:r>
+        <w:t xml:space="preserve"> </w:t>
+      </w:r>
+      <w:proofErr w:type="spellStart"/>
+      <w:r>
+        <w:t>Gjilan</w:t>
+      </w:r>
+      <w:proofErr w:type="spellEnd"/>
+      <w:r>
+        <w:t>.</w:t>
       </w:r>
     </w:p>
     <w:p>
@@ -1047,14 +5005,147 @@
         <w:spacing w:after="60" w:line="240" w:lineRule="auto"/>
         <w:jc w:val="both"/>
       </w:pPr>
-      <w:r>
-        <w:t>Nëse ndonjë dispozitë shpallet e pavlefshme, ajo zëvendësohet me një dispozitë valide, ndërsa pjesa tjetër e kontratës mbetet në fuqi.</w:t>
-      </w:r>
-    </w:p>
-    <w:p>
-      <w:pPr>
-        <w:spacing w:after="60"/>
-        <w:jc w:val="both"/>
+      <w:proofErr w:type="spellStart"/>
+      <w:r>
+        <w:t>Nëse</w:t>
+      </w:r>
+      <w:proofErr w:type="spellEnd"/>
+      <w:r>
+        <w:t xml:space="preserve"> </w:t>
+      </w:r>
+      <w:proofErr w:type="spellStart"/>
+      <w:r>
+        <w:t>ndonjë</w:t>
+      </w:r>
+      <w:proofErr w:type="spellEnd"/>
+      <w:r>
+        <w:t xml:space="preserve"> </w:t>
+      </w:r>
+      <w:proofErr w:type="spellStart"/>
+      <w:r>
+        <w:t>dispozitë</w:t>
+      </w:r>
+      <w:proofErr w:type="spellEnd"/>
+      <w:r>
+        <w:t xml:space="preserve"> </w:t>
+      </w:r>
+      <w:proofErr w:type="spellStart"/>
+      <w:r>
+        <w:t>shpallet</w:t>
+      </w:r>
+      <w:proofErr w:type="spellEnd"/>
+      <w:r>
+        <w:t xml:space="preserve"> e </w:t>
+      </w:r>
+      <w:proofErr w:type="spellStart"/>
+      <w:r>
+        <w:t>pavlefshme</w:t>
+      </w:r>
+      <w:proofErr w:type="spellEnd"/>
+      <w:r>
+        <w:t xml:space="preserve">, </w:t>
+      </w:r>
+      <w:proofErr w:type="spellStart"/>
+      <w:r>
+        <w:t>ajo</w:t>
+      </w:r>
+      <w:proofErr w:type="spellEnd"/>
+      <w:r>
+        <w:t xml:space="preserve"> </w:t>
+      </w:r>
+      <w:proofErr w:type="spellStart"/>
+      <w:r>
+        <w:t>zëvendësohet</w:t>
+      </w:r>
+      <w:proofErr w:type="spellEnd"/>
+      <w:r>
+        <w:t xml:space="preserve"> me </w:t>
+      </w:r>
+      <w:proofErr w:type="spellStart"/>
+      <w:r>
+        <w:t>një</w:t>
+      </w:r>
+      <w:proofErr w:type="spellEnd"/>
+      <w:r>
+        <w:t xml:space="preserve"> </w:t>
+      </w:r>
+      <w:proofErr w:type="spellStart"/>
+      <w:r>
+        <w:t>dispozitë</w:t>
+      </w:r>
+      <w:proofErr w:type="spellEnd"/>
+      <w:r>
+        <w:t xml:space="preserve"> </w:t>
+      </w:r>
+      <w:proofErr w:type="spellStart"/>
+      <w:r>
+        <w:t>valide</w:t>
+      </w:r>
+      <w:proofErr w:type="spellEnd"/>
+      <w:r>
+        <w:t xml:space="preserve">, </w:t>
+      </w:r>
+      <w:proofErr w:type="spellStart"/>
+      <w:r>
+        <w:t>ndërsa</w:t>
+      </w:r>
+      <w:proofErr w:type="spellEnd"/>
+      <w:r>
+        <w:t xml:space="preserve"> </w:t>
+      </w:r>
+      <w:proofErr w:type="spellStart"/>
+      <w:r>
+        <w:t>pjesa</w:t>
+      </w:r>
+      <w:proofErr w:type="spellEnd"/>
+      <w:r>
+        <w:t xml:space="preserve"> </w:t>
+      </w:r>
+      <w:proofErr w:type="spellStart"/>
+      <w:r>
+        <w:t>tjetër</w:t>
+      </w:r>
+      <w:proofErr w:type="spellEnd"/>
+      <w:r>
+        <w:t xml:space="preserve"> e </w:t>
+      </w:r>
+      <w:proofErr w:type="spellStart"/>
+      <w:r>
+        <w:t>kontratës</w:t>
+      </w:r>
+      <w:proofErr w:type="spellEnd"/>
+      <w:r>
+        <w:t xml:space="preserve"> </w:t>
+      </w:r>
+      <w:proofErr w:type="spellStart"/>
+      <w:r>
+        <w:t>mbetet</w:t>
+      </w:r>
+      <w:proofErr w:type="spellEnd"/>
+      <w:r>
+        <w:t xml:space="preserve"> </w:t>
+      </w:r>
+      <w:proofErr w:type="spellStart"/>
+      <w:r>
+        <w:t>në</w:t>
+      </w:r>
+      <w:proofErr w:type="spellEnd"/>
+      <w:r>
+        <w:t xml:space="preserve"> </w:t>
+      </w:r>
+      <w:proofErr w:type="spellStart"/>
+      <w:r>
+        <w:t>fuqi</w:t>
+      </w:r>
+      <w:proofErr w:type="spellEnd"/>
+      <w:r>
+        <w:t>.</w:t>
+      </w:r>
+    </w:p>
+    <w:p>
+      <w:pPr>
+        <w:spacing w:after="60" w:line="240" w:lineRule="auto"/>
+        <w:jc w:val="center"/>
       </w:pPr>
     </w:p>
     <w:p>
@@ -1083,22 +5174,100 @@
           <w:bCs/>
         </w:rPr>
       </w:pPr>
-      <w:r>
-        <w:rPr>
-          <w:b/>
-          <w:bCs/>
-        </w:rPr>
-        <w:t>Konfidencialiteti, etika profesional dhe pronësia intelektuale</w:t>
-      </w:r>
-    </w:p>
-    <w:p>
-      <w:pPr>
-        <w:spacing w:after="60" w:line="254" w:lineRule="auto"/>
+      <w:proofErr w:type="spellStart"/>
+      <w:r>
+        <w:rPr>
+          <w:b/>
+          <w:bCs/>
+        </w:rPr>
+        <w:t>Konfidencialiteti</w:t>
+      </w:r>
+      <w:proofErr w:type="spellEnd"/>
+      <w:r>
+        <w:rPr>
+          <w:b/>
+          <w:bCs/>
+        </w:rPr>
+        <w:t xml:space="preserve">, </w:t>
+      </w:r>
+      <w:proofErr w:type="spellStart"/>
+      <w:r>
+        <w:rPr>
+          <w:b/>
+          <w:bCs/>
+        </w:rPr>
+        <w:t>etika</w:t>
+      </w:r>
+      <w:proofErr w:type="spellEnd"/>
+      <w:r>
+        <w:rPr>
+          <w:b/>
+          <w:bCs/>
+        </w:rPr>
+        <w:t xml:space="preserve"> </w:t>
+      </w:r>
+      <w:proofErr w:type="spellStart"/>
+      <w:r>
+        <w:rPr>
+          <w:b/>
+          <w:bCs/>
+        </w:rPr>
+        <w:t>profesional</w:t>
+      </w:r>
+      <w:proofErr w:type="spellEnd"/>
+      <w:r>
+        <w:rPr>
+          <w:b/>
+          <w:bCs/>
+        </w:rPr>
+        <w:t xml:space="preserve"> </w:t>
+      </w:r>
+      <w:proofErr w:type="spellStart"/>
+      <w:r>
+        <w:rPr>
+          <w:b/>
+          <w:bCs/>
+        </w:rPr>
+        <w:t>dhe</w:t>
+      </w:r>
+      <w:proofErr w:type="spellEnd"/>
+      <w:r>
+        <w:rPr>
+          <w:b/>
+          <w:bCs/>
+        </w:rPr>
+        <w:t xml:space="preserve"> </w:t>
+      </w:r>
+      <w:proofErr w:type="spellStart"/>
+      <w:r>
+        <w:rPr>
+          <w:b/>
+          <w:bCs/>
+        </w:rPr>
+        <w:t>pronësia</w:t>
+      </w:r>
+      <w:proofErr w:type="spellEnd"/>
+      <w:r>
+        <w:rPr>
+          <w:b/>
+          <w:bCs/>
+        </w:rPr>
+        <w:t xml:space="preserve"> </w:t>
+      </w:r>
+      <w:proofErr w:type="spellStart"/>
+      <w:r>
+        <w:rPr>
+          <w:b/>
+          <w:bCs/>
+        </w:rPr>
+        <w:t>intelektuale</w:t>
+      </w:r>
+      <w:proofErr w:type="spellEnd"/>
+    </w:p>
+    <w:p>
+      <w:pPr>
+        <w:spacing w:after="60" w:line="240" w:lineRule="auto"/>
         <w:jc w:val="center"/>
-        <w:rPr>
-          <w:b/>
-          <w:bCs/>
-        </w:rPr>
       </w:pPr>
     </w:p>
     <w:p>
@@ -1110,8 +5279,69 @@
         <w:spacing w:line="254" w:lineRule="auto"/>
         <w:jc w:val="both"/>
       </w:pPr>
-      <w:r>
-        <w:t>Palët obligohen të veprojnë me mirëbesim dhe integritet profesional.</w:t>
+      <w:proofErr w:type="spellStart"/>
+      <w:r>
+        <w:t>Palët</w:t>
+      </w:r>
+      <w:proofErr w:type="spellEnd"/>
+      <w:r>
+        <w:t xml:space="preserve"> </w:t>
+      </w:r>
+      <w:proofErr w:type="spellStart"/>
+      <w:r>
+        <w:t>obligohen</w:t>
+      </w:r>
+      <w:proofErr w:type="spellEnd"/>
+      <w:r>
+        <w:t xml:space="preserve"> </w:t>
+      </w:r>
+      <w:proofErr w:type="spellStart"/>
+      <w:r>
+        <w:t>të</w:t>
+      </w:r>
+      <w:proofErr w:type="spellEnd"/>
+      <w:r>
+        <w:t xml:space="preserve"> </w:t>
+      </w:r>
+      <w:proofErr w:type="spellStart"/>
+      <w:r>
+        <w:t>veprojnë</w:t>
+      </w:r>
+      <w:proofErr w:type="spellEnd"/>
+      <w:r>
+        <w:t xml:space="preserve"> me </w:t>
+      </w:r>
+      <w:proofErr w:type="spellStart"/>
+      <w:r>
+        <w:t>mirëbesim</w:t>
+      </w:r>
+      <w:proofErr w:type="spellEnd"/>
+      <w:r>
+        <w:t xml:space="preserve"> </w:t>
+      </w:r>
+      <w:proofErr w:type="spellStart"/>
+      <w:r>
+        <w:t>dhe</w:t>
+      </w:r>
+      <w:proofErr w:type="spellEnd"/>
+      <w:r>
+        <w:t xml:space="preserve"> </w:t>
+      </w:r>
+      <w:proofErr w:type="spellStart"/>
+      <w:r>
+        <w:t>integritet</w:t>
+      </w:r>
+      <w:proofErr w:type="spellEnd"/>
+      <w:r>
+        <w:t xml:space="preserve"> </w:t>
+      </w:r>
+      <w:proofErr w:type="spellStart"/>
+      <w:r>
+        <w:t>profesional</w:t>
+      </w:r>
+      <w:proofErr w:type="spellEnd"/>
+      <w:r>
+        <w:t>.</w:t>
       </w:r>
     </w:p>
     <w:p>
@@ -1123,8 +5353,61 @@
         <w:spacing w:line="254" w:lineRule="auto"/>
         <w:jc w:val="both"/>
       </w:pPr>
-      <w:r>
-        <w:t>Të gjitha informacionet e palëve trajtohen si konfidenciale.</w:t>
+      <w:proofErr w:type="spellStart"/>
+      <w:r>
+        <w:t>Të</w:t>
+      </w:r>
+      <w:proofErr w:type="spellEnd"/>
+      <w:r>
+        <w:t xml:space="preserve"> </w:t>
+      </w:r>
+      <w:proofErr w:type="spellStart"/>
+      <w:r>
+        <w:t>gjitha</w:t>
+      </w:r>
+      <w:proofErr w:type="spellEnd"/>
+      <w:r>
+        <w:t xml:space="preserve"> </w:t>
+      </w:r>
+      <w:proofErr w:type="spellStart"/>
+      <w:r>
+        <w:t>informacionet</w:t>
+      </w:r>
+      <w:proofErr w:type="spellEnd"/>
+      <w:r>
+        <w:t xml:space="preserve"> e </w:t>
+      </w:r>
+      <w:proofErr w:type="spellStart"/>
+      <w:r>
+        <w:t>palëve</w:t>
+      </w:r>
+      <w:proofErr w:type="spellEnd"/>
+      <w:r>
+        <w:t xml:space="preserve"> </w:t>
+      </w:r>
+      <w:proofErr w:type="spellStart"/>
+      <w:r>
+        <w:t>trajtohen</w:t>
+      </w:r>
+      <w:proofErr w:type="spellEnd"/>
+      <w:r>
+        <w:t xml:space="preserve"> </w:t>
+      </w:r>
+      <w:proofErr w:type="spellStart"/>
+      <w:r>
+        <w:t>si</w:t>
+      </w:r>
+      <w:proofErr w:type="spellEnd"/>
+      <w:r>
+        <w:t xml:space="preserve"> </w:t>
+      </w:r>
+      <w:proofErr w:type="spellStart"/>
+      <w:r>
+        <w:t>konfidenciale</w:t>
+      </w:r>
+      <w:proofErr w:type="spellEnd"/>
+      <w:r>
+        <w:t>.</w:t>
       </w:r>
     </w:p>
     <w:p>
@@ -1136,15 +5419,213 @@
         <w:spacing w:after="60" w:line="254" w:lineRule="auto"/>
         <w:jc w:val="both"/>
       </w:pPr>
-      <w:r>
-        <w:t>Çdo dokument, kod, skript, infrastrukturë, konfigurim ose material tjetër i krijuar nga Ofruesi i Shërbimeve gjatë angazhimit është pronë ekskluzive e Klientit.</w:t>
-      </w:r>
+      <w:proofErr w:type="spellStart"/>
+      <w:r>
+        <w:t>Çdo</w:t>
+      </w:r>
+      <w:proofErr w:type="spellEnd"/>
+      <w:r>
+        <w:t xml:space="preserve"> </w:t>
+      </w:r>
+      <w:proofErr w:type="spellStart"/>
+      <w:r>
+        <w:t>dokument</w:t>
+      </w:r>
+      <w:proofErr w:type="spellEnd"/>
+      <w:r>
+        <w:t xml:space="preserve">, </w:t>
+      </w:r>
+      <w:proofErr w:type="spellStart"/>
+      <w:r>
+        <w:t>kod</w:t>
+      </w:r>
+      <w:proofErr w:type="spellEnd"/>
+      <w:r>
+        <w:t xml:space="preserve">, </w:t>
+      </w:r>
+      <w:proofErr w:type="spellStart"/>
+      <w:r>
+        <w:t>skript</w:t>
+      </w:r>
+      <w:proofErr w:type="spellEnd"/>
+      <w:r>
+        <w:t xml:space="preserve">, </w:t>
+      </w:r>
+      <w:proofErr w:type="spellStart"/>
+      <w:r>
+        <w:t>infrastrukturë</w:t>
+      </w:r>
+      <w:proofErr w:type="spellEnd"/>
+      <w:r>
+        <w:t xml:space="preserve">, </w:t>
+      </w:r>
+      <w:proofErr w:type="spellStart"/>
+      <w:r>
+        <w:t>konfigurim</w:t>
+      </w:r>
+      <w:proofErr w:type="spellEnd"/>
+      <w:r>
+        <w:t xml:space="preserve"> </w:t>
+      </w:r>
+      <w:proofErr w:type="spellStart"/>
+      <w:r>
+        <w:t>ose</w:t>
+      </w:r>
+      <w:proofErr w:type="spellEnd"/>
+      <w:r>
+        <w:t xml:space="preserve"> material </w:t>
+      </w:r>
+      <w:proofErr w:type="spellStart"/>
+      <w:r>
+        <w:t>tjetër</w:t>
+      </w:r>
+      <w:proofErr w:type="spellEnd"/>
+      <w:r>
+        <w:t xml:space="preserve"> </w:t>
+      </w:r>
+      <w:proofErr w:type="spellStart"/>
+      <w:r>
+        <w:t>i</w:t>
+      </w:r>
+      <w:proofErr w:type="spellEnd"/>
+      <w:r>
+        <w:t xml:space="preserve"> </w:t>
+      </w:r>
+      <w:proofErr w:type="spellStart"/>
+      <w:r>
+        <w:t>krijuar</w:t>
+      </w:r>
+      <w:proofErr w:type="spellEnd"/>
+      <w:r>
+        <w:t xml:space="preserve"> </w:t>
+      </w:r>
+      <w:proofErr w:type="spellStart"/>
+      <w:r>
+        <w:t>nga</w:t>
+      </w:r>
+      <w:proofErr w:type="spellEnd"/>
+      <w:r>
+        <w:t xml:space="preserve"> </w:t>
+      </w:r>
+      <w:proofErr w:type="spellStart"/>
+      <w:r>
+        <w:t>Ofruesi</w:t>
+      </w:r>
+      <w:proofErr w:type="spellEnd"/>
+      <w:r>
+        <w:t xml:space="preserve"> </w:t>
+      </w:r>
+      <w:proofErr w:type="spellStart"/>
+      <w:r>
+        <w:t>i</w:t>
+      </w:r>
+      <w:proofErr w:type="spellEnd"/>
+      <w:r>
+        <w:t xml:space="preserve"> </w:t>
+      </w:r>
+      <w:proofErr w:type="spellStart"/>
+      <w:r>
+        <w:t>Shërbimeve</w:t>
+      </w:r>
+      <w:proofErr w:type="spellEnd"/>
+      <w:r>
+        <w:t xml:space="preserve"> </w:t>
+      </w:r>
+      <w:proofErr w:type="spellStart"/>
+      <w:r>
+        <w:t>gjatë</w:t>
+      </w:r>
+      <w:proofErr w:type="spellEnd"/>
+      <w:r>
+        <w:t xml:space="preserve"> </w:t>
+      </w:r>
+      <w:proofErr w:type="spellStart"/>
+      <w:r>
+        <w:t>angazhimit</w:t>
+      </w:r>
+      <w:proofErr w:type="spellEnd"/>
+      <w:r>
+        <w:t xml:space="preserve"> </w:t>
+      </w:r>
+      <w:proofErr w:type="spellStart"/>
+      <w:r>
+        <w:t>është</w:t>
+      </w:r>
+      <w:proofErr w:type="spellEnd"/>
+      <w:r>
+        <w:t xml:space="preserve"> </w:t>
+      </w:r>
+      <w:proofErr w:type="spellStart"/>
+      <w:r>
+        <w:t>pronë</w:t>
+      </w:r>
+      <w:proofErr w:type="spellEnd"/>
+      <w:r>
+        <w:t xml:space="preserve"> </w:t>
+      </w:r>
+      <w:proofErr w:type="spellStart"/>
+      <w:r>
+        <w:t>ekskluzive</w:t>
+      </w:r>
+      <w:proofErr w:type="spellEnd"/>
+      <w:r>
+        <w:t xml:space="preserve"> e </w:t>
+      </w:r>
+      <w:proofErr w:type="spellStart"/>
+      <w:r>
+        <w:t>Klientit</w:t>
+      </w:r>
+      <w:proofErr w:type="spellEnd"/>
+      <w:r>
+        <w:t>.</w:t>
+      </w:r>
+    </w:p>
+    <w:p>
+      <w:pPr>
+        <w:spacing w:after="60" w:line="240" w:lineRule="auto"/>
+        <w:jc w:val="center"/>
+      </w:pPr>
     </w:p>
     <w:p>
       <w:pPr>
         <w:spacing w:after="60" w:line="254" w:lineRule="auto"/>
-        <w:ind w:left="360"/>
-        <w:jc w:val="both"/>
+        <w:jc w:val="center"/>
+        <w:rPr>
+          <w:b/>
+          <w:bCs/>
+        </w:rPr>
+      </w:pPr>
+      <w:r>
+        <w:rPr>
+          <w:b/>
+          <w:bCs/>
+        </w:rPr>
+        <w:t>Neni 9</w:t>
+      </w:r>
+    </w:p>
+    <w:p>
+      <w:pPr>
+        <w:spacing w:after="60" w:line="254" w:lineRule="auto"/>
+        <w:jc w:val="center"/>
+        <w:rPr>
+          <w:b/>
+          <w:bCs/>
+        </w:rPr>
+      </w:pPr>
+      <w:proofErr w:type="spellStart"/>
+      <w:r>
+        <w:rPr>
+          <w:b/>
+          <w:bCs/>
+        </w:rPr>
+        <w:t>Përgjegjësia</w:t>
+      </w:r>
+      <w:proofErr w:type="spellEnd"/>
+    </w:p>
+    <w:p>
+      <w:pPr>
+        <w:spacing w:after="60" w:line="240" w:lineRule="auto"/>
+        <w:jc w:val="center"/>
       </w:pPr>
     </w:p>
     <w:p>
@@ -1152,6 +5633,220 @@
         <w:spacing w:after="60" w:line="254" w:lineRule="auto"/>
         <w:jc w:val="both"/>
       </w:pPr>
+      <w:proofErr w:type="spellStart"/>
+      <w:r>
+        <w:t>Ofruesi</w:t>
+      </w:r>
+      <w:proofErr w:type="spellEnd"/>
+      <w:r>
+        <w:t xml:space="preserve"> </w:t>
+      </w:r>
+      <w:proofErr w:type="spellStart"/>
+      <w:r>
+        <w:t>i</w:t>
+      </w:r>
+      <w:proofErr w:type="spellEnd"/>
+      <w:r>
+        <w:t xml:space="preserve"> </w:t>
+      </w:r>
+      <w:proofErr w:type="spellStart"/>
+      <w:r>
+        <w:t>Shërbimeve</w:t>
+      </w:r>
+      <w:proofErr w:type="spellEnd"/>
+      <w:r>
+        <w:t xml:space="preserve"> </w:t>
+      </w:r>
+      <w:proofErr w:type="spellStart"/>
+      <w:r>
+        <w:t>është</w:t>
+      </w:r>
+      <w:proofErr w:type="spellEnd"/>
+      <w:r>
+        <w:t xml:space="preserve"> </w:t>
+      </w:r>
+      <w:proofErr w:type="spellStart"/>
+      <w:r>
+        <w:t>përgjegjës</w:t>
+      </w:r>
+      <w:proofErr w:type="spellEnd"/>
+      <w:r>
+        <w:t xml:space="preserve"> </w:t>
+      </w:r>
+      <w:proofErr w:type="spellStart"/>
+      <w:r>
+        <w:t>për</w:t>
+      </w:r>
+      <w:proofErr w:type="spellEnd"/>
+      <w:r>
+        <w:t xml:space="preserve"> </w:t>
+      </w:r>
+      <w:proofErr w:type="spellStart"/>
+      <w:r>
+        <w:t>çdo</w:t>
+      </w:r>
+      <w:proofErr w:type="spellEnd"/>
+      <w:r>
+        <w:t xml:space="preserve"> </w:t>
+      </w:r>
+      <w:proofErr w:type="spellStart"/>
+      <w:r>
+        <w:t>dëm</w:t>
+      </w:r>
+      <w:proofErr w:type="spellEnd"/>
+      <w:r>
+        <w:t xml:space="preserve"> </w:t>
+      </w:r>
+      <w:proofErr w:type="spellStart"/>
+      <w:r>
+        <w:t>të</w:t>
+      </w:r>
+      <w:proofErr w:type="spellEnd"/>
+      <w:r>
+        <w:t xml:space="preserve"> </w:t>
+      </w:r>
+      <w:proofErr w:type="spellStart"/>
+      <w:r>
+        <w:t>shkaktuar</w:t>
+      </w:r>
+      <w:proofErr w:type="spellEnd"/>
+      <w:r>
+        <w:t xml:space="preserve"> </w:t>
+      </w:r>
+      <w:proofErr w:type="spellStart"/>
+      <w:r>
+        <w:t>Klientit</w:t>
+      </w:r>
+      <w:proofErr w:type="spellEnd"/>
+      <w:r>
+        <w:t xml:space="preserve"> </w:t>
+      </w:r>
+      <w:proofErr w:type="spellStart"/>
+      <w:r>
+        <w:t>ose</w:t>
+      </w:r>
+      <w:proofErr w:type="spellEnd"/>
+      <w:r>
+        <w:t xml:space="preserve"> </w:t>
+      </w:r>
+      <w:proofErr w:type="spellStart"/>
+      <w:r>
+        <w:t>palëve</w:t>
+      </w:r>
+      <w:proofErr w:type="spellEnd"/>
+      <w:r>
+        <w:t xml:space="preserve"> </w:t>
+      </w:r>
+      <w:proofErr w:type="spellStart"/>
+      <w:r>
+        <w:t>të</w:t>
+      </w:r>
+      <w:proofErr w:type="spellEnd"/>
+      <w:r>
+        <w:t xml:space="preserve"> </w:t>
+      </w:r>
+      <w:proofErr w:type="spellStart"/>
+      <w:r>
+        <w:t>treta</w:t>
+      </w:r>
+      <w:proofErr w:type="spellEnd"/>
+      <w:r>
+        <w:t xml:space="preserve"> </w:t>
+      </w:r>
+      <w:proofErr w:type="spellStart"/>
+      <w:r>
+        <w:t>si</w:t>
+      </w:r>
+      <w:proofErr w:type="spellEnd"/>
+      <w:r>
+        <w:t xml:space="preserve"> </w:t>
+      </w:r>
+      <w:proofErr w:type="spellStart"/>
+      <w:r>
+        <w:t>rezultat</w:t>
+      </w:r>
+      <w:proofErr w:type="spellEnd"/>
+      <w:r>
+        <w:t xml:space="preserve"> </w:t>
+      </w:r>
+      <w:proofErr w:type="spellStart"/>
+      <w:r>
+        <w:t>i</w:t>
+      </w:r>
+      <w:proofErr w:type="spellEnd"/>
+      <w:r>
+        <w:t xml:space="preserve"> </w:t>
+      </w:r>
+      <w:proofErr w:type="spellStart"/>
+      <w:r>
+        <w:t>neglizhencës</w:t>
+      </w:r>
+      <w:proofErr w:type="spellEnd"/>
+      <w:r>
+        <w:t xml:space="preserve"> </w:t>
+      </w:r>
+      <w:proofErr w:type="spellStart"/>
+      <w:r>
+        <w:t>ose</w:t>
+      </w:r>
+      <w:proofErr w:type="spellEnd"/>
+      <w:r>
+        <w:t xml:space="preserve"> </w:t>
+      </w:r>
+      <w:proofErr w:type="spellStart"/>
+      <w:r>
+        <w:t>veprimeve</w:t>
+      </w:r>
+      <w:proofErr w:type="spellEnd"/>
+      <w:r>
+        <w:t xml:space="preserve"> </w:t>
+      </w:r>
+      <w:proofErr w:type="spellStart"/>
+      <w:r>
+        <w:t>të</w:t>
+      </w:r>
+      <w:proofErr w:type="spellEnd"/>
+      <w:r>
+        <w:t xml:space="preserve"> </w:t>
+      </w:r>
+      <w:proofErr w:type="spellStart"/>
+      <w:r>
+        <w:t>tij</w:t>
+      </w:r>
+      <w:proofErr w:type="spellEnd"/>
+      <w:r>
+        <w:t xml:space="preserve">, </w:t>
+      </w:r>
+      <w:proofErr w:type="spellStart"/>
+      <w:r>
+        <w:t>në</w:t>
+      </w:r>
+      <w:proofErr w:type="spellEnd"/>
+      <w:r>
+        <w:t xml:space="preserve"> </w:t>
+      </w:r>
+      <w:proofErr w:type="spellStart"/>
+      <w:r>
+        <w:t>përputhje</w:t>
+      </w:r>
+      <w:proofErr w:type="spellEnd"/>
+      <w:r>
+        <w:t xml:space="preserve"> me </w:t>
+      </w:r>
+      <w:proofErr w:type="spellStart"/>
+      <w:r>
+        <w:t>ligjin</w:t>
+      </w:r>
+      <w:proofErr w:type="spellEnd"/>
+      <w:r>
+        <w:t>.</w:t>
+      </w:r>
+    </w:p>
+    <w:p>
+      <w:pPr>
+        <w:spacing w:after="60" w:line="240" w:lineRule="auto"/>
+        <w:jc w:val="center"/>
+      </w:pPr>
     </w:p>
     <w:p>
       <w:pPr>
@@ -1167,7 +5862,7 @@
           <w:b/>
           <w:bCs/>
         </w:rPr>
-        <w:t>Neni 9</w:t>
+        <w:t>Neni 10</w:t>
       </w:r>
     </w:p>
     <w:p>
@@ -1179,62 +5874,21 @@
           <w:bCs/>
         </w:rPr>
       </w:pPr>
-      <w:r>
-        <w:rPr>
-          <w:b/>
-          <w:bCs/>
-        </w:rPr>
-        <w:t>Përgjegjësia</w:t>
-      </w:r>
-    </w:p>
-    <w:p>
-      <w:pPr>
-        <w:spacing w:after="60" w:line="254" w:lineRule="auto"/>
-        <w:jc w:val="both"/>
-      </w:pPr>
-      <w:r>
-        <w:t>Ofruesi i Shërbimeve është përgjegjës për çdo dëm të shkaktuar Klientit ose palëve të treta si rezultat i neglizhencës ose veprimeve të tij, në përputhje me ligjin.</w:t>
-      </w:r>
-    </w:p>
-    <w:p>
-      <w:pPr>
-        <w:spacing w:after="60" w:line="254" w:lineRule="auto"/>
-        <w:jc w:val="both"/>
-      </w:pPr>
-    </w:p>
-    <w:p>
-      <w:pPr>
-        <w:spacing w:after="60" w:line="254" w:lineRule="auto"/>
+      <w:proofErr w:type="spellStart"/>
+      <w:r>
+        <w:rPr>
+          <w:b/>
+          <w:bCs/>
+        </w:rPr>
+        <w:t>Penalitetet</w:t>
+      </w:r>
+      <w:proofErr w:type="spellEnd"/>
+    </w:p>
+    <w:p>
+      <w:pPr>
+        <w:spacing w:after="60" w:line="240" w:lineRule="auto"/>
         <w:jc w:val="center"/>
-        <w:rPr>
-          <w:b/>
-          <w:bCs/>
-        </w:rPr>
-      </w:pPr>
-      <w:r>
-        <w:rPr>
-          <w:b/>
-          <w:bCs/>
-        </w:rPr>
-        <w:t>Neni 10</w:t>
-      </w:r>
-    </w:p>
-    <w:p>
-      <w:pPr>
-        <w:spacing w:after="60" w:line="254" w:lineRule="auto"/>
-        <w:jc w:val="center"/>
-        <w:rPr>
-          <w:b/>
-          <w:bCs/>
-        </w:rPr>
-      </w:pPr>
-      <w:r>
-        <w:rPr>
-          <w:b/>
-          <w:bCs/>
-        </w:rPr>
-        <w:t>Penalitetet</w:t>
-      </w:r>
+      </w:pPr>
     </w:p>
     <w:p>
       <w:pPr>
@@ -1244,8 +5898,325 @@
         </w:numPr>
         <w:spacing w:line="254" w:lineRule="auto"/>
       </w:pPr>
-      <w:r>
-        <w:t>Në rast të mosangazhimit apo mungesës së pajustifikueshme nga ofrimi i shërbimeve të dakorduara, Klienti ka të drejtë t’i reduktojë pagesën Ofruesit të Shërbimeve në proporcion me orët e paofruara, në bazë të vlerës së pagesës për orë pune të përcaktuar në këtë kontratë.</w:t>
+      <w:proofErr w:type="spellStart"/>
+      <w:r>
+        <w:t>Në</w:t>
+      </w:r>
+      <w:proofErr w:type="spellEnd"/>
+      <w:r>
+        <w:t xml:space="preserve"> </w:t>
+      </w:r>
+      <w:proofErr w:type="spellStart"/>
+      <w:r>
+        <w:t>rast</w:t>
+      </w:r>
+      <w:proofErr w:type="spellEnd"/>
+      <w:r>
+        <w:t xml:space="preserve"> </w:t>
+      </w:r>
+      <w:proofErr w:type="spellStart"/>
+      <w:r>
+        <w:t>të</w:t>
+      </w:r>
+      <w:proofErr w:type="spellEnd"/>
+      <w:r>
+        <w:t xml:space="preserve"> </w:t>
+      </w:r>
+      <w:proofErr w:type="spellStart"/>
+      <w:r>
+        <w:t>mosangazhimit</w:t>
+      </w:r>
+      <w:proofErr w:type="spellEnd"/>
+      <w:r>
+        <w:t xml:space="preserve"> apo </w:t>
+      </w:r>
+      <w:proofErr w:type="spellStart"/>
+      <w:r>
+        <w:t>mungesës</w:t>
+      </w:r>
+      <w:proofErr w:type="spellEnd"/>
+      <w:r>
+        <w:t xml:space="preserve"> </w:t>
+      </w:r>
+      <w:proofErr w:type="spellStart"/>
+      <w:r>
+        <w:t>së</w:t>
+      </w:r>
+      <w:proofErr w:type="spellEnd"/>
+      <w:r>
+        <w:t xml:space="preserve"> </w:t>
+      </w:r>
+      <w:proofErr w:type="spellStart"/>
+      <w:r>
+        <w:t>pajustifikueshme</w:t>
+      </w:r>
+      <w:proofErr w:type="spellEnd"/>
+      <w:r>
+        <w:t xml:space="preserve"> </w:t>
+      </w:r>
+      <w:proofErr w:type="spellStart"/>
+      <w:r>
+        <w:t>nga</w:t>
+      </w:r>
+      <w:proofErr w:type="spellEnd"/>
+      <w:r>
+        <w:t xml:space="preserve"> </w:t>
+      </w:r>
+      <w:proofErr w:type="spellStart"/>
+      <w:r>
+        <w:t>ofrimi</w:t>
+      </w:r>
+      <w:proofErr w:type="spellEnd"/>
+      <w:r>
+        <w:t xml:space="preserve"> </w:t>
+      </w:r>
+      <w:proofErr w:type="spellStart"/>
+      <w:r>
+        <w:t>i</w:t>
+      </w:r>
+      <w:proofErr w:type="spellEnd"/>
+      <w:r>
+        <w:t xml:space="preserve"> </w:t>
+      </w:r>
+      <w:proofErr w:type="spellStart"/>
+      <w:r>
+        <w:t>shërbimeve</w:t>
+      </w:r>
+      <w:proofErr w:type="spellEnd"/>
+      <w:r>
+        <w:t xml:space="preserve"> </w:t>
+      </w:r>
+      <w:proofErr w:type="spellStart"/>
+      <w:r>
+        <w:t>të</w:t>
+      </w:r>
+      <w:proofErr w:type="spellEnd"/>
+      <w:r>
+        <w:t xml:space="preserve"> </w:t>
+      </w:r>
+      <w:proofErr w:type="spellStart"/>
+      <w:r>
+        <w:t>dakorduara</w:t>
+      </w:r>
+      <w:proofErr w:type="spellEnd"/>
+      <w:r>
+        <w:t xml:space="preserve">, </w:t>
+      </w:r>
+      <w:proofErr w:type="spellStart"/>
+      <w:r>
+        <w:t>Klienti</w:t>
+      </w:r>
+      <w:proofErr w:type="spellEnd"/>
+      <w:r>
+        <w:t xml:space="preserve"> ka </w:t>
+      </w:r>
+      <w:proofErr w:type="spellStart"/>
+      <w:r>
+        <w:t>të</w:t>
+      </w:r>
+      <w:proofErr w:type="spellEnd"/>
+      <w:r>
+        <w:t xml:space="preserve"> </w:t>
+      </w:r>
+      <w:proofErr w:type="spellStart"/>
+      <w:r>
+        <w:t>drejtë</w:t>
+      </w:r>
+      <w:proofErr w:type="spellEnd"/>
+      <w:r>
+        <w:t xml:space="preserve"> </w:t>
+      </w:r>
+      <w:proofErr w:type="spellStart"/>
+      <w:r>
+        <w:t>t’i</w:t>
+      </w:r>
+      <w:proofErr w:type="spellEnd"/>
+      <w:r>
+        <w:t xml:space="preserve"> </w:t>
+      </w:r>
+      <w:proofErr w:type="spellStart"/>
+      <w:r>
+        <w:t>reduktojë</w:t>
+      </w:r>
+      <w:proofErr w:type="spellEnd"/>
+      <w:r>
+        <w:t xml:space="preserve"> </w:t>
+      </w:r>
+      <w:proofErr w:type="spellStart"/>
+      <w:r>
+        <w:t>pagesën</w:t>
+      </w:r>
+      <w:proofErr w:type="spellEnd"/>
+      <w:r>
+        <w:t xml:space="preserve"> </w:t>
+      </w:r>
+      <w:proofErr w:type="spellStart"/>
+      <w:r>
+        <w:t>Ofruesit</w:t>
+      </w:r>
+      <w:proofErr w:type="spellEnd"/>
+      <w:r>
+        <w:t xml:space="preserve"> </w:t>
+      </w:r>
+      <w:proofErr w:type="spellStart"/>
+      <w:r>
+        <w:t>të</w:t>
+      </w:r>
+      <w:proofErr w:type="spellEnd"/>
+      <w:r>
+        <w:t xml:space="preserve"> </w:t>
+      </w:r>
+      <w:proofErr w:type="spellStart"/>
+      <w:r>
+        <w:t>Shërbimeve</w:t>
+      </w:r>
+      <w:proofErr w:type="spellEnd"/>
+      <w:r>
+        <w:t xml:space="preserve"> </w:t>
+      </w:r>
+      <w:proofErr w:type="spellStart"/>
+      <w:r>
+        <w:t>në</w:t>
+      </w:r>
+      <w:proofErr w:type="spellEnd"/>
+      <w:r>
+        <w:t xml:space="preserve"> </w:t>
+      </w:r>
+      <w:proofErr w:type="spellStart"/>
+      <w:r>
+        <w:t>proporcion</w:t>
+      </w:r>
+      <w:proofErr w:type="spellEnd"/>
+      <w:r>
+        <w:t xml:space="preserve"> me </w:t>
+      </w:r>
+      <w:proofErr w:type="spellStart"/>
+      <w:r>
+        <w:t>orët</w:t>
+      </w:r>
+      <w:proofErr w:type="spellEnd"/>
+      <w:r>
+        <w:t xml:space="preserve"> e </w:t>
+      </w:r>
+      <w:proofErr w:type="spellStart"/>
+      <w:r>
+        <w:t>paofruara</w:t>
+      </w:r>
+      <w:proofErr w:type="spellEnd"/>
+      <w:r>
+        <w:t xml:space="preserve">, </w:t>
+      </w:r>
+      <w:proofErr w:type="spellStart"/>
+      <w:r>
+        <w:t>në</w:t>
+      </w:r>
+      <w:proofErr w:type="spellEnd"/>
+      <w:r>
+        <w:t xml:space="preserve"> </w:t>
+      </w:r>
+      <w:proofErr w:type="spellStart"/>
+      <w:r>
+        <w:t>bazë</w:t>
+      </w:r>
+      <w:proofErr w:type="spellEnd"/>
+      <w:r>
+        <w:t xml:space="preserve"> </w:t>
+      </w:r>
+      <w:proofErr w:type="spellStart"/>
+      <w:r>
+        <w:t>të</w:t>
+      </w:r>
+      <w:proofErr w:type="spellEnd"/>
+      <w:r>
+        <w:t xml:space="preserve"> </w:t>
+      </w:r>
+      <w:proofErr w:type="spellStart"/>
+      <w:r>
+        <w:t>vlerës</w:t>
+      </w:r>
+      <w:proofErr w:type="spellEnd"/>
+      <w:r>
+        <w:t xml:space="preserve"> </w:t>
+      </w:r>
+      <w:proofErr w:type="spellStart"/>
+      <w:r>
+        <w:t>së</w:t>
+      </w:r>
+      <w:proofErr w:type="spellEnd"/>
+      <w:r>
+        <w:t xml:space="preserve"> </w:t>
+      </w:r>
+      <w:proofErr w:type="spellStart"/>
+      <w:r>
+        <w:t>pagesës</w:t>
+      </w:r>
+      <w:proofErr w:type="spellEnd"/>
+      <w:r>
+        <w:t xml:space="preserve"> </w:t>
+      </w:r>
+      <w:proofErr w:type="spellStart"/>
+      <w:r>
+        <w:t>për</w:t>
+      </w:r>
+      <w:proofErr w:type="spellEnd"/>
+      <w:r>
+        <w:t xml:space="preserve"> </w:t>
+      </w:r>
+      <w:proofErr w:type="spellStart"/>
+      <w:r>
+        <w:t>orë</w:t>
+      </w:r>
+      <w:proofErr w:type="spellEnd"/>
+      <w:r>
+        <w:t xml:space="preserve"> </w:t>
+      </w:r>
+      <w:proofErr w:type="spellStart"/>
+      <w:r>
+        <w:t>pune</w:t>
+      </w:r>
+      <w:proofErr w:type="spellEnd"/>
+      <w:r>
+        <w:t xml:space="preserve"> </w:t>
+      </w:r>
+      <w:proofErr w:type="spellStart"/>
+      <w:r>
+        <w:t>të</w:t>
+      </w:r>
+      <w:proofErr w:type="spellEnd"/>
+      <w:r>
+        <w:t xml:space="preserve"> </w:t>
+      </w:r>
+      <w:proofErr w:type="spellStart"/>
+      <w:r>
+        <w:t>përcaktuar</w:t>
+      </w:r>
+      <w:proofErr w:type="spellEnd"/>
+      <w:r>
+        <w:t xml:space="preserve"> </w:t>
+      </w:r>
+      <w:proofErr w:type="spellStart"/>
+      <w:r>
+        <w:t>në</w:t>
+      </w:r>
+      <w:proofErr w:type="spellEnd"/>
+      <w:r>
+        <w:t xml:space="preserve"> </w:t>
+      </w:r>
+      <w:proofErr w:type="spellStart"/>
+      <w:r>
+        <w:t>këtë</w:t>
+      </w:r>
+      <w:proofErr w:type="spellEnd"/>
+      <w:r>
+        <w:t xml:space="preserve"> </w:t>
+      </w:r>
+      <w:proofErr w:type="spellStart"/>
+      <w:r>
+        <w:t>kontratë</w:t>
+      </w:r>
+      <w:proofErr w:type="spellEnd"/>
+      <w:r>
+        <w:t>.</w:t>
       </w:r>
     </w:p>
     <w:p>
@@ -1256,12 +6227,301 @@
         </w:numPr>
         <w:spacing w:line="254" w:lineRule="auto"/>
       </w:pPr>
-      <w:r>
-        <w:t xml:space="preserve">Ofruesi i Shërbimeve është i ndaluar të kryejë aktivitete konkurruese që dëmtojnë interesat e Klientit apo të punojë drejtpërdrejt me ndonjë palë </w:t>
-      </w:r>
-      <w:r>
-        <w:lastRenderedPageBreak/>
-        <w:t>kontraktuese të Klientit gjatë periudhës së kontratës, si dhe për çfarëdo detyrimi të përcaktuar nga Klienti dhe kontrata.</w:t>
+      <w:proofErr w:type="spellStart"/>
+      <w:r>
+        <w:t>Ofruesi</w:t>
+      </w:r>
+      <w:proofErr w:type="spellEnd"/>
+      <w:r>
+        <w:t xml:space="preserve"> </w:t>
+      </w:r>
+      <w:proofErr w:type="spellStart"/>
+      <w:r>
+        <w:t>i</w:t>
+      </w:r>
+      <w:proofErr w:type="spellEnd"/>
+      <w:r>
+        <w:t xml:space="preserve"> </w:t>
+      </w:r>
+      <w:proofErr w:type="spellStart"/>
+      <w:r>
+        <w:t>Shërbimeve</w:t>
+      </w:r>
+      <w:proofErr w:type="spellEnd"/>
+      <w:r>
+        <w:t xml:space="preserve"> </w:t>
+      </w:r>
+      <w:proofErr w:type="spellStart"/>
+      <w:r>
+        <w:t>është</w:t>
+      </w:r>
+      <w:proofErr w:type="spellEnd"/>
+      <w:r>
+        <w:t xml:space="preserve"> </w:t>
+      </w:r>
+      <w:proofErr w:type="spellStart"/>
+      <w:r>
+        <w:t>i</w:t>
+      </w:r>
+      <w:proofErr w:type="spellEnd"/>
+      <w:r>
+        <w:t xml:space="preserve"> </w:t>
+      </w:r>
+      <w:proofErr w:type="spellStart"/>
+      <w:r>
+        <w:t>ndaluar</w:t>
+      </w:r>
+      <w:proofErr w:type="spellEnd"/>
+      <w:r>
+        <w:t xml:space="preserve"> </w:t>
+      </w:r>
+      <w:proofErr w:type="spellStart"/>
+      <w:r>
+        <w:t>të</w:t>
+      </w:r>
+      <w:proofErr w:type="spellEnd"/>
+      <w:r>
+        <w:t xml:space="preserve"> </w:t>
+      </w:r>
+      <w:proofErr w:type="spellStart"/>
+      <w:r>
+        <w:t>kryejë</w:t>
+      </w:r>
+      <w:proofErr w:type="spellEnd"/>
+      <w:r>
+        <w:t xml:space="preserve"> </w:t>
+      </w:r>
+      <w:proofErr w:type="spellStart"/>
+      <w:r>
+        <w:t>aktivitete</w:t>
+      </w:r>
+      <w:proofErr w:type="spellEnd"/>
+      <w:r>
+        <w:t xml:space="preserve"> </w:t>
+      </w:r>
+      <w:proofErr w:type="spellStart"/>
+      <w:r>
+        <w:t>konkurruese</w:t>
+      </w:r>
+      <w:proofErr w:type="spellEnd"/>
+      <w:r>
+        <w:t xml:space="preserve"> </w:t>
+      </w:r>
+      <w:proofErr w:type="spellStart"/>
+      <w:r>
+        <w:t>që</w:t>
+      </w:r>
+      <w:proofErr w:type="spellEnd"/>
+      <w:r>
+        <w:t xml:space="preserve"> </w:t>
+      </w:r>
+      <w:proofErr w:type="spellStart"/>
+      <w:r>
+        <w:t>dëmtojnë</w:t>
+      </w:r>
+      <w:proofErr w:type="spellEnd"/>
+      <w:r>
+        <w:t xml:space="preserve"> </w:t>
+      </w:r>
+      <w:proofErr w:type="spellStart"/>
+      <w:r>
+        <w:t>interesat</w:t>
+      </w:r>
+      <w:proofErr w:type="spellEnd"/>
+      <w:r>
+        <w:t xml:space="preserve"> e </w:t>
+      </w:r>
+      <w:proofErr w:type="spellStart"/>
+      <w:r>
+        <w:t>Klientit</w:t>
+      </w:r>
+      <w:proofErr w:type="spellEnd"/>
+      <w:r>
+        <w:t xml:space="preserve"> apo </w:t>
+      </w:r>
+      <w:proofErr w:type="spellStart"/>
+      <w:r>
+        <w:t>të</w:t>
+      </w:r>
+      <w:proofErr w:type="spellEnd"/>
+      <w:r>
+        <w:t xml:space="preserve"> </w:t>
+      </w:r>
+      <w:proofErr w:type="spellStart"/>
+      <w:r>
+        <w:t>punojë</w:t>
+      </w:r>
+      <w:proofErr w:type="spellEnd"/>
+      <w:r>
+        <w:t xml:space="preserve"> </w:t>
+      </w:r>
+      <w:proofErr w:type="spellStart"/>
+      <w:r>
+        <w:t>drejtpërdrejt</w:t>
+      </w:r>
+      <w:proofErr w:type="spellEnd"/>
+      <w:r>
+        <w:t xml:space="preserve"> me </w:t>
+      </w:r>
+      <w:proofErr w:type="spellStart"/>
+      <w:r>
+        <w:t>ndonjë</w:t>
+      </w:r>
+      <w:proofErr w:type="spellEnd"/>
+      <w:r>
+        <w:t xml:space="preserve"> </w:t>
+      </w:r>
+      <w:proofErr w:type="spellStart"/>
+      <w:r>
+        <w:t>palë</w:t>
+      </w:r>
+      <w:proofErr w:type="spellEnd"/>
+      <w:r>
+        <w:t xml:space="preserve"> </w:t>
+      </w:r>
+      <w:proofErr w:type="spellStart"/>
+      <w:r>
+        <w:t>kontraktuese</w:t>
+      </w:r>
+      <w:proofErr w:type="spellEnd"/>
+      <w:r>
+        <w:t xml:space="preserve"> </w:t>
+      </w:r>
+      <w:proofErr w:type="spellStart"/>
+      <w:r>
+        <w:t>të</w:t>
+      </w:r>
+      <w:proofErr w:type="spellEnd"/>
+      <w:r>
+        <w:t xml:space="preserve"> </w:t>
+      </w:r>
+      <w:proofErr w:type="spellStart"/>
+      <w:r>
+        <w:t>Klientit</w:t>
+      </w:r>
+      <w:proofErr w:type="spellEnd"/>
+      <w:r>
+        <w:t xml:space="preserve"> </w:t>
+      </w:r>
+      <w:proofErr w:type="spellStart"/>
+      <w:r>
+        <w:t>gjatë</w:t>
+      </w:r>
+      <w:proofErr w:type="spellEnd"/>
+      <w:r>
+        <w:t xml:space="preserve"> </w:t>
+      </w:r>
+      <w:proofErr w:type="spellStart"/>
+      <w:r>
+        <w:t>periudhës</w:t>
+      </w:r>
+      <w:proofErr w:type="spellEnd"/>
+      <w:r>
+        <w:t xml:space="preserve"> </w:t>
+      </w:r>
+      <w:proofErr w:type="spellStart"/>
+      <w:r>
+        <w:t>së</w:t>
+      </w:r>
+      <w:proofErr w:type="spellEnd"/>
+      <w:r>
+        <w:t xml:space="preserve"> </w:t>
+      </w:r>
+      <w:proofErr w:type="spellStart"/>
+      <w:r>
+        <w:t>kontratës</w:t>
+      </w:r>
+      <w:proofErr w:type="spellEnd"/>
+      <w:r>
+        <w:t xml:space="preserve">, </w:t>
+      </w:r>
+      <w:proofErr w:type="spellStart"/>
+      <w:r>
+        <w:t>si</w:t>
+      </w:r>
+      <w:proofErr w:type="spellEnd"/>
+      <w:r>
+        <w:t xml:space="preserve"> </w:t>
+      </w:r>
+      <w:proofErr w:type="spellStart"/>
+      <w:r>
+        <w:t>dhe</w:t>
+      </w:r>
+      <w:proofErr w:type="spellEnd"/>
+      <w:r>
+        <w:t xml:space="preserve"> </w:t>
+      </w:r>
+      <w:proofErr w:type="spellStart"/>
+      <w:r>
+        <w:t>për</w:t>
+      </w:r>
+      <w:proofErr w:type="spellEnd"/>
+      <w:r>
+        <w:t xml:space="preserve"> </w:t>
+      </w:r>
+      <w:proofErr w:type="spellStart"/>
+      <w:r>
+        <w:t>çfarëdo</w:t>
+      </w:r>
+      <w:proofErr w:type="spellEnd"/>
+      <w:r>
+        <w:t xml:space="preserve"> </w:t>
+      </w:r>
+      <w:proofErr w:type="spellStart"/>
+      <w:r>
+        <w:t>detyrimi</w:t>
+      </w:r>
+      <w:proofErr w:type="spellEnd"/>
+      <w:r>
+        <w:t xml:space="preserve"> </w:t>
+      </w:r>
+      <w:proofErr w:type="spellStart"/>
+      <w:r>
+        <w:t>të</w:t>
+      </w:r>
+      <w:proofErr w:type="spellEnd"/>
+      <w:r>
+        <w:t xml:space="preserve"> </w:t>
+      </w:r>
+      <w:proofErr w:type="spellStart"/>
+      <w:r>
+        <w:t>përcaktuar</w:t>
+      </w:r>
+      <w:proofErr w:type="spellEnd"/>
+      <w:r>
+        <w:t xml:space="preserve"> </w:t>
+      </w:r>
+      <w:proofErr w:type="spellStart"/>
+      <w:r>
+        <w:t>nga</w:t>
+      </w:r>
+      <w:proofErr w:type="spellEnd"/>
+      <w:r>
+        <w:t xml:space="preserve"> </w:t>
+      </w:r>
+      <w:proofErr w:type="spellStart"/>
+      <w:r>
+        <w:t>Klienti</w:t>
+      </w:r>
+      <w:proofErr w:type="spellEnd"/>
+      <w:r>
+        <w:t xml:space="preserve"> </w:t>
+      </w:r>
+      <w:proofErr w:type="spellStart"/>
+      <w:r>
+        <w:t>dhe</w:t>
+      </w:r>
+      <w:proofErr w:type="spellEnd"/>
+      <w:r>
+        <w:t xml:space="preserve"> </w:t>
+      </w:r>
+      <w:proofErr w:type="spellStart"/>
+      <w:r>
+        <w:t>kontrata</w:t>
+      </w:r>
+      <w:proofErr w:type="spellEnd"/>
+      <w:r>
+        <w:t>.</w:t>
       </w:r>
     </w:p>
     <w:p>
@@ -1272,8 +6532,157 @@
         </w:numPr>
         <w:spacing w:line="254" w:lineRule="auto"/>
       </w:pPr>
-      <w:r>
-        <w:t>Në rast të shkeljes së këtij parimi, Ofruesi i Shërbimeve obligohet t’i kompensojë Klientit një shumë prej 10,000€ (dhjetë mijë euro).</w:t>
+      <w:proofErr w:type="spellStart"/>
+      <w:r>
+        <w:t>Në</w:t>
+      </w:r>
+      <w:proofErr w:type="spellEnd"/>
+      <w:r>
+        <w:t xml:space="preserve"> </w:t>
+      </w:r>
+      <w:proofErr w:type="spellStart"/>
+      <w:r>
+        <w:t>rast</w:t>
+      </w:r>
+      <w:proofErr w:type="spellEnd"/>
+      <w:r>
+        <w:t xml:space="preserve"> </w:t>
+      </w:r>
+      <w:proofErr w:type="spellStart"/>
+      <w:r>
+        <w:t>të</w:t>
+      </w:r>
+      <w:proofErr w:type="spellEnd"/>
+      <w:r>
+        <w:t xml:space="preserve"> </w:t>
+      </w:r>
+      <w:proofErr w:type="spellStart"/>
+      <w:r>
+        <w:t>shkeljes</w:t>
+      </w:r>
+      <w:proofErr w:type="spellEnd"/>
+      <w:r>
+        <w:t xml:space="preserve"> </w:t>
+      </w:r>
+      <w:proofErr w:type="spellStart"/>
+      <w:r>
+        <w:t>së</w:t>
+      </w:r>
+      <w:proofErr w:type="spellEnd"/>
+      <w:r>
+        <w:t xml:space="preserve"> </w:t>
+      </w:r>
+      <w:proofErr w:type="spellStart"/>
+      <w:r>
+        <w:t>këtij</w:t>
+      </w:r>
+      <w:proofErr w:type="spellEnd"/>
+      <w:r>
+        <w:t xml:space="preserve"> </w:t>
+      </w:r>
+      <w:proofErr w:type="spellStart"/>
+      <w:r>
+        <w:t>parimi</w:t>
+      </w:r>
+      <w:proofErr w:type="spellEnd"/>
+      <w:r>
+        <w:t xml:space="preserve">, </w:t>
+      </w:r>
+      <w:proofErr w:type="spellStart"/>
+      <w:r>
+        <w:t>Ofruesi</w:t>
+      </w:r>
+      <w:proofErr w:type="spellEnd"/>
+      <w:r>
+        <w:t xml:space="preserve"> </w:t>
+      </w:r>
+      <w:proofErr w:type="spellStart"/>
+      <w:r>
+        <w:t>i</w:t>
+      </w:r>
+      <w:proofErr w:type="spellEnd"/>
+      <w:r>
+        <w:t xml:space="preserve"> </w:t>
+      </w:r>
+      <w:proofErr w:type="spellStart"/>
+      <w:r>
+        <w:t>Shërbimeve</w:t>
+      </w:r>
+      <w:proofErr w:type="spellEnd"/>
+      <w:r>
+        <w:t xml:space="preserve"> </w:t>
+      </w:r>
+      <w:proofErr w:type="spellStart"/>
+      <w:r>
+        <w:t>obligohet</w:t>
+      </w:r>
+      <w:proofErr w:type="spellEnd"/>
+      <w:r>
+        <w:t xml:space="preserve"> </w:t>
+      </w:r>
+      <w:proofErr w:type="spellStart"/>
+      <w:r>
+        <w:t>t’i</w:t>
+      </w:r>
+      <w:proofErr w:type="spellEnd"/>
+      <w:r>
+        <w:t xml:space="preserve"> </w:t>
+      </w:r>
+      <w:proofErr w:type="spellStart"/>
+      <w:r>
+        <w:t>kompensojë</w:t>
+      </w:r>
+      <w:proofErr w:type="spellEnd"/>
+      <w:r>
+        <w:t xml:space="preserve"> </w:t>
+      </w:r>
+      <w:proofErr w:type="spellStart"/>
+      <w:r>
+        <w:t>Klientit</w:t>
+      </w:r>
+      <w:proofErr w:type="spellEnd"/>
+      <w:r>
+        <w:t xml:space="preserve"> </w:t>
+      </w:r>
+      <w:proofErr w:type="spellStart"/>
+      <w:r>
+        <w:t>një</w:t>
+      </w:r>
+      <w:proofErr w:type="spellEnd"/>
+      <w:r>
+        <w:t xml:space="preserve"> </w:t>
+      </w:r>
+      <w:proofErr w:type="spellStart"/>
+      <w:r>
+        <w:t>shumë</w:t>
+      </w:r>
+      <w:proofErr w:type="spellEnd"/>
+      <w:r>
+        <w:t xml:space="preserve"> </w:t>
+      </w:r>
+      <w:proofErr w:type="spellStart"/>
+      <w:r>
+        <w:t>prej</w:t>
+      </w:r>
+      <w:proofErr w:type="spellEnd"/>
+      <w:r>
+        <w:t xml:space="preserve"> 10,000€ (</w:t>
+      </w:r>
+      <w:proofErr w:type="spellStart"/>
+      <w:r>
+        <w:t>dhjetë</w:t>
+      </w:r>
+      <w:proofErr w:type="spellEnd"/>
+      <w:r>
+        <w:t xml:space="preserve"> </w:t>
+      </w:r>
+      <w:proofErr w:type="spellStart"/>
+      <w:r>
+        <w:t>mijë</w:t>
+      </w:r>
+      <w:proofErr w:type="spellEnd"/>
+      <w:r>
+        <w:t xml:space="preserve"> euro).</w:t>
       </w:r>
     </w:p>
     <w:p>
@@ -1284,8 +6693,230 @@
         </w:numPr>
         <w:spacing w:line="254" w:lineRule="auto"/>
       </w:pPr>
-      <w:r>
-        <w:t>Nëse, si rezultat i kësaj shkeljeje, pala kontraktuese ndërpret marrëveshjen me Klientin, atëherë Ofruesi i Shërbimeve obligohet t’i kompensojë dëmin e plotë, në vlerën e kontratës që Klienti ka pasur me kontraktuesin e humbur.</w:t>
+      <w:proofErr w:type="spellStart"/>
+      <w:r>
+        <w:lastRenderedPageBreak/>
+        <w:t>Nëse</w:t>
+      </w:r>
+      <w:proofErr w:type="spellEnd"/>
+      <w:r>
+        <w:t xml:space="preserve">, </w:t>
+      </w:r>
+      <w:proofErr w:type="spellStart"/>
+      <w:r>
+        <w:t>si</w:t>
+      </w:r>
+      <w:proofErr w:type="spellEnd"/>
+      <w:r>
+        <w:t xml:space="preserve"> </w:t>
+      </w:r>
+      <w:proofErr w:type="spellStart"/>
+      <w:r>
+        <w:t>rezultat</w:t>
+      </w:r>
+      <w:proofErr w:type="spellEnd"/>
+      <w:r>
+        <w:t xml:space="preserve"> </w:t>
+      </w:r>
+      <w:proofErr w:type="spellStart"/>
+      <w:r>
+        <w:t>i</w:t>
+      </w:r>
+      <w:proofErr w:type="spellEnd"/>
+      <w:r>
+        <w:t xml:space="preserve"> </w:t>
+      </w:r>
+      <w:proofErr w:type="spellStart"/>
+      <w:r>
+        <w:t>kësaj</w:t>
+      </w:r>
+      <w:proofErr w:type="spellEnd"/>
+      <w:r>
+        <w:t xml:space="preserve"> </w:t>
+      </w:r>
+      <w:proofErr w:type="spellStart"/>
+      <w:r>
+        <w:t>shkeljeje</w:t>
+      </w:r>
+      <w:proofErr w:type="spellEnd"/>
+      <w:r>
+        <w:t xml:space="preserve">, </w:t>
+      </w:r>
+      <w:proofErr w:type="spellStart"/>
+      <w:r>
+        <w:t>pala</w:t>
+      </w:r>
+      <w:proofErr w:type="spellEnd"/>
+      <w:r>
+        <w:t xml:space="preserve"> </w:t>
+      </w:r>
+      <w:proofErr w:type="spellStart"/>
+      <w:r>
+        <w:t>kontraktuese</w:t>
+      </w:r>
+      <w:proofErr w:type="spellEnd"/>
+      <w:r>
+        <w:t xml:space="preserve"> </w:t>
+      </w:r>
+      <w:proofErr w:type="spellStart"/>
+      <w:r>
+        <w:t>ndërpret</w:t>
+      </w:r>
+      <w:proofErr w:type="spellEnd"/>
+      <w:r>
+        <w:t xml:space="preserve"> </w:t>
+      </w:r>
+      <w:proofErr w:type="spellStart"/>
+      <w:r>
+        <w:t>marrëveshjen</w:t>
+      </w:r>
+      <w:proofErr w:type="spellEnd"/>
+      <w:r>
+        <w:t xml:space="preserve"> me </w:t>
+      </w:r>
+      <w:proofErr w:type="spellStart"/>
+      <w:r>
+        <w:t>Klientin</w:t>
+      </w:r>
+      <w:proofErr w:type="spellEnd"/>
+      <w:r>
+        <w:t xml:space="preserve">, </w:t>
+      </w:r>
+      <w:proofErr w:type="spellStart"/>
+      <w:r>
+        <w:t>atëherë</w:t>
+      </w:r>
+      <w:proofErr w:type="spellEnd"/>
+      <w:r>
+        <w:t xml:space="preserve"> </w:t>
+      </w:r>
+      <w:proofErr w:type="spellStart"/>
+      <w:r>
+        <w:t>Ofruesi</w:t>
+      </w:r>
+      <w:proofErr w:type="spellEnd"/>
+      <w:r>
+        <w:t xml:space="preserve"> </w:t>
+      </w:r>
+      <w:proofErr w:type="spellStart"/>
+      <w:r>
+        <w:t>i</w:t>
+      </w:r>
+      <w:proofErr w:type="spellEnd"/>
+      <w:r>
+        <w:t xml:space="preserve"> </w:t>
+      </w:r>
+      <w:proofErr w:type="spellStart"/>
+      <w:r>
+        <w:t>Shërbimeve</w:t>
+      </w:r>
+      <w:proofErr w:type="spellEnd"/>
+      <w:r>
+        <w:t xml:space="preserve"> </w:t>
+      </w:r>
+      <w:proofErr w:type="spellStart"/>
+      <w:r>
+        <w:t>obligohet</w:t>
+      </w:r>
+      <w:proofErr w:type="spellEnd"/>
+      <w:r>
+        <w:t xml:space="preserve"> </w:t>
+      </w:r>
+      <w:proofErr w:type="spellStart"/>
+      <w:r>
+        <w:t>t’i</w:t>
+      </w:r>
+      <w:proofErr w:type="spellEnd"/>
+      <w:r>
+        <w:t xml:space="preserve"> </w:t>
+      </w:r>
+      <w:proofErr w:type="spellStart"/>
+      <w:r>
+        <w:t>kompensojë</w:t>
+      </w:r>
+      <w:proofErr w:type="spellEnd"/>
+      <w:r>
+        <w:t xml:space="preserve"> </w:t>
+      </w:r>
+      <w:proofErr w:type="spellStart"/>
+      <w:r>
+        <w:t>dëmin</w:t>
+      </w:r>
+      <w:proofErr w:type="spellEnd"/>
+      <w:r>
+        <w:t xml:space="preserve"> e </w:t>
+      </w:r>
+      <w:proofErr w:type="spellStart"/>
+      <w:r>
+        <w:t>plotë</w:t>
+      </w:r>
+      <w:proofErr w:type="spellEnd"/>
+      <w:r>
+        <w:t xml:space="preserve">, </w:t>
+      </w:r>
+      <w:proofErr w:type="spellStart"/>
+      <w:r>
+        <w:t>në</w:t>
+      </w:r>
+      <w:proofErr w:type="spellEnd"/>
+      <w:r>
+        <w:t xml:space="preserve"> </w:t>
+      </w:r>
+      <w:proofErr w:type="spellStart"/>
+      <w:r>
+        <w:t>vlerën</w:t>
+      </w:r>
+      <w:proofErr w:type="spellEnd"/>
+      <w:r>
+        <w:t xml:space="preserve"> e </w:t>
+      </w:r>
+      <w:proofErr w:type="spellStart"/>
+      <w:r>
+        <w:t>kontratës</w:t>
+      </w:r>
+      <w:proofErr w:type="spellEnd"/>
+      <w:r>
+        <w:t xml:space="preserve"> </w:t>
+      </w:r>
+      <w:proofErr w:type="spellStart"/>
+      <w:r>
+        <w:t>që</w:t>
+      </w:r>
+      <w:proofErr w:type="spellEnd"/>
+      <w:r>
+        <w:t xml:space="preserve"> </w:t>
+      </w:r>
+      <w:proofErr w:type="spellStart"/>
+      <w:r>
+        <w:t>Klienti</w:t>
+      </w:r>
+      <w:proofErr w:type="spellEnd"/>
+      <w:r>
+        <w:t xml:space="preserve"> ka </w:t>
+      </w:r>
+      <w:proofErr w:type="spellStart"/>
+      <w:r>
+        <w:t>pasur</w:t>
+      </w:r>
+      <w:proofErr w:type="spellEnd"/>
+      <w:r>
+        <w:t xml:space="preserve"> me </w:t>
+      </w:r>
+      <w:proofErr w:type="spellStart"/>
+      <w:r>
+        <w:t>kontraktuesin</w:t>
+      </w:r>
+      <w:proofErr w:type="spellEnd"/>
+      <w:r>
+        <w:t xml:space="preserve"> e </w:t>
+      </w:r>
+      <w:proofErr w:type="spellStart"/>
+      <w:r>
+        <w:t>humbur</w:t>
+      </w:r>
+      <w:proofErr w:type="spellEnd"/>
+      <w:r>
+        <w:t>.</w:t>
       </w:r>
     </w:p>
     <w:p>
@@ -1296,8 +6927,213 @@
         </w:numPr>
         <w:spacing w:line="254" w:lineRule="auto"/>
       </w:pPr>
-      <w:r>
-        <w:t>Në rast të shkeljes së detyrimit të konfidencialitetit nga ana e Ofruesit të Shërbimeve, Ofruesi i Shërbimeve është i obliguar t’i kompensojë Klientit një shumë prej 10,000€ (dhjetë mijë euro).</w:t>
+      <w:proofErr w:type="spellStart"/>
+      <w:r>
+        <w:t>Në</w:t>
+      </w:r>
+      <w:proofErr w:type="spellEnd"/>
+      <w:r>
+        <w:t xml:space="preserve"> </w:t>
+      </w:r>
+      <w:proofErr w:type="spellStart"/>
+      <w:r>
+        <w:t>rast</w:t>
+      </w:r>
+      <w:proofErr w:type="spellEnd"/>
+      <w:r>
+        <w:t xml:space="preserve"> </w:t>
+      </w:r>
+      <w:proofErr w:type="spellStart"/>
+      <w:r>
+        <w:t>të</w:t>
+      </w:r>
+      <w:proofErr w:type="spellEnd"/>
+      <w:r>
+        <w:t xml:space="preserve"> </w:t>
+      </w:r>
+      <w:proofErr w:type="spellStart"/>
+      <w:r>
+        <w:t>shkeljes</w:t>
+      </w:r>
+      <w:proofErr w:type="spellEnd"/>
+      <w:r>
+        <w:t xml:space="preserve"> </w:t>
+      </w:r>
+      <w:proofErr w:type="spellStart"/>
+      <w:r>
+        <w:t>së</w:t>
+      </w:r>
+      <w:proofErr w:type="spellEnd"/>
+      <w:r>
+        <w:t xml:space="preserve"> </w:t>
+      </w:r>
+      <w:proofErr w:type="spellStart"/>
+      <w:r>
+        <w:t>detyrimit</w:t>
+      </w:r>
+      <w:proofErr w:type="spellEnd"/>
+      <w:r>
+        <w:t xml:space="preserve"> </w:t>
+      </w:r>
+      <w:proofErr w:type="spellStart"/>
+      <w:r>
+        <w:t>të</w:t>
+      </w:r>
+      <w:proofErr w:type="spellEnd"/>
+      <w:r>
+        <w:t xml:space="preserve"> </w:t>
+      </w:r>
+      <w:proofErr w:type="spellStart"/>
+      <w:r>
+        <w:t>konfidencialitetit</w:t>
+      </w:r>
+      <w:proofErr w:type="spellEnd"/>
+      <w:r>
+        <w:t xml:space="preserve"> </w:t>
+      </w:r>
+      <w:proofErr w:type="spellStart"/>
+      <w:r>
+        <w:t>nga</w:t>
+      </w:r>
+      <w:proofErr w:type="spellEnd"/>
+      <w:r>
+        <w:t xml:space="preserve"> ana e </w:t>
+      </w:r>
+      <w:proofErr w:type="spellStart"/>
+      <w:r>
+        <w:t>Ofruesit</w:t>
+      </w:r>
+      <w:proofErr w:type="spellEnd"/>
+      <w:r>
+        <w:t xml:space="preserve"> </w:t>
+      </w:r>
+      <w:proofErr w:type="spellStart"/>
+      <w:r>
+        <w:t>të</w:t>
+      </w:r>
+      <w:proofErr w:type="spellEnd"/>
+      <w:r>
+        <w:t xml:space="preserve"> </w:t>
+      </w:r>
+      <w:proofErr w:type="spellStart"/>
+      <w:r>
+        <w:t>Shërbimeve</w:t>
+      </w:r>
+      <w:proofErr w:type="spellEnd"/>
+      <w:r>
+        <w:t xml:space="preserve">, </w:t>
+      </w:r>
+      <w:proofErr w:type="spellStart"/>
+      <w:r>
+        <w:t>Ofruesi</w:t>
+      </w:r>
+      <w:proofErr w:type="spellEnd"/>
+      <w:r>
+        <w:t xml:space="preserve"> </w:t>
+      </w:r>
+      <w:proofErr w:type="spellStart"/>
+      <w:r>
+        <w:t>i</w:t>
+      </w:r>
+      <w:proofErr w:type="spellEnd"/>
+      <w:r>
+        <w:t xml:space="preserve"> </w:t>
+      </w:r>
+      <w:proofErr w:type="spellStart"/>
+      <w:r>
+        <w:t>Shërbimeve</w:t>
+      </w:r>
+      <w:proofErr w:type="spellEnd"/>
+      <w:r>
+        <w:t xml:space="preserve"> </w:t>
+      </w:r>
+      <w:proofErr w:type="spellStart"/>
+      <w:r>
+        <w:t>është</w:t>
+      </w:r>
+      <w:proofErr w:type="spellEnd"/>
+      <w:r>
+        <w:t xml:space="preserve"> </w:t>
+      </w:r>
+      <w:proofErr w:type="spellStart"/>
+      <w:r>
+        <w:t>i</w:t>
+      </w:r>
+      <w:proofErr w:type="spellEnd"/>
+      <w:r>
+        <w:t xml:space="preserve"> </w:t>
+      </w:r>
+      <w:proofErr w:type="spellStart"/>
+      <w:r>
+        <w:t>obliguar</w:t>
+      </w:r>
+      <w:proofErr w:type="spellEnd"/>
+      <w:r>
+        <w:t xml:space="preserve"> </w:t>
+      </w:r>
+      <w:proofErr w:type="spellStart"/>
+      <w:r>
+        <w:t>t’i</w:t>
+      </w:r>
+      <w:proofErr w:type="spellEnd"/>
+      <w:r>
+        <w:t xml:space="preserve"> </w:t>
+      </w:r>
+      <w:proofErr w:type="spellStart"/>
+      <w:r>
+        <w:t>kompensojë</w:t>
+      </w:r>
+      <w:proofErr w:type="spellEnd"/>
+      <w:r>
+        <w:t xml:space="preserve"> </w:t>
+      </w:r>
+      <w:proofErr w:type="spellStart"/>
+      <w:r>
+        <w:t>Klientit</w:t>
+      </w:r>
+      <w:proofErr w:type="spellEnd"/>
+      <w:r>
+        <w:t xml:space="preserve"> </w:t>
+      </w:r>
+      <w:proofErr w:type="spellStart"/>
+      <w:r>
+        <w:t>një</w:t>
+      </w:r>
+      <w:proofErr w:type="spellEnd"/>
+      <w:r>
+        <w:t xml:space="preserve"> </w:t>
+      </w:r>
+      <w:proofErr w:type="spellStart"/>
+      <w:r>
+        <w:t>shumë</w:t>
+      </w:r>
+      <w:proofErr w:type="spellEnd"/>
+      <w:r>
+        <w:t xml:space="preserve"> </w:t>
+      </w:r>
+      <w:proofErr w:type="spellStart"/>
+      <w:r>
+        <w:t>prej</w:t>
+      </w:r>
+      <w:proofErr w:type="spellEnd"/>
+      <w:r>
+        <w:t xml:space="preserve"> 10,000€ (</w:t>
+      </w:r>
+      <w:proofErr w:type="spellStart"/>
+      <w:r>
+        <w:t>dhjetë</w:t>
+      </w:r>
+      <w:proofErr w:type="spellEnd"/>
+      <w:r>
+        <w:t xml:space="preserve"> </w:t>
+      </w:r>
+      <w:proofErr w:type="spellStart"/>
+      <w:r>
+        <w:t>mijë</w:t>
+      </w:r>
+      <w:proofErr w:type="spellEnd"/>
+      <w:r>
+        <w:t xml:space="preserve"> euro).</w:t>
       </w:r>
     </w:p>
     <w:p>
@@ -1308,20 +7144,259 @@
         </w:numPr>
         <w:spacing w:after="60" w:line="254" w:lineRule="auto"/>
       </w:pPr>
-      <w:r>
-        <w:t>Nëse shkelja e konfidencialitetit shkakton humbje kontraktuale nga ana e Klientit, duke përfshirë ndërprerjen e marrëveshjes nga një palë kontraktuese të Klientit, atëherë Ofruesi i Shërbimeve obligohet të paguajë dëmin e plotë, në vlerën e kontratës së humbur.</w:t>
-      </w:r>
-    </w:p>
-    <w:p>
-      <w:pPr>
-        <w:spacing w:after="60" w:line="254" w:lineRule="auto"/>
-        <w:jc w:val="both"/>
-      </w:pPr>
-    </w:p>
-    <w:p>
-      <w:pPr>
-        <w:spacing w:after="60" w:line="254" w:lineRule="auto"/>
-        <w:jc w:val="both"/>
+      <w:proofErr w:type="spellStart"/>
+      <w:r>
+        <w:t>Nëse</w:t>
+      </w:r>
+      <w:proofErr w:type="spellEnd"/>
+      <w:r>
+        <w:t xml:space="preserve"> </w:t>
+      </w:r>
+      <w:proofErr w:type="spellStart"/>
+      <w:r>
+        <w:t>shkelja</w:t>
+      </w:r>
+      <w:proofErr w:type="spellEnd"/>
+      <w:r>
+        <w:t xml:space="preserve"> e </w:t>
+      </w:r>
+      <w:proofErr w:type="spellStart"/>
+      <w:r>
+        <w:t>konfidencialitetit</w:t>
+      </w:r>
+      <w:proofErr w:type="spellEnd"/>
+      <w:r>
+        <w:t xml:space="preserve"> </w:t>
+      </w:r>
+      <w:proofErr w:type="spellStart"/>
+      <w:r>
+        <w:t>shkakton</w:t>
+      </w:r>
+      <w:proofErr w:type="spellEnd"/>
+      <w:r>
+        <w:t xml:space="preserve"> </w:t>
+      </w:r>
+      <w:proofErr w:type="spellStart"/>
+      <w:r>
+        <w:t>humbje</w:t>
+      </w:r>
+      <w:proofErr w:type="spellEnd"/>
+      <w:r>
+        <w:t xml:space="preserve"> </w:t>
+      </w:r>
+      <w:proofErr w:type="spellStart"/>
+      <w:r>
+        <w:t>kontraktuale</w:t>
+      </w:r>
+      <w:proofErr w:type="spellEnd"/>
+      <w:r>
+        <w:t xml:space="preserve"> </w:t>
+      </w:r>
+      <w:proofErr w:type="spellStart"/>
+      <w:r>
+        <w:t>nga</w:t>
+      </w:r>
+      <w:proofErr w:type="spellEnd"/>
+      <w:r>
+        <w:t xml:space="preserve"> ana e </w:t>
+      </w:r>
+      <w:proofErr w:type="spellStart"/>
+      <w:r>
+        <w:t>Klientit</w:t>
+      </w:r>
+      <w:proofErr w:type="spellEnd"/>
+      <w:r>
+        <w:t xml:space="preserve">, duke </w:t>
+      </w:r>
+      <w:proofErr w:type="spellStart"/>
+      <w:r>
+        <w:t>përfshirë</w:t>
+      </w:r>
+      <w:proofErr w:type="spellEnd"/>
+      <w:r>
+        <w:t xml:space="preserve"> </w:t>
+      </w:r>
+      <w:proofErr w:type="spellStart"/>
+      <w:r>
+        <w:t>ndërprerjen</w:t>
+      </w:r>
+      <w:proofErr w:type="spellEnd"/>
+      <w:r>
+        <w:t xml:space="preserve"> e </w:t>
+      </w:r>
+      <w:proofErr w:type="spellStart"/>
+      <w:r>
+        <w:t>marrëveshjes</w:t>
+      </w:r>
+      <w:proofErr w:type="spellEnd"/>
+      <w:r>
+        <w:t xml:space="preserve"> </w:t>
+      </w:r>
+      <w:proofErr w:type="spellStart"/>
+      <w:r>
+        <w:t>nga</w:t>
+      </w:r>
+      <w:proofErr w:type="spellEnd"/>
+      <w:r>
+        <w:t xml:space="preserve"> </w:t>
+      </w:r>
+      <w:proofErr w:type="spellStart"/>
+      <w:r>
+        <w:t>një</w:t>
+      </w:r>
+      <w:proofErr w:type="spellEnd"/>
+      <w:r>
+        <w:t xml:space="preserve"> </w:t>
+      </w:r>
+      <w:proofErr w:type="spellStart"/>
+      <w:r>
+        <w:t>palë</w:t>
+      </w:r>
+      <w:proofErr w:type="spellEnd"/>
+      <w:r>
+        <w:t xml:space="preserve"> </w:t>
+      </w:r>
+      <w:proofErr w:type="spellStart"/>
+      <w:r>
+        <w:t>kontraktuese</w:t>
+      </w:r>
+      <w:proofErr w:type="spellEnd"/>
+      <w:r>
+        <w:t xml:space="preserve"> </w:t>
+      </w:r>
+      <w:proofErr w:type="spellStart"/>
+      <w:r>
+        <w:t>të</w:t>
+      </w:r>
+      <w:proofErr w:type="spellEnd"/>
+      <w:r>
+        <w:t xml:space="preserve"> </w:t>
+      </w:r>
+      <w:proofErr w:type="spellStart"/>
+      <w:r>
+        <w:t>Klientit</w:t>
+      </w:r>
+      <w:proofErr w:type="spellEnd"/>
+      <w:r>
+        <w:t xml:space="preserve">, </w:t>
+      </w:r>
+      <w:proofErr w:type="spellStart"/>
+      <w:r>
+        <w:t>atëherë</w:t>
+      </w:r>
+      <w:proofErr w:type="spellEnd"/>
+      <w:r>
+        <w:t xml:space="preserve"> </w:t>
+      </w:r>
+      <w:proofErr w:type="spellStart"/>
+      <w:r>
+        <w:t>Ofruesi</w:t>
+      </w:r>
+      <w:proofErr w:type="spellEnd"/>
+      <w:r>
+        <w:t xml:space="preserve"> </w:t>
+      </w:r>
+      <w:proofErr w:type="spellStart"/>
+      <w:r>
+        <w:t>i</w:t>
+      </w:r>
+      <w:proofErr w:type="spellEnd"/>
+      <w:r>
+        <w:t xml:space="preserve"> </w:t>
+      </w:r>
+      <w:proofErr w:type="spellStart"/>
+      <w:r>
+        <w:t>Shërbimeve</w:t>
+      </w:r>
+      <w:proofErr w:type="spellEnd"/>
+      <w:r>
+        <w:t xml:space="preserve"> </w:t>
+      </w:r>
+      <w:proofErr w:type="spellStart"/>
+      <w:r>
+        <w:t>obligohet</w:t>
+      </w:r>
+      <w:proofErr w:type="spellEnd"/>
+      <w:r>
+        <w:t xml:space="preserve"> </w:t>
+      </w:r>
+      <w:proofErr w:type="spellStart"/>
+      <w:r>
+        <w:t>të</w:t>
+      </w:r>
+      <w:proofErr w:type="spellEnd"/>
+      <w:r>
+        <w:t xml:space="preserve"> </w:t>
+      </w:r>
+      <w:proofErr w:type="spellStart"/>
+      <w:r>
+        <w:t>paguajë</w:t>
+      </w:r>
+      <w:proofErr w:type="spellEnd"/>
+      <w:r>
+        <w:t xml:space="preserve"> </w:t>
+      </w:r>
+      <w:proofErr w:type="spellStart"/>
+      <w:r>
+        <w:t>dëmin</w:t>
+      </w:r>
+      <w:proofErr w:type="spellEnd"/>
+      <w:r>
+        <w:t xml:space="preserve"> e </w:t>
+      </w:r>
+      <w:proofErr w:type="spellStart"/>
+      <w:r>
+        <w:t>plotë</w:t>
+      </w:r>
+      <w:proofErr w:type="spellEnd"/>
+      <w:r>
+        <w:t xml:space="preserve">, </w:t>
+      </w:r>
+      <w:proofErr w:type="spellStart"/>
+      <w:r>
+        <w:t>në</w:t>
+      </w:r>
+      <w:proofErr w:type="spellEnd"/>
+      <w:r>
+        <w:t xml:space="preserve"> </w:t>
+      </w:r>
+      <w:proofErr w:type="spellStart"/>
+      <w:r>
+        <w:t>vlerën</w:t>
+      </w:r>
+      <w:proofErr w:type="spellEnd"/>
+      <w:r>
+        <w:t xml:space="preserve"> e </w:t>
+      </w:r>
+      <w:proofErr w:type="spellStart"/>
+      <w:r>
+        <w:t>kontratës</w:t>
+      </w:r>
+      <w:proofErr w:type="spellEnd"/>
+      <w:r>
+        <w:t xml:space="preserve"> </w:t>
+      </w:r>
+      <w:proofErr w:type="spellStart"/>
+      <w:r>
+        <w:t>së</w:t>
+      </w:r>
+      <w:proofErr w:type="spellEnd"/>
+      <w:r>
+        <w:t xml:space="preserve"> </w:t>
+      </w:r>
+      <w:proofErr w:type="spellStart"/>
+      <w:r>
+        <w:t>humbur</w:t>
+      </w:r>
+      <w:proofErr w:type="spellEnd"/>
+      <w:r>
+        <w:t>.</w:t>
+      </w:r>
+    </w:p>
+    <w:p>
+      <w:pPr>
+        <w:spacing w:after="60" w:line="240" w:lineRule="auto"/>
+        <w:jc w:val="center"/>
       </w:pPr>
     </w:p>
     <w:p>
@@ -1333,6 +7408,7 @@
           <w:bCs/>
         </w:rPr>
       </w:pPr>
+      <w:proofErr w:type="gramStart"/>
       <w:r>
         <w:rPr>
           <w:b/>
@@ -1340,23 +7416,76 @@
         </w:rPr>
         <w:t>Neni  11</w:t>
       </w:r>
+      <w:proofErr w:type="gramEnd"/>
       <w:r>
         <w:rPr>
           <w:b/>
           <w:bCs/>
         </w:rPr>
         <w:br/>
-        <w:t>Dispozitat kalimtare dhe përfundimtare</w:t>
-      </w:r>
+      </w:r>
+      <w:proofErr w:type="spellStart"/>
+      <w:r>
+        <w:rPr>
+          <w:b/>
+          <w:bCs/>
+        </w:rPr>
+        <w:t>Dispozitat</w:t>
+      </w:r>
+      <w:proofErr w:type="spellEnd"/>
+      <w:r>
+        <w:rPr>
+          <w:b/>
+          <w:bCs/>
+        </w:rPr>
+        <w:t xml:space="preserve"> </w:t>
+      </w:r>
+      <w:proofErr w:type="spellStart"/>
+      <w:r>
+        <w:rPr>
+          <w:b/>
+          <w:bCs/>
+        </w:rPr>
+        <w:t>kalimtare</w:t>
+      </w:r>
+      <w:proofErr w:type="spellEnd"/>
+      <w:r>
+        <w:rPr>
+          <w:b/>
+          <w:bCs/>
+        </w:rPr>
+        <w:t xml:space="preserve"> </w:t>
+      </w:r>
+      <w:proofErr w:type="spellStart"/>
+      <w:r>
+        <w:rPr>
+          <w:b/>
+          <w:bCs/>
+        </w:rPr>
+        <w:t>dhe</w:t>
+      </w:r>
+      <w:proofErr w:type="spellEnd"/>
+      <w:r>
+        <w:rPr>
+          <w:b/>
+          <w:bCs/>
+        </w:rPr>
+        <w:t xml:space="preserve"> </w:t>
+      </w:r>
+      <w:proofErr w:type="spellStart"/>
+      <w:r>
+        <w:rPr>
+          <w:b/>
+          <w:bCs/>
+        </w:rPr>
+        <w:t>përfundimtare</w:t>
+      </w:r>
+      <w:proofErr w:type="spellEnd"/>
     </w:p>
     <w:p>
       <w:pPr>
         <w:spacing w:after="60" w:line="240" w:lineRule="auto"/>
         <w:jc w:val="center"/>
-        <w:rPr>
-          <w:b/>
-          <w:bCs/>
-        </w:rPr>
       </w:pPr>
     </w:p>
     <w:p>
@@ -1368,8 +7497,45 @@
         <w:spacing w:after="60" w:line="278" w:lineRule="auto"/>
         <w:jc w:val="both"/>
       </w:pPr>
-      <w:r>
-        <w:t>Kontrata hartohet në dy kopje identike.</w:t>
+      <w:proofErr w:type="spellStart"/>
+      <w:r>
+        <w:t>Kontrata</w:t>
+      </w:r>
+      <w:proofErr w:type="spellEnd"/>
+      <w:r>
+        <w:t xml:space="preserve"> </w:t>
+      </w:r>
+      <w:proofErr w:type="spellStart"/>
+      <w:r>
+        <w:t>hartohet</w:t>
+      </w:r>
+      <w:proofErr w:type="spellEnd"/>
+      <w:r>
+        <w:t xml:space="preserve"> </w:t>
+      </w:r>
+      <w:proofErr w:type="spellStart"/>
+      <w:r>
+        <w:t>në</w:t>
+      </w:r>
+      <w:proofErr w:type="spellEnd"/>
+      <w:r>
+        <w:t xml:space="preserve"> </w:t>
+      </w:r>
+      <w:proofErr w:type="spellStart"/>
+      <w:r>
+        <w:t>dy</w:t>
+      </w:r>
+      <w:proofErr w:type="spellEnd"/>
+      <w:r>
+        <w:t xml:space="preserve"> kopje </w:t>
+      </w:r>
+      <w:proofErr w:type="spellStart"/>
+      <w:r>
+        <w:t>identike</w:t>
+      </w:r>
+      <w:proofErr w:type="spellEnd"/>
+      <w:r>
+        <w:t>.</w:t>
       </w:r>
     </w:p>
     <w:p>
@@ -1381,8 +7547,101 @@
         <w:spacing w:after="60" w:line="278" w:lineRule="auto"/>
         <w:jc w:val="both"/>
       </w:pPr>
-      <w:r>
-        <w:t>Çdo ndryshim i kësaj kontrate bëhet vetëm me marrëveshje të shkruar ndërmjet palëve.</w:t>
+      <w:proofErr w:type="spellStart"/>
+      <w:r>
+        <w:t>Çdo</w:t>
+      </w:r>
+      <w:proofErr w:type="spellEnd"/>
+      <w:r>
+        <w:t xml:space="preserve"> </w:t>
+      </w:r>
+      <w:proofErr w:type="spellStart"/>
+      <w:r>
+        <w:t>ndryshim</w:t>
+      </w:r>
+      <w:proofErr w:type="spellEnd"/>
+      <w:r>
+        <w:t xml:space="preserve"> </w:t>
+      </w:r>
+      <w:proofErr w:type="spellStart"/>
+      <w:r>
+        <w:t>i</w:t>
+      </w:r>
+      <w:proofErr w:type="spellEnd"/>
+      <w:r>
+        <w:t xml:space="preserve"> </w:t>
+      </w:r>
+      <w:proofErr w:type="spellStart"/>
+      <w:r>
+        <w:t>kësaj</w:t>
+      </w:r>
+      <w:proofErr w:type="spellEnd"/>
+      <w:r>
+        <w:t xml:space="preserve"> </w:t>
+      </w:r>
+      <w:proofErr w:type="spellStart"/>
+      <w:r>
+        <w:t>kontrate</w:t>
+      </w:r>
+      <w:proofErr w:type="spellEnd"/>
+      <w:r>
+        <w:t xml:space="preserve"> </w:t>
+      </w:r>
+      <w:proofErr w:type="spellStart"/>
+      <w:r>
+        <w:t>bëhet</w:t>
+      </w:r>
+      <w:proofErr w:type="spellEnd"/>
+      <w:r>
+        <w:t xml:space="preserve"> </w:t>
+      </w:r>
+      <w:proofErr w:type="spellStart"/>
+      <w:r>
+        <w:t>vetëm</w:t>
+      </w:r>
+      <w:proofErr w:type="spellEnd"/>
+      <w:r>
+        <w:t xml:space="preserve"> me </w:t>
+      </w:r>
+      <w:proofErr w:type="spellStart"/>
+      <w:r>
+        <w:t>marrëveshje</w:t>
+      </w:r>
+      <w:proofErr w:type="spellEnd"/>
+      <w:r>
+        <w:t xml:space="preserve"> </w:t>
+      </w:r>
+      <w:proofErr w:type="spellStart"/>
+      <w:r>
+        <w:t>të</w:t>
+      </w:r>
+      <w:proofErr w:type="spellEnd"/>
+      <w:r>
+        <w:t xml:space="preserve"> </w:t>
+      </w:r>
+      <w:proofErr w:type="spellStart"/>
+      <w:r>
+        <w:t>shkruar</w:t>
+      </w:r>
+      <w:proofErr w:type="spellEnd"/>
+      <w:r>
+        <w:t xml:space="preserve"> </w:t>
+      </w:r>
+      <w:proofErr w:type="spellStart"/>
+      <w:r>
+        <w:t>ndërmjet</w:t>
+      </w:r>
+      <w:proofErr w:type="spellEnd"/>
+      <w:r>
+        <w:t xml:space="preserve"> </w:t>
+      </w:r>
+      <w:proofErr w:type="spellStart"/>
+      <w:r>
+        <w:t>palëve</w:t>
+      </w:r>
+      <w:proofErr w:type="spellEnd"/>
+      <w:r>
+        <w:t>.</w:t>
       </w:r>
     </w:p>
     <w:p>
@@ -1395,187 +7654,380 @@
         <w:jc w:val="both"/>
       </w:pPr>
       <w:r>
-        <w:t>Me nënshkrimin e kësaj kontrate, të gjitha marrëveshjet paraprake verbale humbin vlefshmërinë.</w:t>
-      </w:r>
-    </w:p>
-    <w:p>
-      <w:pPr>
-        <w:spacing w:after="60" w:line="278" w:lineRule="auto"/>
-        <w:jc w:val="both"/>
-      </w:pPr>
-    </w:p>
-    <w:p>
-      <w:pPr>
-        <w:spacing w:after="60" w:line="278" w:lineRule="auto"/>
-        <w:jc w:val="both"/>
-      </w:pPr>
-    </w:p>
-    <w:p>
-      <w:pPr>
-        <w:spacing w:after="60" w:line="278" w:lineRule="auto"/>
-        <w:jc w:val="both"/>
-      </w:pPr>
-    </w:p>
+        <w:t xml:space="preserve">Me </w:t>
+      </w:r>
+      <w:proofErr w:type="spellStart"/>
+      <w:r>
+        <w:t>nënshkrimin</w:t>
+      </w:r>
+      <w:proofErr w:type="spellEnd"/>
+      <w:r>
+        <w:t xml:space="preserve"> e </w:t>
+      </w:r>
+      <w:proofErr w:type="spellStart"/>
+      <w:r>
+        <w:t>kësaj</w:t>
+      </w:r>
+      <w:proofErr w:type="spellEnd"/>
+      <w:r>
+        <w:t xml:space="preserve"> </w:t>
+      </w:r>
+      <w:proofErr w:type="spellStart"/>
+      <w:r>
+        <w:t>kontrate</w:t>
+      </w:r>
+      <w:proofErr w:type="spellEnd"/>
+      <w:r>
+        <w:t xml:space="preserve">, </w:t>
+      </w:r>
+      <w:proofErr w:type="spellStart"/>
+      <w:r>
+        <w:t>të</w:t>
+      </w:r>
+      <w:proofErr w:type="spellEnd"/>
+      <w:r>
+        <w:t xml:space="preserve"> </w:t>
+      </w:r>
+      <w:proofErr w:type="spellStart"/>
+      <w:r>
+        <w:t>gjitha</w:t>
+      </w:r>
+      <w:proofErr w:type="spellEnd"/>
+      <w:r>
+        <w:t xml:space="preserve"> </w:t>
+      </w:r>
+      <w:proofErr w:type="spellStart"/>
+      <w:r>
+        <w:t>marrëveshjet</w:t>
+      </w:r>
+      <w:proofErr w:type="spellEnd"/>
+      <w:r>
+        <w:t xml:space="preserve"> </w:t>
+      </w:r>
+      <w:proofErr w:type="spellStart"/>
+      <w:r>
+        <w:t>paraprake</w:t>
+      </w:r>
+      <w:proofErr w:type="spellEnd"/>
+      <w:r>
+        <w:t xml:space="preserve"> verbale </w:t>
+      </w:r>
+      <w:proofErr w:type="spellStart"/>
+      <w:r>
+        <w:t>humbin</w:t>
+      </w:r>
+      <w:proofErr w:type="spellEnd"/>
+      <w:r>
+        <w:t xml:space="preserve"> </w:t>
+      </w:r>
+      <w:proofErr w:type="spellStart"/>
+      <w:r>
+        <w:t>vlefshmërinë</w:t>
+      </w:r>
+      <w:proofErr w:type="spellEnd"/>
+      <w:r>
+        <w:t>.</w:t>
+      </w:r>
+    </w:p>
+    <w:p>
+      <w:pPr>
+        <w:spacing w:after="60" w:line="240" w:lineRule="auto"/>
+        <w:jc w:val="center"/>
+      </w:pPr>
+    </w:p>
+    <w:p>
+      <w:proofErr w:type="spellStart"/>
+      <w:r>
+        <w:t>Palët</w:t>
+      </w:r>
+      <w:proofErr w:type="spellEnd"/>
+      <w:r>
+        <w:t xml:space="preserve"> </w:t>
+      </w:r>
+      <w:proofErr w:type="spellStart"/>
+      <w:r>
+        <w:t>nënshkruese</w:t>
+      </w:r>
+      <w:proofErr w:type="spellEnd"/>
+    </w:p>
+    <w:p>
+      <w:pPr>
+        <w:spacing w:after="60" w:line="240" w:lineRule="auto"/>
+      </w:pPr>
+    </w:p>
+    <w:tbl>
+      <w:tblPr>
+        <w:tblStyle w:val="TableNormal0"/>
+        <w:tblW w:w="0" w:type="auto"/>
+        <w:tblInd w:w="0" w:type="dxa"/>
+        <w:tblLayout w:type="fixed"/>
+        <w:tblCellMar>
+          <w:left w:w="0" w:type="dxa"/>
+          <w:right w:w="0" w:type="dxa"/>
+        </w:tblCellMar>
+        <w:tblLook w:val="04A0" w:firstRow="1" w:lastRow="0" w:firstColumn="1" w:lastColumn="0" w:noHBand="0" w:noVBand="1"/>
+      </w:tblPr>
+      <w:tblGrid>
+        <w:gridCol w:w="4514"/>
+        <w:gridCol w:w="4514"/>
+      </w:tblGrid>
+      <w:tr>
+        <w:tc>
+          <w:tcPr>
+            <w:tcW w:w="4514" w:type="dxa"/>
+          </w:tcPr>
+          <w:p>
+            <w:pPr>
+              <w:spacing w:line="240" w:lineRule="auto"/>
+              <w:rPr>
+                <w:b/>
+                <w:bCs/>
+              </w:rPr>
+            </w:pPr>
+            <w:proofErr w:type="spellStart"/>
+            <w:r>
+              <w:rPr>
+                <w:b/>
+                <w:bCs/>
+              </w:rPr>
+              <w:t>Klienti</w:t>
+            </w:r>
+            <w:proofErr w:type="spellEnd"/>
+          </w:p>
+        </w:tc>
+        <w:tc>
+          <w:tcPr>
+            <w:tcW w:w="4514" w:type="dxa"/>
+          </w:tcPr>
+          <w:p>
+            <w:pPr>
+              <w:spacing w:line="240" w:lineRule="auto"/>
+              <w:jc w:val="right"/>
+              <w:rPr>
+                <w:b/>
+                <w:bCs/>
+              </w:rPr>
+            </w:pPr>
+            <w:proofErr w:type="spellStart"/>
+            <w:r>
+              <w:rPr>
+                <w:b/>
+                <w:bCs/>
+              </w:rPr>
+              <w:t>Ofruesi</w:t>
+            </w:r>
+            <w:proofErr w:type="spellEnd"/>
+            <w:r>
+              <w:rPr>
+                <w:b/>
+                <w:bCs/>
+              </w:rPr>
+              <w:t xml:space="preserve"> </w:t>
+            </w:r>
+            <w:proofErr w:type="spellStart"/>
+            <w:r>
+              <w:rPr>
+                <w:b/>
+                <w:bCs/>
+              </w:rPr>
+              <w:t>i</w:t>
+            </w:r>
+            <w:proofErr w:type="spellEnd"/>
+            <w:r>
+              <w:rPr>
+                <w:b/>
+                <w:bCs/>
+              </w:rPr>
+              <w:t xml:space="preserve"> </w:t>
+            </w:r>
+            <w:proofErr w:type="spellStart"/>
+            <w:r>
+              <w:rPr>
+                <w:b/>
+                <w:bCs/>
+              </w:rPr>
+              <w:t>Shërbimeve</w:t>
+            </w:r>
+            <w:proofErr w:type="spellEnd"/>
+          </w:p>
+        </w:tc>
+      </w:tr>
+      <w:tr>
+        <w:tc>
+          <w:tcPr>
+            <w:tcW w:w="4514" w:type="dxa"/>
+          </w:tcPr>
+          <w:p>
+            <w:pPr>
+              <w:spacing w:line="240" w:lineRule="auto"/>
+              <w:rPr>
+                <w:b/>
+                <w:bCs/>
+              </w:rPr>
+            </w:pPr>
+            <w:r>
+              <w:rPr>
+                <w:b/>
+                <w:bCs/>
+              </w:rPr>
+              <w:t>EWWWOLUTION L.L.C</w:t>
+            </w:r>
+          </w:p>
+        </w:tc>
+        <w:tc>
+          <w:tcPr>
+            <w:tcW w:w="4514" w:type="dxa"/>
+          </w:tcPr>
+          <w:p>
+            <w:pPr>
+              <w:spacing w:line="240" w:lineRule="auto"/>
+              <w:jc w:val="right"/>
+              <w:rPr>
+                <w:b/>
+                <w:bCs/>
+              </w:rPr>
+            </w:pPr>
+          </w:p>
+        </w:tc>
+      </w:tr>
+      <w:tr>
+        <w:tc>
+          <w:tcPr>
+            <w:tcW w:w="4514" w:type="dxa"/>
+          </w:tcPr>
+          <w:p>
+            <w:pPr>
+              <w:spacing w:line="240" w:lineRule="auto"/>
+              <w:rPr>
+                <w:b/>
+                <w:bCs/>
+              </w:rPr>
+            </w:pPr>
+            <w:r>
+              <w:rPr>
+                <w:b/>
+                <w:bCs/>
+              </w:rPr>
+              <w:t xml:space="preserve">Albert Salihu - </w:t>
+            </w:r>
+            <w:proofErr w:type="spellStart"/>
+            <w:r>
+              <w:rPr>
+                <w:b/>
+                <w:bCs/>
+              </w:rPr>
+              <w:t>Drejtor</w:t>
+            </w:r>
+            <w:proofErr w:type="spellEnd"/>
+          </w:p>
+        </w:tc>
+        <w:tc>
+          <w:tcPr>
+            <w:tcW w:w="4514" w:type="dxa"/>
+          </w:tcPr>
+          <w:p>
+            <w:pPr>
+              <w:spacing w:line="240" w:lineRule="auto"/>
+              <w:jc w:val="right"/>
+              <w:rPr>
+                <w:b/>
+                <w:bCs/>
+              </w:rPr>
+            </w:pPr>
+            <w:r>
+              <w:rPr>
+                <w:b/>
+                <w:bCs/>
+              </w:rPr>
+              <w:t>{{</w:t>
+            </w:r>
+            <w:proofErr w:type="spellStart"/>
+            <w:r>
+              <w:rPr>
+                <w:b/>
+                <w:bCs/>
+              </w:rPr>
+              <w:t>contractor_name</w:t>
+            </w:r>
+            <w:proofErr w:type="spellEnd"/>
+            <w:r>
+              <w:rPr>
+                <w:b/>
+                <w:bCs/>
+              </w:rPr>
+              <w:t>}}</w:t>
+            </w:r>
+          </w:p>
+        </w:tc>
+      </w:tr>
+      <w:tr>
+        <w:tc>
+          <w:tcPr>
+            <w:tcW w:w="4514" w:type="dxa"/>
+          </w:tcPr>
+          <w:p>
+            <w:pPr>
+              <w:spacing w:line="240" w:lineRule="auto"/>
+            </w:pPr>
+          </w:p>
+        </w:tc>
+        <w:tc>
+          <w:tcPr>
+            <w:tcW w:w="4514" w:type="dxa"/>
+          </w:tcPr>
+          <w:p>
+            <w:pPr>
+              <w:spacing w:line="240" w:lineRule="auto"/>
+              <w:jc w:val="right"/>
+            </w:pPr>
+          </w:p>
+        </w:tc>
+      </w:tr>
+      <w:tr>
+        <w:tc>
+          <w:tcPr>
+            <w:tcW w:w="4514" w:type="dxa"/>
+          </w:tcPr>
+          <w:p>
+            <w:pPr>
+              <w:spacing w:line="240" w:lineRule="auto"/>
+            </w:pPr>
+            <w:r>
+              <w:t>_____________________</w:t>
+            </w:r>
+          </w:p>
+        </w:tc>
+        <w:tc>
+          <w:tcPr>
+            <w:tcW w:w="4514" w:type="dxa"/>
+          </w:tcPr>
+          <w:p>
+            <w:pPr>
+              <w:spacing w:line="240" w:lineRule="auto"/>
+              <w:jc w:val="right"/>
+            </w:pPr>
+            <w:r>
+              <w:t>_________________</w:t>
+            </w:r>
+          </w:p>
+        </w:tc>
+      </w:tr>
+    </w:tbl>
     <w:p>
       <w:pPr>
         <w:spacing w:after="60" w:line="254" w:lineRule="auto"/>
         <w:jc w:val="center"/>
-        <w:rPr>
-          <w:b/>
-          <w:bCs/>
-        </w:rPr>
-      </w:pPr>
-      <w:r>
-        <w:rPr>
-          <w:b/>
-          <w:bCs/>
-        </w:rPr>
-        <w:t>Palët nënshkruese</w:t>
-      </w:r>
-    </w:p>
-    <w:p>
-      <w:pPr>
-        <w:spacing w:after="60" w:line="254" w:lineRule="auto"/>
-        <w:jc w:val="center"/>
-        <w:rPr>
-          <w:b/>
-          <w:bCs/>
-        </w:rPr>
-      </w:pPr>
-    </w:p>
-    <w:p>
-      <w:pPr>
-        <w:spacing w:after="60" w:line="254" w:lineRule="auto"/>
-        <w:ind w:left="720"/>
-        <w:rPr>
-          <w:b/>
-          <w:bCs/>
-        </w:rPr>
-      </w:pPr>
-      <w:r>
-        <w:rPr>
-          <w:b/>
-          <w:bCs/>
-        </w:rPr>
-        <w:t xml:space="preserve">      </w:t>
-      </w:r>
-      <w:r>
-        <w:rPr>
-          <w:b/>
-          <w:bCs/>
-        </w:rPr>
-        <w:tab/>
-        <w:t xml:space="preserve">   Klienti                                                             </w:t>
-      </w:r>
-      <w:r>
-        <w:rPr>
-          <w:b/>
-          <w:bCs/>
-        </w:rPr>
-        <w:t xml:space="preserve"> </w:t>
-      </w:r>
-      <w:r>
-        <w:rPr>
-          <w:b/>
-          <w:bCs/>
-        </w:rPr>
-        <w:t xml:space="preserve"> Ofruesi i Shërbimeve</w:t>
-      </w:r>
-    </w:p>
-    <w:p>
-      <w:pPr>
-        <w:spacing w:after="60" w:line="254" w:lineRule="auto"/>
-        <w:ind w:left="720"/>
-        <w:rPr>
-          <w:b/>
-          <w:bCs/>
-        </w:rPr>
-      </w:pPr>
-      <w:r>
-        <w:rPr>
-          <w:b/>
-          <w:bCs/>
-        </w:rPr>
-        <w:t xml:space="preserve">EWWWOLUTION L.L.C                                                                                                                                 </w:t>
-      </w:r>
-    </w:p>
-    <w:p>
-      <w:pPr>
-        <w:spacing w:after="60" w:line="254" w:lineRule="auto"/>
-        <w:ind w:left="720"/>
-        <w:rPr>
-          <w:b/>
-          <w:bCs/>
-        </w:rPr>
-      </w:pPr>
-      <w:r>
-        <w:rPr>
-          <w:b/>
-          <w:bCs/>
-        </w:rPr>
-        <w:t xml:space="preserve">Albert Salihu - Drejtor                          </w:t>
-      </w:r>
-      <w:r>
-        <w:rPr>
-          <w:b/>
-          <w:bCs/>
-        </w:rPr>
-        <w:tab/>
-      </w:r>
-      <w:r>
-        <w:rPr>
-          <w:b/>
-          <w:bCs/>
-        </w:rPr>
-        <w:tab/>
-        <w:t xml:space="preserve">              {{contractor_name}}</w:t>
-      </w:r>
-    </w:p>
-    <w:p>
-      <w:pPr>
-        <w:spacing w:after="60" w:line="254" w:lineRule="auto"/>
-        <w:rPr>
-          <w:b/>
-          <w:bCs/>
-        </w:rPr>
-      </w:pPr>
-      <w:r>
-        <w:rPr>
-          <w:b/>
-          <w:bCs/>
-        </w:rPr>
-        <w:t xml:space="preserve">           _____________________</w:t>
-      </w:r>
-      <w:r>
-        <w:rPr>
-          <w:b/>
-          <w:bCs/>
-        </w:rPr>
-        <w:tab/>
-        <w:t xml:space="preserve">                                   </w:t>
-      </w:r>
-      <w:r>
-        <w:rPr>
-          <w:b/>
-          <w:bCs/>
-        </w:rPr>
-        <w:tab/>
-        <w:t xml:space="preserve">   _________________                               </w:t>
-      </w:r>
-    </w:p>
-    <w:p>
-      <w:pPr>
-        <w:spacing w:after="60" w:line="254" w:lineRule="auto"/>
-        <w:jc w:val="both"/>
-      </w:pPr>
-    </w:p>
-    <w:p>
-      <w:pPr>
-        <w:spacing w:after="60" w:line="254" w:lineRule="auto"/>
-        <w:jc w:val="center"/>
-      </w:pPr>
-      <w:r>
-        <w:t>{{contract_date}}</w:t>
+      </w:pPr>
+      <w:r>
+        <w:t>{{</w:t>
+      </w:r>
+      <w:proofErr w:type="spellStart"/>
+      <w:r>
+        <w:t>contract_date</w:t>
+      </w:r>
+      <w:proofErr w:type="spellEnd"/>
+      <w:r>
+        <w:t>}}</w:t>
       </w:r>
     </w:p>
     <w:sectPr>
@@ -1687,9 +8139,9 @@
 <file path=word/numbering.xml><?xml version="1.0" encoding="utf-8"?>
 <w:numbering xmlns:wpc="http://schemas.microsoft.com/office/word/2010/wordprocessingCanvas" xmlns:cx="http://schemas.microsoft.com/office/drawing/2014/chartex" xmlns:cx1="http://schemas.microsoft.com/office/drawing/2015/9/8/chartex" xmlns:cx2="http://schemas.microsoft.com/office/drawing/2015/10/21/chartex" xmlns:cx3="http://schemas.microsoft.com/office/drawing/2016/5/9/chartex" xmlns:cx4="http://schemas.microsoft.com/office/drawing/2016/5/10/chartex" xmlns:cx5="http://schemas.microsoft.com/office/drawing/2016/5/11/chartex" xmlns:cx6="http://schemas.microsoft.com/office/drawing/2016/5/12/chartex" xmlns:cx7="http://schemas.microsoft.com/office/drawing/2016/5/13/chartex" xmlns:cx8="http://schemas.microsoft.com/office/drawing/2016/5/14/chartex" xmlns:mc="http://schemas.openxmlformats.org/markup-compatibility/2006" xmlns:aink="http://schemas.microsoft.com/office/drawing/2016/ink" xmlns:am3d="http://schemas.microsoft.com/office/drawing/2017/model3d" xmlns:o="urn:schemas-microsoft-com:office:office" xmlns:oel="http://schemas.microsoft.com/office/2019/extlst" xmlns:r="http://schemas.openxmlformats.org/officeDocument/2006/relationships" xmlns:m="http://schemas.openxmlformats.org/officeDocument/2006/math" xmlns:v="urn:schemas-microsoft-com:vml" xmlns:wp14="http://schemas.microsoft.com/office/word/2010/wordprocessingDrawing" xmlns:wp="http://schemas.openxmlformats.org/drawingml/2006/wordprocessingDrawing" xmlns:w10="urn:schemas-microsoft-com:office:word" xmlns:w="http://schemas.openxmlformats.org/wordprocessingml/2006/main" xmlns:w14="http://schemas.microsoft.com/office/word/2010/wordml" xmlns:w15="http://schemas.microsoft.com/office/word/2012/wordml" xmlns:w16cex="http://schemas.microsoft.com/office/word/2018/wordml/cex" xmlns:w16cid="http://schemas.microsoft.com/office/word/2016/wordml/cid" xmlns:w16="http://schemas.microsoft.com/office/word/2018/wordml" xmlns:w16du="http://schemas.microsoft.com/office/word/2023/wordml/word16du" xmlns:w16sdtdh="http://schemas.microsoft.com/office/word/2020/wordml/sdtdatahash" xmlns:w16sdtfl="http://schemas.microsoft.com/office/word/2024/wordml/sdtformatlock" xmlns:w16se="http://schemas.microsoft.com/office/word/2015/wordml/symex" xmlns:wpg="http://schemas.microsoft.com/office/word/2010/wordprocessingGroup" xmlns:wpi="http://schemas.microsoft.com/office/word/2010/wordprocessingInk" xmlns:wne="http://schemas.microsoft.com/office/word/2006/wordml" xmlns:wps="http://schemas.microsoft.com/office/word/2010/wordprocessingShape" mc:Ignorable="w14 w15 w16se w16cid w16 w16cex w16sdtdh w16sdtfl w16du wp14">
   <w:abstractNum w:abstractNumId="0" w15:restartNumberingAfterBreak="0">
-    <w:nsid w:val="05041018"/>
+    <w:nsid w:val="0CFC5920"/>
     <w:multiLevelType w:val="multilevel"/>
-    <w:tmpl w:val="49107492"/>
+    <w:tmpl w:val="D9AE7E02"/>
     <w:lvl w:ilvl="0">
       <w:start w:val="1"/>
       <w:numFmt w:val="decimal"/>
@@ -1800,13 +8252,13 @@
     </w:lvl>
   </w:abstractNum>
   <w:abstractNum w:abstractNumId="1" w15:restartNumberingAfterBreak="0">
-    <w:nsid w:val="0E5B7DD6"/>
+    <w:nsid w:val="19E23442"/>
     <w:multiLevelType w:val="multilevel"/>
-    <w:tmpl w:val="7E145584"/>
+    <w:tmpl w:val="0AC6BC3C"/>
     <w:lvl w:ilvl="0">
       <w:start w:val="1"/>
-      <w:numFmt w:val="bullet"/>
-      <w:lvlText w:val="•"/>
+      <w:numFmt w:val="decimal"/>
+      <w:lvlText w:val="%1."/>
       <w:lvlJc w:val="left"/>
       <w:pPr>
         <w:ind w:left="720" w:hanging="360"/>
@@ -1831,9 +8283,9 @@
       <w:start w:val="1"/>
       <w:numFmt w:val="lowerRoman"/>
       <w:lvlText w:val="%3."/>
-      <w:lvlJc w:val="left"/>
-      <w:pPr>
-        <w:ind w:left="2160" w:hanging="290"/>
+      <w:lvlJc w:val="right"/>
+      <w:pPr>
+        <w:ind w:left="2160" w:hanging="360"/>
       </w:pPr>
       <w:rPr>
         <w:u w:val="none"/>
@@ -1867,9 +8319,9 @@
       <w:start w:val="1"/>
       <w:numFmt w:val="lowerRoman"/>
       <w:lvlText w:val="%6."/>
-      <w:lvlJc w:val="left"/>
-      <w:pPr>
-        <w:ind w:left="4320" w:hanging="290"/>
+      <w:lvlJc w:val="right"/>
+      <w:pPr>
+        <w:ind w:left="4320" w:hanging="360"/>
       </w:pPr>
       <w:rPr>
         <w:u w:val="none"/>
@@ -1903,9 +8355,9 @@
       <w:start w:val="1"/>
       <w:numFmt w:val="lowerRoman"/>
       <w:lvlText w:val="%9."/>
-      <w:lvlJc w:val="left"/>
-      <w:pPr>
-        <w:ind w:left="6480" w:hanging="290"/>
+      <w:lvlJc w:val="right"/>
+      <w:pPr>
+        <w:ind w:left="6480" w:hanging="360"/>
       </w:pPr>
       <w:rPr>
         <w:u w:val="none"/>
@@ -1913,9 +8365,9 @@
     </w:lvl>
   </w:abstractNum>
   <w:abstractNum w:abstractNumId="2" w15:restartNumberingAfterBreak="0">
-    <w:nsid w:val="319B43F7"/>
+    <w:nsid w:val="310960A4"/>
     <w:multiLevelType w:val="multilevel"/>
-    <w:tmpl w:val="174E4C44"/>
+    <w:tmpl w:val="59E2D046"/>
     <w:lvl w:ilvl="0">
       <w:start w:val="1"/>
       <w:numFmt w:val="decimal"/>
@@ -2026,9 +8478,9 @@
     </w:lvl>
   </w:abstractNum>
   <w:abstractNum w:abstractNumId="3" w15:restartNumberingAfterBreak="0">
-    <w:nsid w:val="42422F35"/>
+    <w:nsid w:val="377544C5"/>
     <w:multiLevelType w:val="multilevel"/>
-    <w:tmpl w:val="8966B740"/>
+    <w:tmpl w:val="1A904552"/>
     <w:lvl w:ilvl="0">
       <w:start w:val="1"/>
       <w:numFmt w:val="decimal"/>
@@ -2139,13 +8591,13 @@
     </w:lvl>
   </w:abstractNum>
   <w:abstractNum w:abstractNumId="4" w15:restartNumberingAfterBreak="0">
-    <w:nsid w:val="543B1F93"/>
+    <w:nsid w:val="4D4A4A65"/>
     <w:multiLevelType w:val="multilevel"/>
-    <w:tmpl w:val="24B81DFA"/>
+    <w:tmpl w:val="66425054"/>
     <w:lvl w:ilvl="0">
       <w:start w:val="1"/>
-      <w:numFmt w:val="decimal"/>
-      <w:lvlText w:val="%1."/>
+      <w:numFmt w:val="bullet"/>
+      <w:lvlText w:val="•"/>
       <w:lvlJc w:val="left"/>
       <w:pPr>
         <w:ind w:left="720" w:hanging="360"/>
@@ -2170,9 +8622,9 @@
       <w:start w:val="1"/>
       <w:numFmt w:val="lowerRoman"/>
       <w:lvlText w:val="%3."/>
-      <w:lvlJc w:val="right"/>
-      <w:pPr>
-        <w:ind w:left="2160" w:hanging="360"/>
+      <w:lvlJc w:val="left"/>
+      <w:pPr>
+        <w:ind w:left="2160" w:hanging="290"/>
       </w:pPr>
       <w:rPr>
         <w:u w:val="none"/>
@@ -2206,9 +8658,9 @@
       <w:start w:val="1"/>
       <w:numFmt w:val="lowerRoman"/>
       <w:lvlText w:val="%6."/>
-      <w:lvlJc w:val="right"/>
-      <w:pPr>
-        <w:ind w:left="4320" w:hanging="360"/>
+      <w:lvlJc w:val="left"/>
+      <w:pPr>
+        <w:ind w:left="4320" w:hanging="290"/>
       </w:pPr>
       <w:rPr>
         <w:u w:val="none"/>
@@ -2242,9 +8694,9 @@
       <w:start w:val="1"/>
       <w:numFmt w:val="lowerRoman"/>
       <w:lvlText w:val="%9."/>
-      <w:lvlJc w:val="right"/>
-      <w:pPr>
-        <w:ind w:left="6480" w:hanging="360"/>
+      <w:lvlJc w:val="left"/>
+      <w:pPr>
+        <w:ind w:left="6480" w:hanging="290"/>
       </w:pPr>
       <w:rPr>
         <w:u w:val="none"/>
@@ -2252,9 +8704,9 @@
     </w:lvl>
   </w:abstractNum>
   <w:abstractNum w:abstractNumId="5" w15:restartNumberingAfterBreak="0">
-    <w:nsid w:val="6258112F"/>
+    <w:nsid w:val="558F1E1A"/>
     <w:multiLevelType w:val="multilevel"/>
-    <w:tmpl w:val="F78413B4"/>
+    <w:tmpl w:val="F3C092AA"/>
     <w:lvl w:ilvl="0">
       <w:start w:val="1"/>
       <w:numFmt w:val="decimal"/>
@@ -2365,9 +8817,9 @@
     </w:lvl>
   </w:abstractNum>
   <w:abstractNum w:abstractNumId="6" w15:restartNumberingAfterBreak="0">
-    <w:nsid w:val="733E5866"/>
+    <w:nsid w:val="70E14479"/>
     <w:multiLevelType w:val="multilevel"/>
-    <w:tmpl w:val="13A4B97E"/>
+    <w:tmpl w:val="382C6E14"/>
     <w:lvl w:ilvl="0">
       <w:start w:val="1"/>
       <w:numFmt w:val="decimal"/>
@@ -2478,9 +8930,9 @@
     </w:lvl>
   </w:abstractNum>
   <w:abstractNum w:abstractNumId="7" w15:restartNumberingAfterBreak="0">
-    <w:nsid w:val="76E178F8"/>
+    <w:nsid w:val="7A1370BA"/>
     <w:multiLevelType w:val="multilevel"/>
-    <w:tmpl w:val="419ECD5E"/>
+    <w:tmpl w:val="E4E26D28"/>
     <w:lvl w:ilvl="0">
       <w:start w:val="1"/>
       <w:numFmt w:val="decimal"/>
@@ -2591,9 +9043,9 @@
     </w:lvl>
   </w:abstractNum>
   <w:abstractNum w:abstractNumId="8" w15:restartNumberingAfterBreak="0">
-    <w:nsid w:val="7FE37C93"/>
+    <w:nsid w:val="7C5227BA"/>
     <w:multiLevelType w:val="multilevel"/>
-    <w:tmpl w:val="AE8CA4F4"/>
+    <w:tmpl w:val="78DAA964"/>
     <w:lvl w:ilvl="0">
       <w:start w:val="1"/>
       <w:numFmt w:val="decimal"/>
@@ -2703,32 +9155,32 @@
       </w:rPr>
     </w:lvl>
   </w:abstractNum>
-  <w:num w:numId="1" w16cid:durableId="1872106159">
+  <w:num w:numId="1" w16cid:durableId="449395805">
+    <w:abstractNumId w:val="4"/>
+  </w:num>
+  <w:num w:numId="2" w16cid:durableId="433130919">
+    <w:abstractNumId w:val="6"/>
+  </w:num>
+  <w:num w:numId="3" w16cid:durableId="1721202515">
+    <w:abstractNumId w:val="2"/>
+  </w:num>
+  <w:num w:numId="4" w16cid:durableId="1634821792">
+    <w:abstractNumId w:val="3"/>
+  </w:num>
+  <w:num w:numId="5" w16cid:durableId="1944728594">
+    <w:abstractNumId w:val="7"/>
+  </w:num>
+  <w:num w:numId="6" w16cid:durableId="292293137">
     <w:abstractNumId w:val="1"/>
   </w:num>
-  <w:num w:numId="2" w16cid:durableId="1682122658">
+  <w:num w:numId="7" w16cid:durableId="420102669">
     <w:abstractNumId w:val="8"/>
   </w:num>
-  <w:num w:numId="3" w16cid:durableId="956181077">
-    <w:abstractNumId w:val="4"/>
-  </w:num>
-  <w:num w:numId="4" w16cid:durableId="1678456691">
-    <w:abstractNumId w:val="2"/>
-  </w:num>
-  <w:num w:numId="5" w16cid:durableId="687609904">
-    <w:abstractNumId w:val="6"/>
-  </w:num>
-  <w:num w:numId="6" w16cid:durableId="333843200">
-    <w:abstractNumId w:val="0"/>
-  </w:num>
-  <w:num w:numId="7" w16cid:durableId="1743213995">
-    <w:abstractNumId w:val="7"/>
-  </w:num>
-  <w:num w:numId="8" w16cid:durableId="702167106">
+  <w:num w:numId="8" w16cid:durableId="1487548454">
     <w:abstractNumId w:val="5"/>
   </w:num>
-  <w:num w:numId="9" w16cid:durableId="308898644">
-    <w:abstractNumId w:val="3"/>
+  <w:num w:numId="9" w16cid:durableId="1025205091">
+    <w:abstractNumId w:val="0"/>
   </w:num>
 </w:numbering>
 </file>

--- a/public/service-contract-shell.docx
+++ b/public/service-contract-shell.docx
@@ -2386,6 +2386,16 @@
       <w:r>
         <w:t xml:space="preserve"> </w:t>
       </w:r>
+      <w:r>
+        <w:rPr>
+          <w:b/>
+          <w:bCs/>
+        </w:rPr>
+        <w:t>{{fee_type}}</w:t>
+      </w:r>
+      <w:r>
+        <w:t xml:space="preserve"> </w:t>
+      </w:r>
       <w:proofErr w:type="spellStart"/>
       <w:r>
         <w:t>prej</w:t>
@@ -2575,7 +2585,7 @@
           <w:b/>
           <w:bCs/>
         </w:rPr>
-        <w:t>bruto</w:t>
+        <w:t>{{fee_type}}</w:t>
       </w:r>
       <w:proofErr w:type="spellEnd"/>
       <w:r>
@@ -2829,7 +2839,7 @@
           <w:b/>
           <w:bCs/>
         </w:rPr>
-        <w:t>bruto</w:t>
+        <w:t>{{fee_type}}</w:t>
       </w:r>
       <w:proofErr w:type="spellEnd"/>
       <w:r>
@@ -2939,7 +2949,7 @@
           <w:b/>
           <w:bCs/>
         </w:rPr>
-        <w:t>bruto</w:t>
+        <w:t>{{fee_type}}</w:t>
       </w:r>
       <w:proofErr w:type="spellEnd"/>
       <w:r>
@@ -3225,7 +3235,7 @@
           <w:b/>
           <w:bCs/>
         </w:rPr>
-        <w:t>bruto</w:t>
+        <w:t>{{fee_type}}</w:t>
       </w:r>
       <w:proofErr w:type="spellEnd"/>
       <w:r>
